--- a/Transformers.docx
+++ b/Transformers.docx
@@ -4,18 +4,223 @@
   <w:body>
     <w:p>
       <w:pPr>
+        <w:pStyle w:val="Title"/>
+      </w:pPr>
+      <w:r>
+        <w:t>Transformer-based Backbone</w:t>
+      </w:r>
+    </w:p>
+    <w:p>
+      <w:pPr>
         <w:pStyle w:val="Heading1"/>
+      </w:pPr>
+      <w:r>
+        <w:t xml:space="preserve">Notes: </w:t>
+      </w:r>
+    </w:p>
+    <w:p>
+      <w:pPr>
+        <w:pStyle w:val="Heading2"/>
+      </w:pPr>
+      <w:r>
+        <w:t>Why Multi-scale Representation Learning</w:t>
+      </w:r>
+      <w:r>
+        <w:t>?</w:t>
+      </w:r>
+    </w:p>
+    <w:p>
+      <w:r>
+        <w:rPr>
+          <w:b/>
+        </w:rPr>
+        <w:t>Principle: Neural Network are neither scale-invariant nor scale-equivariant</w:t>
+      </w:r>
+      <w:r>
+        <w:t>.</w:t>
+      </w:r>
+    </w:p>
+    <w:p>
+      <w:pPr>
+        <w:tabs>
+          <w:tab w:val="left" w:pos="270"/>
+        </w:tabs>
+        <w:ind w:left="0" w:firstLine="0"/>
+        <w:rPr>
+          <w:shd w:val="clear" w:color="auto" w:fill="FFFFFF"/>
+        </w:rPr>
+      </w:pPr>
+      <w:r>
+        <w:rPr>
+          <w:b/>
+          <w:shd w:val="clear" w:color="auto" w:fill="FFFFFF"/>
+        </w:rPr>
+        <w:t>Multiscale feature learning</w:t>
+      </w:r>
+      <w:r>
+        <w:rPr>
+          <w:shd w:val="clear" w:color="auto" w:fill="FFFFFF"/>
+        </w:rPr>
+        <w:t xml:space="preserve"> can be defined as the process of inferring feature maps by analyzing kernels at a variety of scales to capture a wider range of relevant features and estimate the spatial mapping that links to the input images.</w:t>
+      </w:r>
+    </w:p>
+    <w:p>
+      <w:pPr>
+        <w:ind w:left="0" w:firstLine="0"/>
+      </w:pPr>
+      <w:r>
+        <w:t xml:space="preserve">For a given CNN feature map, the spatial scale of an input image is the size, in pixels, of the rectangle in the input image that affects the value of the respective feature-map registration. </w:t>
+      </w:r>
+      <w:r>
+        <w:rPr>
+          <w:b/>
+        </w:rPr>
+        <w:t>Multiscale receptive fields on deep-feature maps aim to capture the semantic and contextual object information</w:t>
+      </w:r>
+      <w:r>
+        <w:t>. Comprehensionally, the networks "integrates" information from both the small scale (high-res feature maps) and the large scale (low-res feature maps).</w:t>
+      </w:r>
+    </w:p>
+    <w:p>
+      <w:pPr>
         <w:ind w:left="0" w:firstLine="0"/>
         <w:jc w:val="center"/>
-        <w:rPr>
-          <w:rFonts w:cs="Times New Roman"/>
-        </w:rPr>
-      </w:pPr>
-      <w:r>
-        <w:rPr>
-          <w:rFonts w:cs="Times New Roman"/>
-        </w:rPr>
-        <w:t>Transformer-based Backbone</w:t>
+      </w:pPr>
+      <w:r>
+        <w:rPr>
+          <w:noProof/>
+        </w:rPr>
+        <w:drawing>
+          <wp:inline distT="0" distB="0" distL="0" distR="0">
+            <wp:extent cx="3207434" cy="1966148"/>
+            <wp:effectExtent l="0" t="0" r="0" b="0"/>
+            <wp:docPr id="1" name="Picture 1" descr="Sensors 22 07384 g002 550"/>
+            <wp:cNvGraphicFramePr>
+              <a:graphicFrameLocks xmlns:a="http://schemas.openxmlformats.org/drawingml/2006/main" noChangeAspect="1"/>
+            </wp:cNvGraphicFramePr>
+            <a:graphic xmlns:a="http://schemas.openxmlformats.org/drawingml/2006/main">
+              <a:graphicData uri="http://schemas.openxmlformats.org/drawingml/2006/picture">
+                <pic:pic xmlns:pic="http://schemas.openxmlformats.org/drawingml/2006/picture">
+                  <pic:nvPicPr>
+                    <pic:cNvPr id="0" name="Picture 1" descr="Sensors 22 07384 g002 550"/>
+                    <pic:cNvPicPr>
+                      <a:picLocks noChangeAspect="1" noChangeArrowheads="1"/>
+                    </pic:cNvPicPr>
+                  </pic:nvPicPr>
+                  <pic:blipFill>
+                    <a:blip r:embed="rId8">
+                      <a:extLst>
+                        <a:ext uri="{28A0092B-C50C-407E-A947-70E740481C1C}">
+                          <a14:useLocalDpi xmlns:a14="http://schemas.microsoft.com/office/drawing/2010/main" val="0"/>
+                        </a:ext>
+                      </a:extLst>
+                    </a:blip>
+                    <a:srcRect/>
+                    <a:stretch>
+                      <a:fillRect/>
+                    </a:stretch>
+                  </pic:blipFill>
+                  <pic:spPr bwMode="auto">
+                    <a:xfrm>
+                      <a:off x="0" y="0"/>
+                      <a:ext cx="3222745" cy="1975534"/>
+                    </a:xfrm>
+                    <a:prstGeom prst="rect">
+                      <a:avLst/>
+                    </a:prstGeom>
+                    <a:noFill/>
+                    <a:ln>
+                      <a:noFill/>
+                    </a:ln>
+                  </pic:spPr>
+                </pic:pic>
+              </a:graphicData>
+            </a:graphic>
+          </wp:inline>
+        </w:drawing>
+      </w:r>
+    </w:p>
+    <w:p>
+      <w:pPr>
+        <w:ind w:left="0" w:firstLine="0"/>
+      </w:pPr>
+      <w:r>
+        <w:t xml:space="preserve"> With respect to the cardiac segmentation example, the red, yellow, and green convolutional filters indicate three different sizes of filters that are used to capture the latent features. The red area tends to be sensitive primarily to the left ventricle, shown in the middle region, while the yellow area covers the endocardium and epicardium regions, and the green area covers the area to the right of the ventricle. The figure also shows that the green area has the largest activation range, which is able to differentiate between the left ventricle, endocardium, and right ventricle with respect to the </w:t>
+      </w:r>
+      <w:r>
+        <w:lastRenderedPageBreak/>
+        <w:t>background information.</w:t>
+      </w:r>
+      <w:r>
+        <w:t xml:space="preserve"> </w:t>
+      </w:r>
+      <w:r>
+        <w:rPr>
+          <w:b/>
+        </w:rPr>
+        <w:t>Multiscale representations help in better segmenting the objects by combining low-level and high-level representations</w:t>
+      </w:r>
+      <w:r>
+        <w:t>.</w:t>
+      </w:r>
+    </w:p>
+    <w:p>
+      <w:pPr>
+        <w:ind w:left="0" w:firstLine="0"/>
+        <w:jc w:val="center"/>
+      </w:pPr>
+      <w:r>
+        <w:rPr>
+          <w:noProof/>
+        </w:rPr>
+        <w:drawing>
+          <wp:inline distT="0" distB="0" distL="0" distR="0">
+            <wp:extent cx="4220307" cy="2298497"/>
+            <wp:effectExtent l="0" t="0" r="0" b="6985"/>
+            <wp:docPr id="9" name="Picture 9" descr="Sensors 22 07384 g003 550"/>
+            <wp:cNvGraphicFramePr>
+              <a:graphicFrameLocks xmlns:a="http://schemas.openxmlformats.org/drawingml/2006/main" noChangeAspect="1"/>
+            </wp:cNvGraphicFramePr>
+            <a:graphic xmlns:a="http://schemas.openxmlformats.org/drawingml/2006/main">
+              <a:graphicData uri="http://schemas.openxmlformats.org/drawingml/2006/picture">
+                <pic:pic xmlns:pic="http://schemas.openxmlformats.org/drawingml/2006/picture">
+                  <pic:nvPicPr>
+                    <pic:cNvPr id="0" name="Picture 4" descr="Sensors 22 07384 g003 550"/>
+                    <pic:cNvPicPr>
+                      <a:picLocks noChangeAspect="1" noChangeArrowheads="1"/>
+                    </pic:cNvPicPr>
+                  </pic:nvPicPr>
+                  <pic:blipFill>
+                    <a:blip r:embed="rId9">
+                      <a:extLst>
+                        <a:ext uri="{28A0092B-C50C-407E-A947-70E740481C1C}">
+                          <a14:useLocalDpi xmlns:a14="http://schemas.microsoft.com/office/drawing/2010/main" val="0"/>
+                        </a:ext>
+                      </a:extLst>
+                    </a:blip>
+                    <a:srcRect/>
+                    <a:stretch>
+                      <a:fillRect/>
+                    </a:stretch>
+                  </pic:blipFill>
+                  <pic:spPr bwMode="auto">
+                    <a:xfrm>
+                      <a:off x="0" y="0"/>
+                      <a:ext cx="4256252" cy="2318074"/>
+                    </a:xfrm>
+                    <a:prstGeom prst="rect">
+                      <a:avLst/>
+                    </a:prstGeom>
+                    <a:noFill/>
+                    <a:ln>
+                      <a:noFill/>
+                    </a:ln>
+                  </pic:spPr>
+                </pic:pic>
+              </a:graphicData>
+            </a:graphic>
+          </wp:inline>
+        </w:drawing>
       </w:r>
     </w:p>
     <w:p>
@@ -328,6 +533,12 @@
         <w:rPr>
           <w:rFonts w:cs="Times New Roman"/>
         </w:rPr>
+        <w:t>_block</w:t>
+      </w:r>
+      <w:r>
+        <w:rPr>
+          <w:rFonts w:cs="Times New Roman"/>
+        </w:rPr>
         <w:t xml:space="preserve"> composes of Conv(nxn) =&gt; Fold+Normal MHSA =&gt; Unfold =&gt;Concat =&gt;Conv(nxn)</w:t>
       </w:r>
       <w:r>
@@ -359,6 +570,7 @@
           <w:rFonts w:cs="Times New Roman"/>
           <w:noProof/>
         </w:rPr>
+        <w:lastRenderedPageBreak/>
         <w:drawing>
           <wp:inline distT="0" distB="0" distL="0" distR="0">
             <wp:extent cx="2911449" cy="1831923"/>
@@ -377,7 +589,7 @@
                     </pic:cNvPicPr>
                   </pic:nvPicPr>
                   <pic:blipFill>
-                    <a:blip r:embed="rId6" cstate="print">
+                    <a:blip r:embed="rId10" cstate="print">
                       <a:extLst>
                         <a:ext uri="{28A0092B-C50C-407E-A947-70E740481C1C}">
                           <a14:useLocalDpi xmlns:a14="http://schemas.microsoft.com/office/drawing/2010/main" val="0"/>
@@ -431,7 +643,7 @@
                     </pic:cNvPicPr>
                   </pic:nvPicPr>
                   <pic:blipFill rotWithShape="1">
-                    <a:blip r:embed="rId7" cstate="print">
+                    <a:blip r:embed="rId11" cstate="print">
                       <a:extLst>
                         <a:ext uri="{28A0092B-C50C-407E-A947-70E740481C1C}">
                           <a14:useLocalDpi xmlns:a14="http://schemas.microsoft.com/office/drawing/2010/main" val="0"/>
@@ -468,6 +680,92 @@
     </w:p>
     <w:p>
       <w:pPr>
+        <w:rPr>
+          <w:rFonts w:cs="Times New Roman"/>
+          <w:b/>
+        </w:rPr>
+      </w:pPr>
+      <w:r>
+        <w:rPr>
+          <w:rFonts w:cs="Times New Roman"/>
+          <w:b/>
+        </w:rPr>
+        <w:t>MobileViT-XS</w:t>
+      </w:r>
+      <w:r>
+        <w:rPr>
+          <w:rFonts w:cs="Times New Roman"/>
+          <w:b/>
+        </w:rPr>
+        <w:t xml:space="preserve"> 2.3 M</w:t>
+      </w:r>
+      <w:r>
+        <w:rPr>
+          <w:rFonts w:cs="Times New Roman"/>
+          <w:b/>
+        </w:rPr>
+        <w:t>,</w:t>
+      </w:r>
+      <w:r>
+        <w:rPr>
+          <w:rFonts w:cs="Times New Roman"/>
+          <w:b/>
+        </w:rPr>
+        <w:t xml:space="preserve"> 74.8</w:t>
+      </w:r>
+      <w:r>
+        <w:rPr>
+          <w:rFonts w:cs="Times New Roman"/>
+          <w:b/>
+        </w:rPr>
+        <w:t>% top-1.</w:t>
+      </w:r>
+    </w:p>
+    <w:p>
+      <w:pPr>
+        <w:rPr>
+          <w:rFonts w:cs="Times New Roman"/>
+          <w:b/>
+        </w:rPr>
+      </w:pPr>
+      <w:r>
+        <w:rPr>
+          <w:rFonts w:cs="Times New Roman"/>
+          <w:b/>
+        </w:rPr>
+        <w:t>MobileViT-S</w:t>
+      </w:r>
+      <w:r>
+        <w:rPr>
+          <w:rFonts w:cs="Times New Roman"/>
+          <w:b/>
+        </w:rPr>
+        <w:t xml:space="preserve"> 5.6 M</w:t>
+      </w:r>
+      <w:r>
+        <w:rPr>
+          <w:rFonts w:cs="Times New Roman"/>
+          <w:b/>
+        </w:rPr>
+        <w:t>,</w:t>
+      </w:r>
+      <w:r>
+        <w:rPr>
+          <w:rFonts w:cs="Times New Roman"/>
+          <w:b/>
+        </w:rPr>
+        <w:t xml:space="preserve"> 78.4</w:t>
+      </w:r>
+      <w:r>
+        <w:rPr>
+          <w:rFonts w:cs="Times New Roman"/>
+          <w:b/>
+        </w:rPr>
+        <w:t>% top-1.</w:t>
+      </w:r>
+    </w:p>
+    <w:p>
+      <w:pPr>
         <w:pStyle w:val="Heading2"/>
         <w:rPr>
           <w:rFonts w:cs="Times New Roman"/>
@@ -498,15 +796,7 @@
           <w:rFonts w:cs="Times New Roman"/>
           <w:b/>
         </w:rPr>
-        <w:t xml:space="preserve">For a parameter budget of about 5-6 million, MobileViT achieves a top-1 accuracy of </w:t>
-      </w:r>
-      <w:r>
-        <w:rPr>
-          <w:rFonts w:cs="Times New Roman"/>
-          <w:b/>
-        </w:rPr>
-        <w:lastRenderedPageBreak/>
-        <w:t>78.4% on the ImageNet-1</w:t>
+        <w:t>For a parameter budget of about 5-6 million, MobileViT achieves a top-1 accuracy of 78.4% on the ImageNet-1</w:t>
       </w:r>
       <w:r>
         <w:rPr>
@@ -683,6 +973,7 @@
         <w:rPr>
           <w:rFonts w:cs="Times New Roman"/>
         </w:rPr>
+        <w:lastRenderedPageBreak/>
         <w:t>ViT-C of Xiao et al. (2021) adds an early convolutional stem to ViT.</w:t>
       </w:r>
     </w:p>
@@ -766,7 +1057,6 @@
         </w:rPr>
       </w:pPr>
       <w:r>
-        <w:lastRenderedPageBreak/>
         <w:t>MobileVIT</w:t>
       </w:r>
     </w:p>
@@ -800,7 +1090,7 @@
                     </pic:cNvPicPr>
                   </pic:nvPicPr>
                   <pic:blipFill rotWithShape="1">
-                    <a:blip r:embed="rId8">
+                    <a:blip r:embed="rId12">
                       <a:extLst>
                         <a:ext uri="{28A0092B-C50C-407E-A947-70E740481C1C}">
                           <a14:useLocalDpi xmlns:a14="http://schemas.microsoft.com/office/drawing/2010/main" val="0"/>
@@ -985,7 +1275,14 @@
         <w:rPr>
           <w:rFonts w:cs="Times New Roman"/>
         </w:rPr>
-        <w:t>. The n×n convolutional layer encodes local spatial information while the point-wise convolution projects the tensor to a high-dimensional space (or d-dimensional, where d &gt; C) by learning linear combinations of the input channels.</w:t>
+        <w:t xml:space="preserve">. The n×n convolutional layer encodes local spatial information while the point-wise convolution projects </w:t>
+      </w:r>
+      <w:r>
+        <w:rPr>
+          <w:rFonts w:cs="Times New Roman"/>
+        </w:rPr>
+        <w:lastRenderedPageBreak/>
+        <w:t>the tensor to a high-dimensional space (or d-dimensional, where d &gt; C) by learning linear combinations of the input channels.</w:t>
       </w:r>
     </w:p>
     <w:p>
@@ -1175,7 +1472,7 @@
                     </pic:cNvPicPr>
                   </pic:nvPicPr>
                   <pic:blipFill>
-                    <a:blip r:embed="rId9">
+                    <a:blip r:embed="rId13">
                       <a:extLst>
                         <a:ext uri="{28A0092B-C50C-407E-A947-70E740481C1C}">
                           <a14:useLocalDpi xmlns:a14="http://schemas.microsoft.com/office/drawing/2010/main" val="0"/>
@@ -1236,7 +1533,6 @@
         <w:rPr>
           <w:rFonts w:cs="Times New Roman"/>
         </w:rPr>
-        <w:lastRenderedPageBreak/>
         <w:t>Unlike ViTs that lose the spatial order of pixels, MobileViT neither loses the patch order nor the spatial order of pixels within each patch. Therefore, we can fold X</w:t>
       </w:r>
       <w:r>
@@ -1434,7 +1730,7 @@
                     </pic:cNvPicPr>
                   </pic:nvPicPr>
                   <pic:blipFill rotWithShape="1">
-                    <a:blip r:embed="rId10">
+                    <a:blip r:embed="rId14">
                       <a:extLst>
                         <a:ext uri="{28A0092B-C50C-407E-A947-70E740481C1C}">
                           <a14:useLocalDpi xmlns:a14="http://schemas.microsoft.com/office/drawing/2010/main" val="0"/>
@@ -1514,7 +1810,15 @@
           <w:rFonts w:cs="Times New Roman"/>
           <w:b/>
         </w:rPr>
-        <w:t>MobileViT block can be viewed as transformers as convolutions</w:t>
+        <w:t xml:space="preserve">MobileViT block can be viewed as </w:t>
+      </w:r>
+      <w:r>
+        <w:rPr>
+          <w:rFonts w:cs="Times New Roman"/>
+          <w:b/>
+        </w:rPr>
+        <w:lastRenderedPageBreak/>
+        <w:t>transformers as convolutions</w:t>
       </w:r>
       <w:r>
         <w:rPr>
@@ -1575,14 +1879,7 @@
         <w:rPr>
           <w:rFonts w:cs="Times New Roman"/>
         </w:rPr>
-        <w:t xml:space="preserve"> We believe that the issues lie primarily in learning global representations with transformers. For a given patch, previous works convert the spatial information into latent by learning a linear combination of pixels. The global information is then </w:t>
-      </w:r>
-      <w:r>
-        <w:rPr>
-          <w:rFonts w:cs="Times New Roman"/>
-        </w:rPr>
-        <w:lastRenderedPageBreak/>
-        <w:t xml:space="preserve">encoded by learning inter-patch information using transformers. As a result, these models lose image-specific inductive bias, which is inherent in CNNs. Therefore, they require more capacity to learn visual representations. Hence, they are deep and wide. </w:t>
+        <w:t xml:space="preserve"> We believe that the issues lie primarily in learning global representations with transformers. For a given patch, previous works convert the spatial information into latent by learning a linear combination of pixels. The global information is then encoded by learning inter-patch information using transformers. As a result, these models lose image-specific inductive bias, which is inherent in CNNs. Therefore, they require more capacity to learn visual representations. Hence, they are deep and wide. </w:t>
       </w:r>
       <w:r>
         <w:rPr>
@@ -1700,9 +1997,6 @@
     <w:p>
       <w:pPr>
         <w:jc w:val="center"/>
-        <w:rPr>
-          <w:rFonts w:cs="Times New Roman"/>
-        </w:rPr>
       </w:pPr>
       <w:r>
         <w:rPr>
@@ -1727,7 +2021,7 @@
                     </pic:cNvPicPr>
                   </pic:nvPicPr>
                   <pic:blipFill>
-                    <a:blip r:embed="rId11">
+                    <a:blip r:embed="rId15">
                       <a:extLst>
                         <a:ext uri="{28A0092B-C50C-407E-A947-70E740481C1C}">
                           <a14:useLocalDpi xmlns:a14="http://schemas.microsoft.com/office/drawing/2010/main" val="0"/>
@@ -1761,58 +2055,24 @@
     </w:p>
     <w:p>
       <w:pPr>
-        <w:rPr>
-          <w:rFonts w:eastAsiaTheme="majorEastAsia" w:cstheme="majorBidi"/>
-          <w:b/>
-          <w:sz w:val="40"/>
-          <w:szCs w:val="32"/>
-        </w:rPr>
-      </w:pPr>
-      <w:r>
-        <w:br w:type="page"/>
-      </w:r>
-    </w:p>
-    <w:p>
-      <w:pPr>
-        <w:pStyle w:val="Heading1"/>
+        <w:pStyle w:val="Heading2"/>
       </w:pPr>
       <w:r>
         <w:lastRenderedPageBreak/>
-        <w:t xml:space="preserve">Unified </w:t>
-      </w:r>
-      <w:r>
-        <w:t>T</w:t>
-      </w:r>
-      <w:r>
-        <w:t>ransFormer</w:t>
-      </w:r>
-    </w:p>
-    <w:p>
-      <w:pPr>
-        <w:ind w:left="0" w:firstLine="0"/>
-        <w:rPr>
-          <w:rFonts w:cs="Times New Roman"/>
-        </w:rPr>
-      </w:pPr>
-      <w:r>
-        <w:rPr>
-          <w:rFonts w:cs="Times New Roman"/>
-        </w:rPr>
-        <w:t>UniFormer: Unifying Convolution and Self-attention for Visual Recognition</w:t>
-      </w:r>
-    </w:p>
-    <w:p>
-      <w:pPr>
-        <w:pStyle w:val="Heading2"/>
-        <w:rPr>
-          <w:rFonts w:cs="Times New Roman"/>
-        </w:rPr>
-      </w:pPr>
-      <w:r>
-        <w:rPr>
-          <w:rFonts w:cs="Times New Roman"/>
-        </w:rPr>
-        <w:t>(Comments)</w:t>
+        <w:t>MobileVit improvement</w:t>
+      </w:r>
+    </w:p>
+    <w:p>
+      <w:pPr>
+        <w:rPr>
+          <w:b/>
+        </w:rPr>
+      </w:pPr>
+      <w:r>
+        <w:rPr>
+          <w:b/>
+        </w:rPr>
+        <w:t>MobileViTv3-1.0 (384), 64, 4220MFlops, 5.1M, 79.74 (+0.06%) top-1 ImageNet.</w:t>
       </w:r>
     </w:p>
     <w:p>
@@ -1820,50 +2080,14 @@
         <w:pStyle w:val="ListParagraph"/>
         <w:numPr>
           <w:ilvl w:val="0"/>
-          <w:numId w:val="7"/>
+          <w:numId w:val="24"/>
         </w:numPr>
       </w:pPr>
       <w:r>
-        <w:rPr>
-          <w:b/>
-        </w:rPr>
-        <w:t>Key ideas</w:t>
-      </w:r>
-      <w:r>
-        <w:t xml:space="preserve">: </w:t>
-      </w:r>
-      <w:r>
-        <w:t xml:space="preserve">employ </w:t>
-      </w:r>
-      <w:r>
-        <w:t xml:space="preserve">the </w:t>
-      </w:r>
-      <w:r>
-        <w:t>l</w:t>
-      </w:r>
-      <w:r>
-        <w:t xml:space="preserve">ight-weight Unified UniFormer unifies convolution and self-attention </w:t>
-      </w:r>
-      <w:r>
-        <w:t>in a concise transformer format</w:t>
-      </w:r>
-      <w:r>
-        <w:t>.</w:t>
-      </w:r>
-      <w:r>
-        <w:t xml:space="preserve"> </w:t>
-      </w:r>
-      <w:r>
-        <w:t xml:space="preserve">To extract input, UniFormer employs convolution stem to extract local features. In the first 2 stages, UniFormer </w:t>
-      </w:r>
-      <w:r>
-        <w:t>captures</w:t>
-      </w:r>
-      <w:r>
-        <w:t xml:space="preserve"> </w:t>
-      </w:r>
-      <w:r>
-        <w:t>local-range dependencies by Local MHRA - type of "local" MHSA. In the following 2 stages, UniFormer learns global features by capture long-range dependencies like ViT. In order to lower computational cost, it introduces H_MHRA that use the externally learnable score token to query and ranking the attention score of tokens. These score can be used to reduce attention map between tokens and can be recovered before going to FFN part.</w:t>
+        <w:t>Replacing 3x3 convolutional layer with 1x1 conv</w:t>
+      </w:r>
+      <w:r>
+        <w:t>olutional layer in fusion block.</w:t>
       </w:r>
     </w:p>
     <w:p>
@@ -1871,123 +2095,14 @@
         <w:pStyle w:val="ListParagraph"/>
         <w:numPr>
           <w:ilvl w:val="0"/>
-          <w:numId w:val="7"/>
+          <w:numId w:val="24"/>
         </w:numPr>
-        <w:rPr>
-          <w:b/>
-        </w:rPr>
-      </w:pPr>
-      <w:r>
-        <w:t>Architecture:</w:t>
-      </w:r>
-      <w:r>
-        <w:t xml:space="preserve"> </w:t>
-      </w:r>
-      <w:r>
-        <w:t xml:space="preserve">Type of </w:t>
-      </w:r>
-      <w:r>
-        <w:t>H</w:t>
-      </w:r>
-      <w:r>
-        <w:t>ierarchical</w:t>
-      </w:r>
-      <w:r>
-        <w:t xml:space="preserve"> Transformer with new defined Local MHRA and light-weight hourglass global MHRA.</w:t>
-      </w:r>
-    </w:p>
-    <w:p>
-      <w:pPr>
-        <w:ind w:left="0" w:firstLine="0"/>
-        <w:rPr>
-          <w:b/>
-        </w:rPr>
-      </w:pPr>
-      <w:r>
-        <w:t>UniFormer: (</w:t>
-      </w:r>
-      <w:r>
-        <w:rPr>
-          <w:b/>
-        </w:rPr>
-        <w:t>ConvStem + Local_MHRA)</w:t>
-      </w:r>
-      <w:r>
-        <w:rPr>
-          <w:rFonts w:cs="Times New Roman"/>
-          <w:b/>
-        </w:rPr>
-        <w:t>×2=&gt; (ConvStem + Global_MHRA)×2 =&gt; Pool + FC.</w:t>
-      </w:r>
-    </w:p>
-    <w:p>
-      <w:pPr>
-        <w:ind w:left="0" w:firstLine="0"/>
-        <w:rPr>
-          <w:b/>
-        </w:rPr>
-      </w:pPr>
-      <w:r>
-        <w:t xml:space="preserve">H-UniFormer: </w:t>
-      </w:r>
-      <w:r>
-        <w:rPr>
-          <w:b/>
-        </w:rPr>
-        <w:t>ConvStem</w:t>
-      </w:r>
-      <w:r>
-        <w:rPr>
-          <w:b/>
-        </w:rPr>
-        <w:t xml:space="preserve">  =&gt;</w:t>
-      </w:r>
-      <w:r>
-        <w:rPr>
-          <w:b/>
-        </w:rPr>
-        <w:t xml:space="preserve"> </w:t>
-      </w:r>
-      <w:r>
-        <w:rPr>
-          <w:b/>
-        </w:rPr>
-        <w:t>Local_MHRA</w:t>
-      </w:r>
-      <w:r>
-        <w:rPr>
-          <w:rFonts w:cs="Times New Roman"/>
-          <w:b/>
-        </w:rPr>
-        <w:t>×2</w:t>
-      </w:r>
-      <w:r>
-        <w:rPr>
-          <w:rFonts w:cs="Times New Roman"/>
-          <w:b/>
-        </w:rPr>
-        <w:t xml:space="preserve"> </w:t>
-      </w:r>
-      <w:r>
-        <w:rPr>
-          <w:rFonts w:cs="Times New Roman"/>
-          <w:b/>
-        </w:rPr>
-        <w:t xml:space="preserve">=&gt; </w:t>
-      </w:r>
-      <w:r>
-        <w:rPr>
-          <w:rFonts w:cs="Times New Roman"/>
-          <w:b/>
-        </w:rPr>
-        <w:t>H_</w:t>
-      </w:r>
-      <w:r>
-        <w:rPr>
-          <w:rFonts w:cs="Times New Roman"/>
-          <w:b/>
-        </w:rPr>
-        <w:t>Global_MHRA×2 =&gt; Pool + FC.</w:t>
+      </w:pPr>
+      <w:r>
+        <w:t>Local and Global features fusion</w:t>
+      </w:r>
+      <w:r>
+        <w:t>.</w:t>
       </w:r>
     </w:p>
     <w:p>
@@ -1995,47 +2110,14 @@
         <w:pStyle w:val="ListParagraph"/>
         <w:numPr>
           <w:ilvl w:val="0"/>
-          <w:numId w:val="7"/>
+          <w:numId w:val="24"/>
         </w:numPr>
       </w:pPr>
       <w:r>
-        <w:rPr>
-          <w:b/>
-        </w:rPr>
-        <w:t>Local_MHRA</w:t>
-      </w:r>
-      <w:r>
-        <w:rPr>
-          <w:rFonts w:cs="Times New Roman"/>
-          <w:b/>
-        </w:rPr>
-        <w:t>:</w:t>
-      </w:r>
-      <w:r>
-        <w:rPr>
-          <w:rFonts w:cs="Times New Roman"/>
-          <w:b/>
-        </w:rPr>
-        <w:t xml:space="preserve">  </w:t>
-      </w:r>
-      <w:r>
-        <w:rPr>
-          <w:rFonts w:cs="Times New Roman"/>
-        </w:rPr>
-        <w:t>A kind of</w:t>
-      </w:r>
-      <w:r>
-        <w:rPr>
-          <w:rFonts w:cs="Times New Roman"/>
-          <w:b/>
-        </w:rPr>
-        <w:t xml:space="preserve"> </w:t>
-      </w:r>
-      <w:r>
-        <w:rPr>
-          <w:rFonts w:cs="Times New Roman"/>
-        </w:rPr>
-        <w:t>MHSA with a local receptive field.</w:t>
+        <w:t>Fusing input features</w:t>
+      </w:r>
+      <w:r>
+        <w:t>.</w:t>
       </w:r>
     </w:p>
     <w:p>
@@ -2043,127 +2125,36 @@
         <w:pStyle w:val="ListParagraph"/>
         <w:numPr>
           <w:ilvl w:val="0"/>
-          <w:numId w:val="7"/>
+          <w:numId w:val="24"/>
         </w:numPr>
       </w:pPr>
       <w:r>
-        <w:rPr>
-          <w:rFonts w:cs="Times New Roman"/>
-          <w:b/>
-        </w:rPr>
-        <w:t>Global</w:t>
-      </w:r>
-      <w:r>
-        <w:rPr>
-          <w:rFonts w:cs="Times New Roman"/>
-          <w:b/>
-        </w:rPr>
-        <w:t>_</w:t>
-      </w:r>
-      <w:r>
-        <w:rPr>
-          <w:rFonts w:cs="Times New Roman"/>
-          <w:b/>
-        </w:rPr>
-        <w:t xml:space="preserve"> </w:t>
-      </w:r>
-      <w:r>
-        <w:rPr>
-          <w:rFonts w:cs="Times New Roman"/>
-          <w:b/>
-        </w:rPr>
-        <w:t>MHRA</w:t>
-      </w:r>
-      <w:r>
-        <w:rPr>
-          <w:rFonts w:cs="Times New Roman"/>
-          <w:b/>
-        </w:rPr>
-        <w:t xml:space="preserve"> </w:t>
-      </w:r>
-      <w:r>
-        <w:rPr>
-          <w:rFonts w:cs="Times New Roman"/>
-        </w:rPr>
-        <w:t>= Multi-head Self-Attn</w:t>
-      </w:r>
-      <w:r>
-        <w:rPr>
-          <w:rFonts w:cs="Times New Roman"/>
-        </w:rPr>
+        <w:t>Depthwise convolutional layer in local representation block</w:t>
+      </w:r>
+      <w:r>
         <w:t>.</w:t>
       </w:r>
     </w:p>
     <w:p>
       <w:pPr>
-        <w:pStyle w:val="ListParagraph"/>
-        <w:numPr>
-          <w:ilvl w:val="0"/>
-          <w:numId w:val="7"/>
-        </w:numPr>
-      </w:pPr>
-      <w:r>
-        <w:rPr>
-          <w:rFonts w:cs="Times New Roman"/>
-          <w:b/>
-        </w:rPr>
-        <w:t>H_</w:t>
-      </w:r>
-      <w:r>
-        <w:rPr>
-          <w:rFonts w:cs="Times New Roman"/>
-          <w:b/>
-        </w:rPr>
-        <w:t>Global_MHRA</w:t>
-      </w:r>
-      <w:r>
-        <w:rPr>
-          <w:rFonts w:cs="Times New Roman"/>
-          <w:b/>
-        </w:rPr>
-        <w:t xml:space="preserve"> </w:t>
-      </w:r>
-      <w:r>
-        <w:rPr>
-          <w:rFonts w:cs="Times New Roman"/>
-        </w:rPr>
-        <w:t xml:space="preserve">= Multi-head with learnable external embedded token which are used to reduce attention map. </w:t>
-      </w:r>
-    </w:p>
-    <w:p>
-      <w:pPr>
-        <w:ind w:left="0" w:firstLine="0"/>
-      </w:pPr>
-      <w:r>
-        <w:t>H-UniFormers</w:t>
-      </w:r>
-      <w:r>
-        <w:t xml:space="preserve"> achieves </w:t>
-      </w:r>
-      <w:r>
-        <w:rPr>
-          <w:b/>
-        </w:rPr>
-        <w:t>2-4×</w:t>
-      </w:r>
-      <w:r>
-        <w:t xml:space="preserve"> higher throughput than the recent lightweight models.</w:t>
-      </w:r>
-    </w:p>
-    <w:p>
-      <w:pPr>
+        <w:tabs>
+          <w:tab w:val="left" w:pos="0"/>
+        </w:tabs>
+        <w:ind w:left="0" w:firstLine="0"/>
         <w:jc w:val="center"/>
+        <w:rPr>
+          <w:rFonts w:cs="Times New Roman"/>
+        </w:rPr>
       </w:pPr>
       <w:r>
         <w:rPr>
           <w:noProof/>
         </w:rPr>
-        <w:lastRenderedPageBreak/>
         <w:drawing>
           <wp:inline distT="0" distB="0" distL="0" distR="0">
-            <wp:extent cx="3089910" cy="1819614"/>
-            <wp:effectExtent l="0" t="0" r="0" b="9525"/>
-            <wp:docPr id="19" name="Picture 19"/>
+            <wp:extent cx="4027251" cy="2704375"/>
+            <wp:effectExtent l="0" t="0" r="0" b="1270"/>
+            <wp:docPr id="37" name="Picture 37"/>
             <wp:cNvGraphicFramePr>
               <a:graphicFrameLocks xmlns:a="http://schemas.openxmlformats.org/drawingml/2006/main" noChangeAspect="1"/>
             </wp:cNvGraphicFramePr>
@@ -2171,13 +2162,13 @@
               <a:graphicData uri="http://schemas.openxmlformats.org/drawingml/2006/picture">
                 <pic:pic xmlns:pic="http://schemas.openxmlformats.org/drawingml/2006/picture">
                   <pic:nvPicPr>
-                    <pic:cNvPr id="0" name="Picture 19"/>
+                    <pic:cNvPr id="0" name="Picture 16"/>
                     <pic:cNvPicPr>
                       <a:picLocks noChangeAspect="1" noChangeArrowheads="1"/>
                     </pic:cNvPicPr>
                   </pic:nvPicPr>
                   <pic:blipFill>
-                    <a:blip r:embed="rId12" cstate="print">
+                    <a:blip r:embed="rId16" cstate="print">
                       <a:extLst>
                         <a:ext uri="{28A0092B-C50C-407E-A947-70E740481C1C}">
                           <a14:useLocalDpi xmlns:a14="http://schemas.microsoft.com/office/drawing/2010/main" val="0"/>
@@ -2192,7 +2183,7 @@
                   <pic:spPr bwMode="auto">
                     <a:xfrm>
                       <a:off x="0" y="0"/>
-                      <a:ext cx="3165062" cy="1863870"/>
+                      <a:ext cx="4077185" cy="2737907"/>
                     </a:xfrm>
                     <a:prstGeom prst="rect">
                       <a:avLst/>
@@ -2208,6 +2199,434 @@
           </wp:inline>
         </w:drawing>
       </w:r>
+      <w:r>
+        <w:br w:type="page"/>
+      </w:r>
+    </w:p>
+    <w:p>
+      <w:pPr>
+        <w:pStyle w:val="Heading1"/>
+      </w:pPr>
+      <w:r>
+        <w:lastRenderedPageBreak/>
+        <w:t xml:space="preserve">Unified </w:t>
+      </w:r>
+      <w:r>
+        <w:t>T</w:t>
+      </w:r>
+      <w:r>
+        <w:t>ransFormer</w:t>
+      </w:r>
+    </w:p>
+    <w:p>
+      <w:pPr>
+        <w:ind w:left="0" w:firstLine="0"/>
+        <w:rPr>
+          <w:rFonts w:cs="Times New Roman"/>
+        </w:rPr>
+      </w:pPr>
+      <w:r>
+        <w:rPr>
+          <w:rFonts w:cs="Times New Roman"/>
+        </w:rPr>
+        <w:t>UniFormer: Unifying Convolution and Self-attention for Visual Recognition</w:t>
+      </w:r>
+    </w:p>
+    <w:p>
+      <w:pPr>
+        <w:pStyle w:val="Heading2"/>
+        <w:rPr>
+          <w:rFonts w:cs="Times New Roman"/>
+        </w:rPr>
+      </w:pPr>
+      <w:r>
+        <w:rPr>
+          <w:rFonts w:cs="Times New Roman"/>
+        </w:rPr>
+        <w:t>(Comments)</w:t>
+      </w:r>
+    </w:p>
+    <w:p>
+      <w:pPr>
+        <w:pStyle w:val="ListParagraph"/>
+        <w:numPr>
+          <w:ilvl w:val="0"/>
+          <w:numId w:val="7"/>
+        </w:numPr>
+      </w:pPr>
+      <w:r>
+        <w:rPr>
+          <w:b/>
+        </w:rPr>
+        <w:t>Key ideas</w:t>
+      </w:r>
+      <w:r>
+        <w:t xml:space="preserve">: </w:t>
+      </w:r>
+      <w:r>
+        <w:t xml:space="preserve">employ </w:t>
+      </w:r>
+      <w:r>
+        <w:t xml:space="preserve">the </w:t>
+      </w:r>
+      <w:r>
+        <w:t>l</w:t>
+      </w:r>
+      <w:r>
+        <w:t xml:space="preserve">ight-weight Unified UniFormer unifies convolution and self-attention </w:t>
+      </w:r>
+      <w:r>
+        <w:t>in a concise transformer format</w:t>
+      </w:r>
+      <w:r>
+        <w:t>.</w:t>
+      </w:r>
+      <w:r>
+        <w:t xml:space="preserve"> </w:t>
+      </w:r>
+      <w:r>
+        <w:t xml:space="preserve">To extract input, UniFormer employs convolution stem to extract local features. In the first 2 stages, UniFormer </w:t>
+      </w:r>
+      <w:r>
+        <w:t>captures</w:t>
+      </w:r>
+      <w:r>
+        <w:t xml:space="preserve"> </w:t>
+      </w:r>
+      <w:r>
+        <w:t>local-range dependencies by Local MHRA - type of "local" MHSA. In the following 2 stages, UniFormer learns global features by capture long-range dependencies like ViT. In order to lower computational cost, it introduces H_MHRA that use the externally learnable score token to query and ranking the attention score of tokens. These score can be used to reduce attention map between tokens and can be recovered before going to FFN part.</w:t>
+      </w:r>
+    </w:p>
+    <w:p>
+      <w:pPr>
+        <w:pStyle w:val="ListParagraph"/>
+        <w:numPr>
+          <w:ilvl w:val="0"/>
+          <w:numId w:val="7"/>
+        </w:numPr>
+        <w:rPr>
+          <w:b/>
+        </w:rPr>
+      </w:pPr>
+      <w:r>
+        <w:t>Architecture:</w:t>
+      </w:r>
+      <w:r>
+        <w:t xml:space="preserve"> </w:t>
+      </w:r>
+      <w:r>
+        <w:t xml:space="preserve">Type of </w:t>
+      </w:r>
+      <w:r>
+        <w:t>H</w:t>
+      </w:r>
+      <w:r>
+        <w:t>ierarchical</w:t>
+      </w:r>
+      <w:r>
+        <w:t xml:space="preserve"> Transformer with new defined Local MHRA and light-weight hourglass global MHRA.</w:t>
+      </w:r>
+    </w:p>
+    <w:p>
+      <w:pPr>
+        <w:ind w:left="0" w:firstLine="0"/>
+        <w:rPr>
+          <w:b/>
+        </w:rPr>
+      </w:pPr>
+      <w:r>
+        <w:t>UniFormer: (</w:t>
+      </w:r>
+      <w:r>
+        <w:rPr>
+          <w:b/>
+        </w:rPr>
+        <w:t>ConvStem</w:t>
+      </w:r>
+      <w:r>
+        <w:rPr>
+          <w:b/>
+        </w:rPr>
+        <w:t>+Local_MHRA)</w:t>
+      </w:r>
+      <w:r>
+        <w:rPr>
+          <w:rFonts w:cs="Times New Roman"/>
+          <w:b/>
+        </w:rPr>
+        <w:t>×2</w:t>
+      </w:r>
+      <w:r>
+        <w:rPr>
+          <w:rFonts w:cs="Times New Roman"/>
+          <w:b/>
+        </w:rPr>
+        <w:t xml:space="preserve"> </w:t>
+      </w:r>
+      <w:r>
+        <w:rPr>
+          <w:rFonts w:cs="Times New Roman"/>
+          <w:b/>
+        </w:rPr>
+        <w:t>=&gt; (ConvStem+</w:t>
+      </w:r>
+      <w:r>
+        <w:rPr>
+          <w:rFonts w:cs="Times New Roman"/>
+          <w:b/>
+        </w:rPr>
+        <w:t>Global_MHRA)×2 =&gt; Pool + FC.</w:t>
+      </w:r>
+    </w:p>
+    <w:p>
+      <w:pPr>
+        <w:ind w:left="0" w:firstLine="0"/>
+        <w:rPr>
+          <w:b/>
+        </w:rPr>
+      </w:pPr>
+      <w:r>
+        <w:t xml:space="preserve">H-UniFormer: </w:t>
+      </w:r>
+      <w:r>
+        <w:rPr>
+          <w:b/>
+        </w:rPr>
+        <w:t>ConvStem</w:t>
+      </w:r>
+      <w:r>
+        <w:rPr>
+          <w:b/>
+        </w:rPr>
+        <w:t xml:space="preserve">  =&gt;</w:t>
+      </w:r>
+      <w:r>
+        <w:rPr>
+          <w:b/>
+        </w:rPr>
+        <w:t xml:space="preserve"> </w:t>
+      </w:r>
+      <w:r>
+        <w:rPr>
+          <w:b/>
+        </w:rPr>
+        <w:t>Local_MHRA</w:t>
+      </w:r>
+      <w:r>
+        <w:rPr>
+          <w:rFonts w:cs="Times New Roman"/>
+          <w:b/>
+        </w:rPr>
+        <w:t>×2</w:t>
+      </w:r>
+      <w:r>
+        <w:rPr>
+          <w:rFonts w:cs="Times New Roman"/>
+          <w:b/>
+        </w:rPr>
+        <w:t xml:space="preserve"> </w:t>
+      </w:r>
+      <w:r>
+        <w:rPr>
+          <w:rFonts w:cs="Times New Roman"/>
+          <w:b/>
+        </w:rPr>
+        <w:t xml:space="preserve">=&gt; </w:t>
+      </w:r>
+      <w:r>
+        <w:rPr>
+          <w:rFonts w:cs="Times New Roman"/>
+          <w:b/>
+        </w:rPr>
+        <w:t>H_</w:t>
+      </w:r>
+      <w:r>
+        <w:rPr>
+          <w:rFonts w:cs="Times New Roman"/>
+          <w:b/>
+        </w:rPr>
+        <w:t>Global_MHRA×2 =&gt; Pool + FC.</w:t>
+      </w:r>
+    </w:p>
+    <w:p>
+      <w:pPr>
+        <w:pStyle w:val="ListParagraph"/>
+        <w:numPr>
+          <w:ilvl w:val="0"/>
+          <w:numId w:val="7"/>
+        </w:numPr>
+      </w:pPr>
+      <w:r>
+        <w:rPr>
+          <w:b/>
+        </w:rPr>
+        <w:t>Local_MHRA</w:t>
+      </w:r>
+      <w:r>
+        <w:rPr>
+          <w:rFonts w:cs="Times New Roman"/>
+          <w:b/>
+        </w:rPr>
+        <w:t>:</w:t>
+      </w:r>
+      <w:r>
+        <w:rPr>
+          <w:rFonts w:cs="Times New Roman"/>
+          <w:b/>
+        </w:rPr>
+        <w:t xml:space="preserve">  </w:t>
+      </w:r>
+      <w:r>
+        <w:rPr>
+          <w:rFonts w:cs="Times New Roman"/>
+        </w:rPr>
+        <w:t>A kind of</w:t>
+      </w:r>
+      <w:r>
+        <w:rPr>
+          <w:rFonts w:cs="Times New Roman"/>
+          <w:b/>
+        </w:rPr>
+        <w:t xml:space="preserve"> </w:t>
+      </w:r>
+      <w:r>
+        <w:rPr>
+          <w:rFonts w:cs="Times New Roman"/>
+        </w:rPr>
+        <w:t>MHSA with a local receptive field.</w:t>
+      </w:r>
+    </w:p>
+    <w:p>
+      <w:pPr>
+        <w:pStyle w:val="ListParagraph"/>
+        <w:numPr>
+          <w:ilvl w:val="0"/>
+          <w:numId w:val="7"/>
+        </w:numPr>
+      </w:pPr>
+      <w:r>
+        <w:rPr>
+          <w:rFonts w:cs="Times New Roman"/>
+          <w:b/>
+        </w:rPr>
+        <w:t>Global</w:t>
+      </w:r>
+      <w:r>
+        <w:rPr>
+          <w:rFonts w:cs="Times New Roman"/>
+          <w:b/>
+        </w:rPr>
+        <w:t>_</w:t>
+      </w:r>
+      <w:r>
+        <w:rPr>
+          <w:rFonts w:cs="Times New Roman"/>
+          <w:b/>
+        </w:rPr>
+        <w:t xml:space="preserve"> </w:t>
+      </w:r>
+      <w:r>
+        <w:rPr>
+          <w:rFonts w:cs="Times New Roman"/>
+          <w:b/>
+        </w:rPr>
+        <w:t>MHRA</w:t>
+      </w:r>
+      <w:r>
+        <w:rPr>
+          <w:rFonts w:cs="Times New Roman"/>
+          <w:b/>
+        </w:rPr>
+        <w:t xml:space="preserve"> </w:t>
+      </w:r>
+      <w:r>
+        <w:rPr>
+          <w:rFonts w:cs="Times New Roman"/>
+        </w:rPr>
+        <w:t>= Multi-head Self-Attn</w:t>
+      </w:r>
+      <w:r>
+        <w:rPr>
+          <w:rFonts w:cs="Times New Roman"/>
+        </w:rPr>
+        <w:t>.</w:t>
+      </w:r>
+    </w:p>
+    <w:p>
+      <w:pPr>
+        <w:pStyle w:val="ListParagraph"/>
+        <w:numPr>
+          <w:ilvl w:val="0"/>
+          <w:numId w:val="7"/>
+        </w:numPr>
+      </w:pPr>
+      <w:r>
+        <w:rPr>
+          <w:rFonts w:cs="Times New Roman"/>
+          <w:b/>
+        </w:rPr>
+        <w:t>H_</w:t>
+      </w:r>
+      <w:r>
+        <w:rPr>
+          <w:rFonts w:cs="Times New Roman"/>
+          <w:b/>
+        </w:rPr>
+        <w:t>Global_MHRA</w:t>
+      </w:r>
+      <w:r>
+        <w:rPr>
+          <w:rFonts w:cs="Times New Roman"/>
+          <w:b/>
+        </w:rPr>
+        <w:t xml:space="preserve"> </w:t>
+      </w:r>
+      <w:r>
+        <w:rPr>
+          <w:rFonts w:cs="Times New Roman"/>
+        </w:rPr>
+        <w:t xml:space="preserve">= Multi-head with learnable external embedded token which are used to reduce attention map. </w:t>
+      </w:r>
+    </w:p>
+    <w:p>
+      <w:pPr>
+        <w:ind w:left="0" w:firstLine="0"/>
+      </w:pPr>
+      <w:r>
+        <w:t>UniFormer achieves 86.3 top-1 accuracy on ImageNet-1K classification task</w:t>
+      </w:r>
+      <w:r>
+        <w:t xml:space="preserve">. </w:t>
+      </w:r>
+      <w:r>
+        <w:t>H-UniFormers</w:t>
+      </w:r>
+      <w:r>
+        <w:t xml:space="preserve"> achieves </w:t>
+      </w:r>
+      <w:r>
+        <w:rPr>
+          <w:b/>
+        </w:rPr>
+        <w:t>2-4×</w:t>
+      </w:r>
+      <w:r>
+        <w:t xml:space="preserve"> higher throughput than the recent lightweight models.</w:t>
+      </w:r>
+    </w:p>
+    <w:p>
+      <w:pPr>
+        <w:ind w:left="0" w:firstLine="0"/>
+        <w:rPr>
+          <w:b/>
+        </w:rPr>
+      </w:pPr>
+      <w:r>
+        <w:rPr>
+          <w:b/>
+        </w:rPr>
+        <w:t>UniFormer-S (with overlapped patch embedding) 24M, 13.7GFlops, 84% top-1.</w:t>
+      </w:r>
     </w:p>
     <w:p>
       <w:pPr>
@@ -2280,6 +2699,7 @@
         <w:rPr>
           <w:rFonts w:cs="Times New Roman"/>
         </w:rPr>
+        <w:lastRenderedPageBreak/>
         <w:t>Alternatively, ViTs can effectively capture long-range dependency via self-attention</w:t>
       </w:r>
       <w:r>
@@ -2368,11 +2788,7 @@
         <w:t>ViTs indeed capture detailed visual features in the shallow layer, while spatial and temporal attention are redundant</w:t>
       </w:r>
       <w:r>
-        <w:t xml:space="preserve">. One can easily see that, given an anchor token, spatial attention largely concentrates on the tokens in the local region (mostly 3×3), and learns little from the rest tokens in this image. Similarly, temporal attention mainly aggregates the tokens in the adjacent frames, while losing sight of the rest tokens in the distant frames. However, such local focus is obtained by global comparison among all the tokens in space and time. Clearly, this redundant attention </w:t>
-      </w:r>
-      <w:r>
-        <w:lastRenderedPageBreak/>
-        <w:t>manner brings large and unnecessary computation burden, thus deteriorating the computation-accuracy balance in ViTs.</w:t>
+        <w:t>. One can easily see that, given an anchor token, spatial attention largely concentrates on the tokens in the local region (mostly 3×3), and learns little from the rest tokens in this image. Similarly, temporal attention mainly aggregates the tokens in the adjacent frames, while losing sight of the rest tokens in the distant frames. However, such local focus is obtained by global comparison among all the tokens in space and time. Clearly, this redundant attention manner brings large and unnecessary computation burden, thus deteriorating the computation-accuracy balance in ViTs.</w:t>
       </w:r>
     </w:p>
     <w:p>
@@ -2412,13 +2828,23 @@
         <w:rPr>
           <w:b/>
         </w:rPr>
+        <w:lastRenderedPageBreak/>
         <w:t>(1)</w:t>
       </w:r>
       <w:r>
         <w:t xml:space="preserve"> </w:t>
       </w:r>
       <w:r>
-        <w:t xml:space="preserve">In the shallow layers, our relation aggregator captures local token affinity with a small learnable parameter matrix, which inherits the convolution style that can largely reduce computation redundancy by context aggregation in the local region. </w:t>
+        <w:t xml:space="preserve">In the shallow layers, </w:t>
+      </w:r>
+      <w:r>
+        <w:rPr>
+          <w:b/>
+        </w:rPr>
+        <w:t>our relation aggregator captures local token affinity with a small learnable parameter matrix</w:t>
+      </w:r>
+      <w:r>
+        <w:t xml:space="preserve">, which inherits the convolution style that can largely reduce computation redundancy by context aggregation in the local region. </w:t>
       </w:r>
     </w:p>
     <w:p>
@@ -2438,7 +2864,16 @@
         <w:t xml:space="preserve"> </w:t>
       </w:r>
       <w:r>
-        <w:t>In the deep layers, our relation aggregator learns global token affinity with token similarity comparison, which inherits the self</w:t>
+        <w:t xml:space="preserve">In the deep layers, </w:t>
+      </w:r>
+      <w:r>
+        <w:rPr>
+          <w:b/>
+        </w:rPr>
+        <w:t>our relation aggregator learns global token affinity with token similarity comparison</w:t>
+      </w:r>
+      <w:r>
+        <w:t>, which inherits the self</w:t>
       </w:r>
       <w:r>
         <w:t>-</w:t>
@@ -2464,7 +2899,16 @@
         <w:t xml:space="preserve"> </w:t>
       </w:r>
       <w:r>
-        <w:t>Finally, we provide a generic and powerful backbone for visual recognition and successfully address various downstream vision tasks with simple and elaborate adaptations. Additionally, we further introduce the lightweight design for UniFormer, which can achieve a preferable accuracy-throughout balance, by a concise hourglass style of token shrinking and recovering.</w:t>
+        <w:t xml:space="preserve">Finally, we provide a generic and powerful backbone for visual recognition and successfully address various downstream vision tasks with simple and elaborate adaptations. Additionally, </w:t>
+      </w:r>
+      <w:r>
+        <w:rPr>
+          <w:b/>
+        </w:rPr>
+        <w:t>we further introduce the lightweight design for UniFormer, which can achieve a preferable accuracy-throughout balance</w:t>
+      </w:r>
+      <w:r>
+        <w:t>, by a concise hourglass style of token shrinking and recovering.</w:t>
       </w:r>
     </w:p>
     <w:p>
@@ -2506,47 +2950,47 @@
         <w:ind w:left="0" w:firstLine="0"/>
       </w:pPr>
       <w:r>
+        <w:t>However, all these approaches ignore inherent relations between convolution and self-attention, leading to inferior local and/or global token relation learning. Several recent works have demonstrated that self-attention operates</w:t>
+      </w:r>
+      <w:r>
+        <w:t xml:space="preserve"> similarly to convolution. </w:t>
+      </w:r>
+      <w:r>
+        <w:t xml:space="preserve">But they suggest replacing convolution instead of combining them together. </w:t>
+      </w:r>
+    </w:p>
+    <w:p>
+      <w:pPr>
+        <w:ind w:left="0" w:firstLine="0"/>
+      </w:pPr>
+      <w:r>
+        <w:rPr>
+          <w:b/>
+        </w:rPr>
+        <w:t>Differently, our UniFormer unifies conv</w:t>
+      </w:r>
+      <w:r>
+        <w:rPr>
+          <w:b/>
+        </w:rPr>
+        <w:t xml:space="preserve">olution and self-attention in </w:t>
+      </w:r>
+      <w:r>
+        <w:rPr>
+          <w:b/>
+        </w:rPr>
+        <w:t>the transformer style, which can effectively learn local and global token relation</w:t>
+      </w:r>
+      <w:r>
+        <w:t>, and achieve better accuracy-computation trade-offs on all the vision tasks from image to the video domain.</w:t>
+      </w:r>
+    </w:p>
+    <w:p>
+      <w:pPr>
+        <w:pStyle w:val="Heading2"/>
+      </w:pPr>
+      <w:r>
         <w:lastRenderedPageBreak/>
-        <w:t>However, all these approaches ignore inherent relations between convolution and self-attention, leading to inferior local and/or global token relation learning. Several recent works have demonstrated that self-attention operates</w:t>
-      </w:r>
-      <w:r>
-        <w:t xml:space="preserve"> similarly to convolution. </w:t>
-      </w:r>
-      <w:r>
-        <w:t xml:space="preserve">But they suggest replacing convolution instead of combining them together. </w:t>
-      </w:r>
-    </w:p>
-    <w:p>
-      <w:pPr>
-        <w:ind w:left="0" w:firstLine="0"/>
-      </w:pPr>
-      <w:r>
-        <w:rPr>
-          <w:b/>
-        </w:rPr>
-        <w:t>Differently, our UniFormer unifies conv</w:t>
-      </w:r>
-      <w:r>
-        <w:rPr>
-          <w:b/>
-        </w:rPr>
-        <w:t xml:space="preserve">olution and self-attention in </w:t>
-      </w:r>
-      <w:r>
-        <w:rPr>
-          <w:b/>
-        </w:rPr>
-        <w:t>the transformer style, which can effectively learn local and global token relation</w:t>
-      </w:r>
-      <w:r>
-        <w:t>, and achieve better accuracy-computation trade-offs on all the vision tasks from image to the video domain.</w:t>
-      </w:r>
-    </w:p>
-    <w:p>
-      <w:pPr>
-        <w:pStyle w:val="Heading2"/>
-      </w:pPr>
-      <w:r>
         <w:t>UniFormer</w:t>
       </w:r>
     </w:p>
@@ -2580,7 +3024,7 @@
                     </pic:cNvPicPr>
                   </pic:nvPicPr>
                   <pic:blipFill>
-                    <a:blip r:embed="rId13">
+                    <a:blip r:embed="rId17">
                       <a:extLst>
                         <a:ext uri="{28A0092B-C50C-407E-A947-70E740481C1C}">
                           <a14:useLocalDpi xmlns:a14="http://schemas.microsoft.com/office/drawing/2010/main" val="0"/>
@@ -2618,68 +3062,6 @@
           <w:tab w:val="left" w:pos="90"/>
         </w:tabs>
         <w:ind w:left="0" w:firstLine="0"/>
-        <w:jc w:val="center"/>
-      </w:pPr>
-      <w:r>
-        <w:rPr>
-          <w:noProof/>
-        </w:rPr>
-        <w:drawing>
-          <wp:inline distT="0" distB="0" distL="0" distR="0">
-            <wp:extent cx="3425588" cy="1108924"/>
-            <wp:effectExtent l="0" t="0" r="3810" b="0"/>
-            <wp:docPr id="16" name="Picture 16"/>
-            <wp:cNvGraphicFramePr>
-              <a:graphicFrameLocks xmlns:a="http://schemas.openxmlformats.org/drawingml/2006/main" noChangeAspect="1"/>
-            </wp:cNvGraphicFramePr>
-            <a:graphic xmlns:a="http://schemas.openxmlformats.org/drawingml/2006/main">
-              <a:graphicData uri="http://schemas.openxmlformats.org/drawingml/2006/picture">
-                <pic:pic xmlns:pic="http://schemas.openxmlformats.org/drawingml/2006/picture">
-                  <pic:nvPicPr>
-                    <pic:cNvPr id="0" name="Picture 16"/>
-                    <pic:cNvPicPr>
-                      <a:picLocks noChangeAspect="1" noChangeArrowheads="1"/>
-                    </pic:cNvPicPr>
-                  </pic:nvPicPr>
-                  <pic:blipFill>
-                    <a:blip r:embed="rId14" cstate="print">
-                      <a:extLst>
-                        <a:ext uri="{28A0092B-C50C-407E-A947-70E740481C1C}">
-                          <a14:useLocalDpi xmlns:a14="http://schemas.microsoft.com/office/drawing/2010/main" val="0"/>
-                        </a:ext>
-                      </a:extLst>
-                    </a:blip>
-                    <a:srcRect/>
-                    <a:stretch>
-                      <a:fillRect/>
-                    </a:stretch>
-                  </pic:blipFill>
-                  <pic:spPr bwMode="auto">
-                    <a:xfrm>
-                      <a:off x="0" y="0"/>
-                      <a:ext cx="3507592" cy="1135470"/>
-                    </a:xfrm>
-                    <a:prstGeom prst="rect">
-                      <a:avLst/>
-                    </a:prstGeom>
-                    <a:noFill/>
-                    <a:ln>
-                      <a:noFill/>
-                    </a:ln>
-                  </pic:spPr>
-                </pic:pic>
-              </a:graphicData>
-            </a:graphic>
-          </wp:inline>
-        </w:drawing>
-      </w:r>
-    </w:p>
-    <w:p>
-      <w:pPr>
-        <w:tabs>
-          <w:tab w:val="left" w:pos="90"/>
-        </w:tabs>
-        <w:ind w:left="0" w:firstLine="0"/>
       </w:pPr>
       <w:r>
         <w:t>Specifically, our UniFormer block consists of three key modules: Dynamic Position Embedding (DPE), Multi-Head Relation Aggregator (MHRA) and Feed-Forward Network (FFN):</w:t>
@@ -2715,7 +3097,7 @@
                     </pic:cNvPicPr>
                   </pic:nvPicPr>
                   <pic:blipFill rotWithShape="1">
-                    <a:blip r:embed="rId15" cstate="print">
+                    <a:blip r:embed="rId18" cstate="print">
                       <a:extLst>
                         <a:ext uri="{28A0092B-C50C-407E-A947-70E740481C1C}">
                           <a14:useLocalDpi xmlns:a14="http://schemas.microsoft.com/office/drawing/2010/main" val="0"/>
@@ -2761,7 +3143,6 @@
         <w:rPr>
           <w:b/>
         </w:rPr>
-        <w:lastRenderedPageBreak/>
         <w:t>(1)</w:t>
       </w:r>
       <w:r>
@@ -2926,6 +3307,7 @@
         <w:pStyle w:val="Heading3"/>
       </w:pPr>
       <w:r>
+        <w:lastRenderedPageBreak/>
         <w:t>Multi-Head Relation Aggregator</w:t>
       </w:r>
     </w:p>
@@ -2989,7 +3371,7 @@
                     </pic:cNvPicPr>
                   </pic:nvPicPr>
                   <pic:blipFill rotWithShape="1">
-                    <a:blip r:embed="rId16" cstate="print">
+                    <a:blip r:embed="rId19" cstate="print">
                       <a:extLst>
                         <a:ext uri="{28A0092B-C50C-407E-A947-70E740481C1C}">
                           <a14:useLocalDpi xmlns:a14="http://schemas.microsoft.com/office/drawing/2010/main" val="0"/>
@@ -3310,11 +3692,7 @@
         <w:ind w:left="0" w:firstLine="0"/>
       </w:pPr>
       <w:r>
-        <w:t xml:space="preserve">We suggest learning token affinity in a small neighborhood, which coincidentally shares a similar insight with the design of a convolution filter. Hence, we propose to represent local affinity as a </w:t>
-      </w:r>
-      <w:r>
-        <w:lastRenderedPageBreak/>
-        <w:t xml:space="preserve">learnable parameter matrix in the shallow layers. Concretely, given an anchor token Xi , </w:t>
+        <w:t xml:space="preserve">We suggest learning token affinity in a small neighborhood, which coincidentally shares a similar insight with the design of a convolution filter. Hence, we propose to represent local affinity as a learnable parameter matrix in the shallow layers. Concretely, given an anchor token Xi , </w:t>
       </w:r>
       <w:r>
         <w:rPr>
@@ -3373,7 +3751,7 @@
                     </pic:cNvPicPr>
                   </pic:nvPicPr>
                   <pic:blipFill>
-                    <a:blip r:embed="rId17" cstate="print">
+                    <a:blip r:embed="rId20" cstate="print">
                       <a:extLst>
                         <a:ext uri="{28A0092B-C50C-407E-A947-70E740481C1C}">
                           <a14:useLocalDpi xmlns:a14="http://schemas.microsoft.com/office/drawing/2010/main" val="0"/>
@@ -3524,6 +3902,7 @@
         <w:ind w:left="0" w:firstLine="0"/>
       </w:pPr>
       <w:r>
+        <w:lastRenderedPageBreak/>
         <w:t>Interestingly, we find that our local MHRA can be interpreted as a generic extension of MobileNet block</w:t>
       </w:r>
       <w:r>
@@ -3680,7 +4059,7 @@
                     </pic:cNvPicPr>
                   </pic:nvPicPr>
                   <pic:blipFill>
-                    <a:blip r:embed="rId18" cstate="print">
+                    <a:blip r:embed="rId21" cstate="print">
                       <a:extLst>
                         <a:ext uri="{28A0092B-C50C-407E-A947-70E740481C1C}">
                           <a14:useLocalDpi xmlns:a14="http://schemas.microsoft.com/office/drawing/2010/main" val="0"/>
@@ -3756,7 +4135,6 @@
           <w:rFonts w:cs="Times New Roman"/>
           <w:b/>
         </w:rPr>
-        <w:lastRenderedPageBreak/>
         <w:t>Comparison to Transformer Block.</w:t>
       </w:r>
       <w:r>
@@ -3908,7 +4286,14 @@
         <w:rPr>
           <w:b/>
         </w:rPr>
-        <w:t>Second, instead of absolute position embedding, we adopt dynamic position embedding (DPE) in our UniFormer</w:t>
+        <w:t xml:space="preserve">Second, instead of absolute position </w:t>
+      </w:r>
+      <w:r>
+        <w:rPr>
+          <w:b/>
+        </w:rPr>
+        <w:lastRenderedPageBreak/>
+        <w:t>embedding, we adopt dynamic position embedding (DPE) in our UniFormer</w:t>
       </w:r>
       <w:r>
         <w:t>. It is in convolution style</w:t>
@@ -3998,38 +4383,38 @@
         <w:ind w:left="0" w:firstLine="0"/>
       </w:pPr>
       <w:r>
+        <w:t>W</w:t>
+      </w:r>
+      <w:r>
+        <w:t>e utilize BN for convolution an</w:t>
+      </w:r>
+      <w:r>
+        <w:t>d LN for self-</w:t>
+      </w:r>
+      <w:r>
+        <w:t xml:space="preserve">attention. For feature downsampling, we use the 4×4 convolution with stride 4×4 before the first stage and the 2×2 convolution with stride 2×2 before other stages. Besides, an extra LN is added after each downsampling convolution. </w:t>
+      </w:r>
+    </w:p>
+    <w:p>
+      <w:pPr>
+        <w:ind w:left="0" w:firstLine="0"/>
+      </w:pPr>
+      <w:r>
+        <w:t>Finally, the global average pooling and fully connected layer are applied to output the predictions. When training</w:t>
+      </w:r>
+      <w:r>
+        <w:t xml:space="preserve"> models with Token Labeling </w:t>
+      </w:r>
+      <w:r>
+        <w:t>, we add another fully connected layer for auxiliary loss.</w:t>
+      </w:r>
+    </w:p>
+    <w:p>
+      <w:pPr>
+        <w:pStyle w:val="Heading2"/>
+      </w:pPr>
+      <w:r>
         <w:lastRenderedPageBreak/>
-        <w:t>W</w:t>
-      </w:r>
-      <w:r>
-        <w:t>e utilize BN for convolution an</w:t>
-      </w:r>
-      <w:r>
-        <w:t>d LN for self-</w:t>
-      </w:r>
-      <w:r>
-        <w:t xml:space="preserve">attention. For feature downsampling, we use the 4×4 convolution with stride 4×4 before the first stage and the 2×2 convolution with stride 2×2 before other stages. Besides, an extra LN is added after each downsampling convolution. </w:t>
-      </w:r>
-    </w:p>
-    <w:p>
-      <w:pPr>
-        <w:ind w:left="0" w:firstLine="0"/>
-      </w:pPr>
-      <w:r>
-        <w:t>Finally, the global average pooling and fully connected layer are applied to output the predictions. When training</w:t>
-      </w:r>
-      <w:r>
-        <w:t xml:space="preserve"> models with Token Labeling </w:t>
-      </w:r>
-      <w:r>
-        <w:t>, we add another fully connected layer for auxiliary loss.</w:t>
-      </w:r>
-    </w:p>
-    <w:p>
-      <w:pPr>
-        <w:pStyle w:val="Heading2"/>
-      </w:pPr>
-      <w:r>
         <w:t>Light Weight UniFormer</w:t>
       </w:r>
     </w:p>
@@ -4059,7 +4444,7 @@
                     </pic:cNvPicPr>
                   </pic:nvPicPr>
                   <pic:blipFill>
-                    <a:blip r:embed="rId19" cstate="print">
+                    <a:blip r:embed="rId22" cstate="print">
                       <a:extLst>
                         <a:ext uri="{28A0092B-C50C-407E-A947-70E740481C1C}">
                           <a14:useLocalDpi xmlns:a14="http://schemas.microsoft.com/office/drawing/2010/main" val="0"/>
@@ -4266,7 +4651,6 @@
         <w:rPr>
           <w:noProof/>
         </w:rPr>
-        <w:lastRenderedPageBreak/>
         <w:drawing>
           <wp:inline distT="0" distB="0" distL="0" distR="0">
             <wp:extent cx="2399386" cy="697224"/>
@@ -4285,7 +4669,7 @@
                     </pic:cNvPicPr>
                   </pic:nvPicPr>
                   <pic:blipFill>
-                    <a:blip r:embed="rId20">
+                    <a:blip r:embed="rId23">
                       <a:extLst>
                         <a:ext uri="{28A0092B-C50C-407E-A947-70E740481C1C}">
                           <a14:useLocalDpi xmlns:a14="http://schemas.microsoft.com/office/drawing/2010/main" val="0"/>
@@ -4389,6 +4773,7 @@
         <w:rPr>
           <w:rFonts w:ascii="Cambria Math" w:hAnsi="Cambria Math" w:cs="Cambria Math"/>
         </w:rPr>
+        <w:lastRenderedPageBreak/>
         <w:t>ℝ</w:t>
       </w:r>
       <w:r>
@@ -4516,7 +4901,10 @@
         <w:t>EfficientViT</w:t>
       </w:r>
       <w:r>
-        <w:t xml:space="preserve"> - ReLU-based Multi-Scale Attn</w:t>
+        <w:t xml:space="preserve"> - </w:t>
+      </w:r>
+      <w:r>
+        <w:t>(EfficientNet+ViT)</w:t>
       </w:r>
     </w:p>
     <w:p>
@@ -4558,48 +4946,58 @@
         </w:rPr>
       </w:pPr>
       <w:r>
+        <w:rPr>
+          <w:b/>
+        </w:rPr>
         <w:t>Recipe for</w:t>
       </w:r>
       <w:r>
+        <w:rPr>
+          <w:b/>
+        </w:rPr>
         <w:t xml:space="preserve"> improving</w:t>
       </w:r>
       <w:r>
+        <w:rPr>
+          <w:b/>
+        </w:rPr>
         <w:t xml:space="preserve"> model</w:t>
       </w:r>
       <w:r>
+        <w:rPr>
+          <w:b/>
+        </w:rPr>
         <w:t xml:space="preserve"> performance</w:t>
       </w:r>
       <w:r>
+        <w:rPr>
+          <w:b/>
+        </w:rPr>
         <w:t xml:space="preserve"> = Multi-Scale</w:t>
       </w:r>
       <w:r>
+        <w:rPr>
+          <w:b/>
+        </w:rPr>
         <w:t xml:space="preserve"> Representation</w:t>
       </w:r>
       <w:r>
+        <w:rPr>
+          <w:b/>
+        </w:rPr>
         <w:t xml:space="preserve"> Learning</w:t>
       </w:r>
       <w:r>
-        <w:t xml:space="preserve"> (</w:t>
-      </w:r>
-      <w:hyperlink r:id="rId21" w:history="1">
-        <w:r>
-          <w:rPr>
-            <w:rStyle w:val="Hyperlink"/>
-          </w:rPr>
-          <w:t>medium.com</w:t>
-        </w:r>
-      </w:hyperlink>
-      <w:r>
-        <w:t>)</w:t>
-      </w:r>
-      <w:r>
-        <w:t xml:space="preserve"> + Global Receptive Field</w:t>
-      </w:r>
-      <w:r>
-        <w:rPr>
-          <w:b/>
-        </w:rPr>
-        <w:t>.</w:t>
+        <w:rPr>
+          <w:b/>
+        </w:rPr>
+        <w:t xml:space="preserve"> </w:t>
+      </w:r>
+      <w:r>
+        <w:rPr>
+          <w:b/>
+        </w:rPr>
+        <w:t>+ Global Receptive Field.</w:t>
       </w:r>
     </w:p>
     <w:p>
@@ -4636,10 +5034,7 @@
         <w:t xml:space="preserve">. </w:t>
       </w:r>
       <w:r>
-        <w:t xml:space="preserve">Linear-complexity Attention + Multi-scale </w:t>
-      </w:r>
-      <w:r>
-        <w:t>Aggregation</w:t>
+        <w:t>Linear-complexity Attention + Multi-scale Aggregation</w:t>
       </w:r>
       <w:r>
         <w:rPr>
@@ -4647,6 +5042,138 @@
         </w:rPr>
         <w:t>.</w:t>
       </w:r>
+      <w:r>
+        <w:rPr>
+          <w:b/>
+        </w:rPr>
+        <w:t xml:space="preserve"> </w:t>
+      </w:r>
+      <w:r>
+        <w:t>Output of 3 later stages is transformed and concatenated before going to the last stage.</w:t>
+      </w:r>
+    </w:p>
+    <w:p>
+      <w:pPr>
+        <w:pStyle w:val="ListParagraph"/>
+        <w:ind w:left="360" w:firstLine="0"/>
+        <w:jc w:val="left"/>
+        <w:rPr>
+          <w:rFonts w:cs="Times New Roman"/>
+          <w:b/>
+        </w:rPr>
+      </w:pPr>
+      <w:r>
+        <w:t>Architecture</w:t>
+      </w:r>
+      <w:r>
+        <w:rPr>
+          <w:b/>
+        </w:rPr>
+        <w:t>: ConvStem =&gt; MBConv</w:t>
+      </w:r>
+      <w:r>
+        <w:rPr>
+          <w:rFonts w:cs="Times New Roman"/>
+          <w:b/>
+        </w:rPr>
+        <w:t>×</w:t>
+      </w:r>
+      <w:r>
+        <w:rPr>
+          <w:rFonts w:cs="Times New Roman"/>
+          <w:b/>
+        </w:rPr>
+        <w:t>2 =&gt; EfficientViTModule</w:t>
+      </w:r>
+      <w:r>
+        <w:rPr>
+          <w:rFonts w:cs="Times New Roman"/>
+          <w:b/>
+        </w:rPr>
+        <w:t>×</w:t>
+      </w:r>
+      <w:r>
+        <w:rPr>
+          <w:rFonts w:cs="Times New Roman"/>
+          <w:b/>
+        </w:rPr>
+        <w:t>2 =&gt; AvgPool + FCN</w:t>
+      </w:r>
+    </w:p>
+    <w:p>
+      <w:pPr>
+        <w:pStyle w:val="ListParagraph"/>
+        <w:numPr>
+          <w:ilvl w:val="0"/>
+          <w:numId w:val="13"/>
+        </w:numPr>
+        <w:jc w:val="left"/>
+        <w:rPr>
+          <w:b/>
+        </w:rPr>
+      </w:pPr>
+      <w:r>
+        <w:rPr>
+          <w:rFonts w:cs="Times New Roman"/>
+          <w:b/>
+        </w:rPr>
+        <w:t>EfficientViTModule</w:t>
+      </w:r>
+      <w:r>
+        <w:rPr>
+          <w:rFonts w:cs="Times New Roman"/>
+        </w:rPr>
+        <w:t>: multi-scale Re</w:t>
+      </w:r>
+      <w:r>
+        <w:rPr>
+          <w:rFonts w:cs="Times New Roman"/>
+        </w:rPr>
+        <w:t>lu-based MHSA module. Extracted Q, K, V are transformed to multi-scale to learn MHSA and their multi-scaled attention maps are concatenated.</w:t>
+      </w:r>
+    </w:p>
+    <w:p>
+      <w:pPr>
+        <w:pStyle w:val="ListParagraph"/>
+        <w:numPr>
+          <w:ilvl w:val="0"/>
+          <w:numId w:val="13"/>
+        </w:numPr>
+        <w:jc w:val="left"/>
+        <w:rPr>
+          <w:b/>
+        </w:rPr>
+      </w:pPr>
+      <w:r>
+        <w:rPr>
+          <w:b/>
+        </w:rPr>
+        <w:t>MBConv:</w:t>
+      </w:r>
+      <w:r>
+        <w:rPr>
+          <w:b/>
+        </w:rPr>
+        <w:t xml:space="preserve"> </w:t>
+      </w:r>
+      <w:r>
+        <w:t>Same as EfficientNet implementation.</w:t>
+      </w:r>
+    </w:p>
+    <w:p>
+      <w:pPr>
+        <w:ind w:left="0" w:firstLine="0"/>
+        <w:jc w:val="left"/>
+        <w:rPr>
+          <w:b/>
+        </w:rPr>
+      </w:pPr>
+      <w:r>
+        <w:rPr>
+          <w:b/>
+        </w:rPr>
+        <w:t>EfficientViT-B1 (r224) 79.4% top-1, 94.3% top-5, 9.1M, 0.52GMACs.</w:t>
+      </w:r>
     </w:p>
     <w:p>
       <w:pPr>
@@ -4725,7 +5252,14 @@
         <w:rPr>
           <w:b/>
         </w:rPr>
-        <w:t>we propose substituting the inefficient self-attention with lightweight ReLU-based global attention. By leveraging the associative property of matrix multiplication, ReLU-based global attention can reduce the computational complexity from quadratic to linear while preserving functionality</w:t>
+        <w:t xml:space="preserve">we propose substituting the inefficient self-attention with lightweight ReLU-based global attention. By leveraging the associative property of matrix multiplication, ReLU-based global attention can reduce the </w:t>
+      </w:r>
+      <w:r>
+        <w:rPr>
+          <w:b/>
+        </w:rPr>
+        <w:lastRenderedPageBreak/>
+        <w:t>computational complexity from quadratic to linear while preserving functionality</w:t>
       </w:r>
       <w:r>
         <w:t xml:space="preserve">. </w:t>
@@ -4771,7 +5305,6 @@
         <w:pStyle w:val="Heading2"/>
       </w:pPr>
       <w:r>
-        <w:lastRenderedPageBreak/>
         <w:t>Related Work</w:t>
       </w:r>
     </w:p>
@@ -4876,8 +5409,8 @@
         </w:rPr>
         <w:drawing>
           <wp:inline distT="0" distB="0" distL="0" distR="0">
-            <wp:extent cx="5696708" cy="1992630"/>
-            <wp:effectExtent l="0" t="0" r="0" b="7620"/>
+            <wp:extent cx="5523570" cy="1932069"/>
+            <wp:effectExtent l="0" t="0" r="1270" b="0"/>
             <wp:docPr id="23" name="Picture 23"/>
             <wp:cNvGraphicFramePr>
               <a:graphicFrameLocks xmlns:a="http://schemas.openxmlformats.org/drawingml/2006/main" noChangeAspect="1"/>
@@ -4892,7 +5425,7 @@
                     </pic:cNvPicPr>
                   </pic:nvPicPr>
                   <pic:blipFill>
-                    <a:blip r:embed="rId22" cstate="print">
+                    <a:blip r:embed="rId24" cstate="print">
                       <a:extLst>
                         <a:ext uri="{28A0092B-C50C-407E-A947-70E740481C1C}">
                           <a14:useLocalDpi xmlns:a14="http://schemas.microsoft.com/office/drawing/2010/main" val="0"/>
@@ -4907,7 +5440,7 @@
                   <pic:spPr bwMode="auto">
                     <a:xfrm>
                       <a:off x="0" y="0"/>
-                      <a:ext cx="5712859" cy="1998280"/>
+                      <a:ext cx="5632265" cy="1970089"/>
                     </a:xfrm>
                     <a:prstGeom prst="rect">
                       <a:avLst/>
@@ -4929,6 +5462,7 @@
         <w:pStyle w:val="Heading3"/>
       </w:pPr>
       <w:r>
+        <w:lastRenderedPageBreak/>
         <w:t>Lightweight Multi-Scale Attention</w:t>
       </w:r>
     </w:p>
@@ -4958,7 +5492,7 @@
                     </pic:cNvPicPr>
                   </pic:nvPicPr>
                   <pic:blipFill rotWithShape="1">
-                    <a:blip r:embed="rId23" cstate="print">
+                    <a:blip r:embed="rId25" cstate="print">
                       <a:extLst>
                         <a:ext uri="{28A0092B-C50C-407E-A947-70E740481C1C}">
                           <a14:useLocalDpi xmlns:a14="http://schemas.microsoft.com/office/drawing/2010/main" val="0"/>
@@ -5196,7 +5730,6 @@
           <w:rFonts w:cs="Times New Roman"/>
           <w:noProof/>
         </w:rPr>
-        <w:lastRenderedPageBreak/>
         <w:drawing>
           <wp:inline distT="0" distB="0" distL="0" distR="0">
             <wp:extent cx="3463118" cy="170180"/>
@@ -5215,7 +5748,7 @@
                     </pic:cNvPicPr>
                   </pic:nvPicPr>
                   <pic:blipFill rotWithShape="1">
-                    <a:blip r:embed="rId24">
+                    <a:blip r:embed="rId26">
                       <a:extLst>
                         <a:ext uri="{28A0092B-C50C-407E-A947-70E740481C1C}">
                           <a14:useLocalDpi xmlns:a14="http://schemas.microsoft.com/office/drawing/2010/main" val="0"/>
@@ -5301,7 +5834,7 @@
                     </pic:cNvPicPr>
                   </pic:nvPicPr>
                   <pic:blipFill>
-                    <a:blip r:embed="rId25" cstate="print">
+                    <a:blip r:embed="rId27" cstate="print">
                       <a:extLst>
                         <a:ext uri="{28A0092B-C50C-407E-A947-70E740481C1C}">
                           <a14:useLocalDpi xmlns:a14="http://schemas.microsoft.com/office/drawing/2010/main" val="0"/>
@@ -5379,8 +5912,8 @@
         </w:rPr>
         <w:drawing>
           <wp:inline distT="0" distB="0" distL="0" distR="0" wp14:anchorId="46ADF37C" wp14:editId="1A62A64E">
-            <wp:extent cx="2399501" cy="2562446"/>
-            <wp:effectExtent l="0" t="0" r="1270" b="0"/>
+            <wp:extent cx="2472744" cy="2640663"/>
+            <wp:effectExtent l="0" t="0" r="3810" b="7620"/>
             <wp:docPr id="21" name="Picture 21"/>
             <wp:cNvGraphicFramePr>
               <a:graphicFrameLocks xmlns:a="http://schemas.openxmlformats.org/drawingml/2006/main" noChangeAspect="1"/>
@@ -5395,7 +5928,7 @@
                     </pic:cNvPicPr>
                   </pic:nvPicPr>
                   <pic:blipFill>
-                    <a:blip r:embed="rId26" cstate="print">
+                    <a:blip r:embed="rId28" cstate="print">
                       <a:extLst>
                         <a:ext uri="{28A0092B-C50C-407E-A947-70E740481C1C}">
                           <a14:useLocalDpi xmlns:a14="http://schemas.microsoft.com/office/drawing/2010/main" val="0"/>
@@ -5410,7 +5943,7 @@
                   <pic:spPr bwMode="auto">
                     <a:xfrm>
                       <a:off x="0" y="0"/>
-                      <a:ext cx="2452103" cy="2618620"/>
+                      <a:ext cx="2530869" cy="2702735"/>
                     </a:xfrm>
                     <a:prstGeom prst="rect">
                       <a:avLst/>
@@ -5432,6 +5965,7 @@
         <w:pStyle w:val="Heading3"/>
       </w:pPr>
       <w:r>
+        <w:lastRenderedPageBreak/>
         <w:t>Generate Multi-Scale Tokens</w:t>
       </w:r>
     </w:p>
@@ -5452,8 +5986,8 @@
         </w:rPr>
         <w:drawing>
           <wp:inline distT="0" distB="0" distL="0" distR="0" wp14:anchorId="531A7A02" wp14:editId="39C77485">
-            <wp:extent cx="5178056" cy="2634755"/>
-            <wp:effectExtent l="0" t="0" r="3810" b="0"/>
+            <wp:extent cx="5080152" cy="2584939"/>
+            <wp:effectExtent l="0" t="0" r="6350" b="6350"/>
             <wp:docPr id="20" name="Picture 20"/>
             <wp:cNvGraphicFramePr>
               <a:graphicFrameLocks xmlns:a="http://schemas.openxmlformats.org/drawingml/2006/main" noChangeAspect="1"/>
@@ -5468,7 +6002,7 @@
                     </pic:cNvPicPr>
                   </pic:nvPicPr>
                   <pic:blipFill rotWithShape="1">
-                    <a:blip r:embed="rId27" cstate="print">
+                    <a:blip r:embed="rId29" cstate="print">
                       <a:extLst>
                         <a:ext uri="{28A0092B-C50C-407E-A947-70E740481C1C}">
                           <a14:useLocalDpi xmlns:a14="http://schemas.microsoft.com/office/drawing/2010/main" val="0"/>
@@ -5481,7 +6015,7 @@
                   <pic:spPr bwMode="auto">
                     <a:xfrm>
                       <a:off x="0" y="0"/>
-                      <a:ext cx="5239368" cy="2665953"/>
+                      <a:ext cx="5146291" cy="2618592"/>
                     </a:xfrm>
                     <a:prstGeom prst="rect">
                       <a:avLst/>
@@ -5519,7 +6053,6 @@
           <w:rFonts w:cs="Times New Roman"/>
           <w:noProof/>
         </w:rPr>
-        <w:lastRenderedPageBreak/>
         <w:drawing>
           <wp:inline distT="0" distB="0" distL="0" distR="0">
             <wp:extent cx="3080084" cy="1957630"/>
@@ -5538,7 +6071,7 @@
                     </pic:cNvPicPr>
                   </pic:nvPicPr>
                   <pic:blipFill>
-                    <a:blip r:embed="rId28" cstate="print">
+                    <a:blip r:embed="rId30" cstate="print">
                       <a:extLst>
                         <a:ext uri="{28A0092B-C50C-407E-A947-70E740481C1C}">
                           <a14:useLocalDpi xmlns:a14="http://schemas.microsoft.com/office/drawing/2010/main" val="0"/>
@@ -5573,18 +6106,15 @@
     <w:p>
       <w:pPr>
         <w:ind w:left="0" w:firstLine="0"/>
-      </w:pPr>
-      <w:r>
-        <w:rPr>
-          <w:b/>
-        </w:rPr>
-        <w:t xml:space="preserve">ReLU-based attention alone has limited model </w:t>
-      </w:r>
-      <w:r>
-        <w:rPr>
-          <w:b/>
-        </w:rPr>
-        <w:t>capacity.</w:t>
+        <w:rPr>
+          <w:b/>
+        </w:rPr>
+      </w:pPr>
+      <w:r>
+        <w:rPr>
+          <w:b/>
+        </w:rPr>
+        <w:t>ReLU-based attention alone has limited model capacity.</w:t>
       </w:r>
       <w:r>
         <w:t xml:space="preserve"> </w:t>
@@ -5593,19 +6123,46 @@
         <w:rPr>
           <w:b/>
         </w:rPr>
-        <w:t>To mitigate this limi</w:t>
-      </w:r>
-      <w:r>
-        <w:rPr>
-          <w:b/>
-        </w:rPr>
-        <w:t>tation, we first enhance it with the depthwise convolution to improve its local information extraction ability</w:t>
-      </w:r>
-      <w:r>
-        <w:rPr>
-          <w:b/>
-        </w:rPr>
-        <w:t>. In addition, to enhance its multi-scale learning ability, we propose to aggregate the information from nearby Q/K/V tokens to get multi-scale tokens</w:t>
+        <w:t xml:space="preserve">To mitigate this limitation, </w:t>
+      </w:r>
+    </w:p>
+    <w:p>
+      <w:pPr>
+        <w:pStyle w:val="ListParagraph"/>
+        <w:numPr>
+          <w:ilvl w:val="0"/>
+          <w:numId w:val="15"/>
+        </w:numPr>
+        <w:rPr>
+          <w:b/>
+        </w:rPr>
+      </w:pPr>
+      <w:r>
+        <w:rPr>
+          <w:b/>
+        </w:rPr>
+        <w:t>W</w:t>
+      </w:r>
+      <w:r>
+        <w:rPr>
+          <w:b/>
+        </w:rPr>
+        <w:t xml:space="preserve">e first enhance it with the depthwise convolution to improve its local information extraction ability. </w:t>
+      </w:r>
+    </w:p>
+    <w:p>
+      <w:pPr>
+        <w:pStyle w:val="ListParagraph"/>
+        <w:numPr>
+          <w:ilvl w:val="0"/>
+          <w:numId w:val="15"/>
+        </w:numPr>
+      </w:pPr>
+      <w:r>
+        <w:rPr>
+          <w:b/>
+        </w:rPr>
+        <w:t>In addition, to enhance its multi-scale learning ability, we propose to aggregate the information from nearby Q/K/V tokens to get multi-scale tokens</w:t>
       </w:r>
       <w:r>
         <w:t>. This information aggregation process is indepen</w:t>
@@ -5685,19 +6242,11 @@
         <w:t xml:space="preserve"> the </w:t>
       </w:r>
       <w:r>
-        <w:t>number of total operations</w:t>
-      </w:r>
-      <w:r>
-        <w:t xml:space="preserve">. </w:t>
-      </w:r>
-      <w:r>
-        <w:t>Specifically, all DWConvs are fused into a single DWC</w:t>
-      </w:r>
-      <w:r>
-        <w:t>onv while all 1x1 Convs are com</w:t>
-      </w:r>
-      <w:r>
-        <w:t xml:space="preserve">bined into a single 1x1 group convolution (Figure 2 right) where the number of groups is 3 × #heads and the number of channels in each group is d. </w:t>
+        <w:t xml:space="preserve">number of total operations. Specifically, all DWConvs are </w:t>
+      </w:r>
+      <w:r>
+        <w:lastRenderedPageBreak/>
+        <w:t xml:space="preserve">fused into a single DWConv while all 1x1 Convs are combined into a single 1x1 group convolution (Figure 2 right) where the number of groups is 3 × #heads and the number of channels in each group is d. </w:t>
       </w:r>
     </w:p>
     <w:p>
@@ -5742,7 +6291,6 @@
         <w:rPr>
           <w:b/>
         </w:rPr>
-        <w:lastRenderedPageBreak/>
         <w:t>Backbone</w:t>
       </w:r>
       <w:r>
@@ -5775,24 +6323,2176 @@
       <w:r>
         <w:t xml:space="preserve"> strong con</w:t>
       </w:r>
+      <w:r>
+        <w:t>text information extraction capacity, we adopt a simple head design that comprises several MBConv blocks and the output layers (i.e.</w:t>
+      </w:r>
+      <w:r>
+        <w:t>, prediction and upsample).</w:t>
+      </w:r>
+    </w:p>
+    <w:p>
+      <w:pPr>
+        <w:ind w:left="0" w:firstLine="0"/>
+      </w:pPr>
+    </w:p>
+    <w:p>
+      <w:pPr>
+        <w:ind w:left="0" w:firstLine="0"/>
+      </w:pPr>
+    </w:p>
+    <w:p>
+      <w:pPr>
+        <w:ind w:left="0" w:firstLine="0"/>
+      </w:pPr>
+      <w:r>
+        <w:br w:type="page"/>
+      </w:r>
+    </w:p>
+    <w:p>
+      <w:pPr>
+        <w:pStyle w:val="Heading1"/>
+        <w:ind w:left="0" w:firstLine="0"/>
+      </w:pPr>
+      <w:r>
+        <w:lastRenderedPageBreak/>
+        <w:t>EfficientViT</w:t>
+      </w:r>
+      <w:r>
+        <w:t xml:space="preserve"> (Efficient memory ViT)</w:t>
+      </w:r>
+    </w:p>
+    <w:p>
+      <w:pPr>
+        <w:pStyle w:val="Heading2"/>
+      </w:pPr>
+      <w:r>
+        <w:t>(Comments)</w:t>
+      </w:r>
+    </w:p>
+    <w:p>
+      <w:pPr>
+        <w:tabs>
+          <w:tab w:val="left" w:pos="0"/>
+        </w:tabs>
+        <w:ind w:left="0" w:firstLine="0"/>
+      </w:pPr>
+      <w:r>
+        <w:rPr>
+          <w:b/>
+        </w:rPr>
+        <w:t xml:space="preserve">Key ideas: </w:t>
+      </w:r>
+      <w:r>
+        <w:t>In MSHA module, it introduces C</w:t>
+      </w:r>
+      <w:r>
+        <w:t xml:space="preserve">ascaded </w:t>
+      </w:r>
+      <w:r>
+        <w:t>G</w:t>
+      </w:r>
+      <w:r>
+        <w:t xml:space="preserve">roup </w:t>
+      </w:r>
+      <w:r>
+        <w:t>A</w:t>
+      </w:r>
+      <w:r>
+        <w:t>ttention</w:t>
+      </w:r>
+      <w:r>
+        <w:t>, which encourage the diverse of feature between head by adding</w:t>
+      </w:r>
+      <w:r>
+        <w:t xml:space="preserve"> the output of each head to the subsequent head to refine the feature representations progressively</w:t>
+      </w:r>
+      <w:r>
+        <w:t xml:space="preserve">. </w:t>
+      </w:r>
+    </w:p>
+    <w:p>
+      <w:pPr>
+        <w:ind w:left="0" w:firstLine="0"/>
+        <w:jc w:val="left"/>
+      </w:pPr>
+      <w:r>
+        <w:t xml:space="preserve">Architecture: </w:t>
+      </w:r>
+      <w:r>
+        <w:rPr>
+          <w:b/>
+        </w:rPr>
+        <w:t xml:space="preserve">PatchEmbedd =&gt; </w:t>
+      </w:r>
+      <w:r>
+        <w:rPr>
+          <w:b/>
+        </w:rPr>
+        <w:t>(</w:t>
+      </w:r>
+      <w:r>
+        <w:rPr>
+          <w:b/>
+        </w:rPr>
+        <w:t>EfficientViT_block</w:t>
+      </w:r>
+      <w:r>
+        <w:rPr>
+          <w:b/>
+        </w:rPr>
+        <w:t xml:space="preserve"> +</w:t>
+      </w:r>
+      <w:r>
+        <w:rPr>
+          <w:b/>
+        </w:rPr>
+        <w:t xml:space="preserve"> </w:t>
+      </w:r>
+      <w:r>
+        <w:rPr>
+          <w:b/>
+        </w:rPr>
+        <w:t>EfficientViT_subsample)</w:t>
+      </w:r>
+      <w:r>
+        <w:rPr>
+          <w:rFonts w:cs="Times New Roman"/>
+          <w:b/>
+        </w:rPr>
+        <w:t xml:space="preserve"> × 2 =&gt; </w:t>
+      </w:r>
+      <w:r>
+        <w:rPr>
+          <w:b/>
+        </w:rPr>
+        <w:t>EfficientViT_block</w:t>
+      </w:r>
+      <w:r>
+        <w:rPr>
+          <w:rFonts w:cs="Times New Roman"/>
+          <w:b/>
+        </w:rPr>
+        <w:t xml:space="preserve"> =&gt; Pool + FCN.</w:t>
+      </w:r>
+    </w:p>
+    <w:p>
+      <w:pPr>
+        <w:pStyle w:val="ListParagraph"/>
+        <w:numPr>
+          <w:ilvl w:val="0"/>
+          <w:numId w:val="22"/>
+        </w:numPr>
+        <w:rPr>
+          <w:b/>
+        </w:rPr>
+      </w:pPr>
+      <w:r>
+        <w:rPr>
+          <w:b/>
+        </w:rPr>
+        <w:t>EfficientViT_block</w:t>
+      </w:r>
+      <w:r>
+        <w:rPr>
+          <w:b/>
+        </w:rPr>
+        <w:t xml:space="preserve">: </w:t>
+      </w:r>
+    </w:p>
+    <w:p>
+      <w:pPr>
+        <w:pStyle w:val="ListParagraph"/>
+        <w:numPr>
+          <w:ilvl w:val="1"/>
+          <w:numId w:val="22"/>
+        </w:numPr>
+        <w:rPr>
+          <w:b/>
+        </w:rPr>
+      </w:pPr>
+      <w:r>
+        <w:t>Cascaded group attention</w:t>
+      </w:r>
+      <w:r>
+        <w:t>:</w:t>
+      </w:r>
+      <w:r>
+        <w:t xml:space="preserve"> feeding attention heads with different splits of the full feature. To encourage this, it adds the output of each head to the subsequent head to refine the feature representations progressively</w:t>
+      </w:r>
+      <w:r>
+        <w:t>.</w:t>
+      </w:r>
+    </w:p>
+    <w:p>
+      <w:pPr>
+        <w:pStyle w:val="ListParagraph"/>
+        <w:numPr>
+          <w:ilvl w:val="1"/>
+          <w:numId w:val="22"/>
+        </w:numPr>
+        <w:rPr>
+          <w:b/>
+        </w:rPr>
+      </w:pPr>
+      <w:r>
+        <w:t>Downsampling Q &amp; K</w:t>
+      </w:r>
+      <w:r>
+        <w:t xml:space="preserve"> by DWConv or by FC layer</w:t>
+      </w:r>
+      <w:r>
+        <w:t>, keep V</w:t>
+      </w:r>
+      <w:r>
+        <w:t xml:space="preserve"> same</w:t>
+      </w:r>
+      <w:r>
+        <w:t xml:space="preserve"> as input dimension</w:t>
+      </w:r>
+      <w:r>
+        <w:rPr>
+          <w:b/>
+        </w:rPr>
+        <w:t>.</w:t>
+      </w:r>
+    </w:p>
+    <w:p>
+      <w:pPr>
+        <w:pStyle w:val="ListParagraph"/>
+        <w:numPr>
+          <w:ilvl w:val="0"/>
+          <w:numId w:val="22"/>
+        </w:numPr>
+        <w:rPr>
+          <w:b/>
+        </w:rPr>
+      </w:pPr>
+      <w:r>
+        <w:rPr>
+          <w:b/>
+        </w:rPr>
+        <w:t>EfficientViT_subsample</w:t>
+      </w:r>
+      <w:r>
+        <w:rPr>
+          <w:b/>
+        </w:rPr>
+        <w:t xml:space="preserve"> </w:t>
+      </w:r>
+      <w:r>
+        <w:t>= Conv2D + FFN.</w:t>
+      </w:r>
+    </w:p>
+    <w:p>
+      <w:pPr>
+        <w:rPr>
+          <w:b/>
+        </w:rPr>
+      </w:pPr>
+      <w:r>
+        <w:rPr>
+          <w:b/>
+        </w:rPr>
+        <w:t>EfficientViT-M2: 70.8% top-1, 90.2% top-5, 4.2M, 201MFlops.</w:t>
+      </w:r>
+    </w:p>
+    <w:p>
+      <w:pPr>
+        <w:pStyle w:val="Heading2"/>
+      </w:pPr>
+      <w:r>
+        <w:t>Abstract</w:t>
+      </w:r>
+    </w:p>
+    <w:p>
+      <w:pPr>
+        <w:ind w:left="0" w:firstLine="0"/>
+      </w:pPr>
+      <w:r>
+        <w:t xml:space="preserve">In this paper, we propose a family of high-speed Vision TransFormers named EfficientViT. We find that the speed of existing transformer models is commonly bounded by memory inefficient operations, especially the tensor reshaping and element-wise functions in MHSA. Therefore, </w:t>
+      </w:r>
+      <w:r>
+        <w:rPr>
+          <w:b/>
+        </w:rPr>
+        <w:t>we design a new building block with a sandwich layout, i.e., using a single memory-bound MHSA between efficient FFN layers</w:t>
+      </w:r>
+      <w:r>
+        <w:t xml:space="preserve">, which improves memory efficiency while enhancing channel communication. Moreover, </w:t>
+      </w:r>
+      <w:r>
+        <w:rPr>
+          <w:b/>
+        </w:rPr>
+        <w:t>we discover that the attention maps share high similarities across heads, leading to computational redundancy</w:t>
+      </w:r>
+      <w:r>
+        <w:t xml:space="preserve">. To address this, </w:t>
+      </w:r>
+      <w:r>
+        <w:rPr>
+          <w:b/>
+        </w:rPr>
+        <w:t>we present a cascaded group attention module feeding attention heads with different splits of the full feature</w:t>
+      </w:r>
+      <w:r>
+        <w:t>, which not only saves computation cost but also improves attention diversity.</w:t>
+      </w:r>
+    </w:p>
+    <w:p>
+      <w:pPr>
+        <w:ind w:left="0" w:firstLine="0"/>
+      </w:pPr>
+      <w:r>
+        <w:t xml:space="preserve">For instance, our EfficientViT-M5 gets 77.1% top-1 accuracy on ImageNet with throughput of 10,621 images/s on an Nvidia V100 GPU and 56.8 images/s on an Intel Xeon E5- 2690 v4 CPU </w:t>
+      </w:r>
+      <w:r>
+        <w:lastRenderedPageBreak/>
+        <w:t>@ 2.60GHz, outperforming MobileNetV3- Large by 1.9% in accuracy, 40.4% in GPU inference speed, and 45.2% in CPU speed.</w:t>
+      </w:r>
+    </w:p>
+    <w:p>
+      <w:pPr>
+        <w:ind w:left="0" w:firstLine="0"/>
+        <w:jc w:val="center"/>
+      </w:pPr>
+      <w:r>
+        <w:rPr>
+          <w:noProof/>
+        </w:rPr>
+        <w:drawing>
+          <wp:inline distT="0" distB="0" distL="0" distR="0">
+            <wp:extent cx="3179618" cy="2190063"/>
+            <wp:effectExtent l="0" t="0" r="1905" b="1270"/>
+            <wp:docPr id="25" name="Picture 25"/>
+            <wp:cNvGraphicFramePr>
+              <a:graphicFrameLocks xmlns:a="http://schemas.openxmlformats.org/drawingml/2006/main" noChangeAspect="1"/>
+            </wp:cNvGraphicFramePr>
+            <a:graphic xmlns:a="http://schemas.openxmlformats.org/drawingml/2006/main">
+              <a:graphicData uri="http://schemas.openxmlformats.org/drawingml/2006/picture">
+                <pic:pic xmlns:pic="http://schemas.openxmlformats.org/drawingml/2006/picture">
+                  <pic:nvPicPr>
+                    <pic:cNvPr id="0" name="Picture 7"/>
+                    <pic:cNvPicPr>
+                      <a:picLocks noChangeAspect="1" noChangeArrowheads="1"/>
+                    </pic:cNvPicPr>
+                  </pic:nvPicPr>
+                  <pic:blipFill>
+                    <a:blip r:embed="rId31" cstate="print">
+                      <a:extLst>
+                        <a:ext uri="{28A0092B-C50C-407E-A947-70E740481C1C}">
+                          <a14:useLocalDpi xmlns:a14="http://schemas.microsoft.com/office/drawing/2010/main" val="0"/>
+                        </a:ext>
+                      </a:extLst>
+                    </a:blip>
+                    <a:srcRect/>
+                    <a:stretch>
+                      <a:fillRect/>
+                    </a:stretch>
+                  </pic:blipFill>
+                  <pic:spPr bwMode="auto">
+                    <a:xfrm>
+                      <a:off x="0" y="0"/>
+                      <a:ext cx="3202540" cy="2205851"/>
+                    </a:xfrm>
+                    <a:prstGeom prst="rect">
+                      <a:avLst/>
+                    </a:prstGeom>
+                    <a:noFill/>
+                    <a:ln>
+                      <a:noFill/>
+                    </a:ln>
+                  </pic:spPr>
+                </pic:pic>
+              </a:graphicData>
+            </a:graphic>
+          </wp:inline>
+        </w:drawing>
+      </w:r>
+    </w:p>
+    <w:p>
+      <w:pPr>
+        <w:ind w:left="0" w:firstLine="0"/>
+        <w:jc w:val="center"/>
+      </w:pPr>
+    </w:p>
+    <w:p>
+      <w:pPr>
+        <w:pStyle w:val="Heading2"/>
+      </w:pPr>
+      <w:r>
+        <w:t>Introduction</w:t>
+      </w:r>
+    </w:p>
+    <w:p>
+      <w:pPr>
+        <w:ind w:left="0" w:firstLine="0"/>
+      </w:pPr>
+      <w:r>
+        <w:t>To address this issue, in this paper, we explore how to go faster with vision transformers, seeking to find principles for designing efficient transformer architectures. Based on the prevailing vision tran</w:t>
+      </w:r>
+      <w:r>
+        <w:t>sformers DeiT and Swin</w:t>
+      </w:r>
+      <w:r>
+        <w:rPr>
+          <w:b/>
+        </w:rPr>
+        <w:t>, we systematically analyze three main factors that affect model inference speed, including memory access, computation redundancy, and parameter usage</w:t>
+      </w:r>
+      <w:r>
+        <w:t xml:space="preserve">. In particular, we find that the speed of transformer models is commonly memory-bound. In other words, memory </w:t>
+      </w:r>
+      <w:r>
+        <w:t>accessing de</w:t>
+      </w:r>
+      <w:r>
+        <w:t>lay prohibits the full utilization of the computin</w:t>
+      </w:r>
+      <w:r>
+        <w:t>g power in GPU/CPUs</w:t>
+      </w:r>
+      <w:r>
+        <w:t>, leading to a critically negative impact on the runtime speed of transformers</w:t>
+      </w:r>
+      <w:r>
+        <w:t xml:space="preserve">. </w:t>
+      </w:r>
+    </w:p>
+    <w:p>
+      <w:pPr>
+        <w:pStyle w:val="ListParagraph"/>
+        <w:numPr>
+          <w:ilvl w:val="0"/>
+          <w:numId w:val="16"/>
+        </w:numPr>
+      </w:pPr>
+      <w:r>
+        <w:rPr>
+          <w:b/>
+        </w:rPr>
+        <w:t xml:space="preserve">The </w:t>
+      </w:r>
+      <w:r>
+        <w:rPr>
+          <w:b/>
+        </w:rPr>
+        <w:t>most memory-inefficient operations are the frequent tensor reshaping and element-wise functions in multi-head selfattention (MHSA)</w:t>
+      </w:r>
+      <w:r>
+        <w:t>. We observe that through an appropriate adjustment of the r</w:t>
+      </w:r>
+      <w:r>
+        <w:t>atio between MHSA and FFN (feed-</w:t>
+      </w:r>
+      <w:r>
+        <w:t xml:space="preserve">forward network) layers, the memory access time can be reduced significantly without compromising the performance. </w:t>
+      </w:r>
+    </w:p>
+    <w:p>
+      <w:pPr>
+        <w:pStyle w:val="ListParagraph"/>
+        <w:numPr>
+          <w:ilvl w:val="0"/>
+          <w:numId w:val="16"/>
+        </w:numPr>
+      </w:pPr>
+      <w:r>
+        <w:rPr>
+          <w:b/>
+        </w:rPr>
+        <w:t>Moreover, we find that some attention heads tend to learn similar linear projections, resulting in redundancy in attention maps.</w:t>
+      </w:r>
+      <w:r>
+        <w:t xml:space="preserve"> </w:t>
+      </w:r>
+      <w:r>
+        <w:t>The analysis shows that explicitly decomposing the computation of each head by feeding them with diverse features</w:t>
+      </w:r>
+      <w:r>
+        <w:t xml:space="preserve"> can mitigate thi</w:t>
+      </w:r>
+      <w:r>
+        <w:t>s issue while improving computa</w:t>
+      </w:r>
+      <w:r>
+        <w:t xml:space="preserve">tion efficiency. </w:t>
+      </w:r>
+    </w:p>
+    <w:p>
+      <w:pPr>
+        <w:pStyle w:val="ListParagraph"/>
+        <w:numPr>
+          <w:ilvl w:val="0"/>
+          <w:numId w:val="16"/>
+        </w:numPr>
+      </w:pPr>
+      <w:r>
+        <w:lastRenderedPageBreak/>
+        <w:t xml:space="preserve">In addition, </w:t>
+      </w:r>
+      <w:r>
+        <w:t>the parameter allocation in dif</w:t>
+      </w:r>
+      <w:r>
+        <w:t>ferent modules is often overlooked by existing lightweight models, as they mainly fo</w:t>
+      </w:r>
+      <w:r>
+        <w:t xml:space="preserve">llow the configurations in standard transformer models. </w:t>
+      </w:r>
+    </w:p>
+    <w:p>
+      <w:pPr>
+        <w:ind w:left="0" w:firstLine="0"/>
+      </w:pPr>
+      <w:r>
+        <w:t>To improve parameter ef</w:t>
+      </w:r>
+      <w:r>
+        <w:t>ficiency,</w:t>
+      </w:r>
+      <w:r>
+        <w:t xml:space="preserve"> we use structured pruning </w:t>
+      </w:r>
+      <w:r>
+        <w:t>to identify the most important network components, and summarize empirical guidance of parameter reallocation for model acceleration.</w:t>
+      </w:r>
+    </w:p>
+    <w:p>
+      <w:pPr>
+        <w:ind w:left="0" w:firstLine="0"/>
+        <w:jc w:val="center"/>
+      </w:pPr>
+      <w:r>
+        <w:rPr>
+          <w:noProof/>
+        </w:rPr>
+        <w:drawing>
+          <wp:inline distT="0" distB="0" distL="0" distR="0">
+            <wp:extent cx="3608710" cy="2079171"/>
+            <wp:effectExtent l="0" t="0" r="0" b="0"/>
+            <wp:docPr id="27" name="Picture 27"/>
+            <wp:cNvGraphicFramePr>
+              <a:graphicFrameLocks xmlns:a="http://schemas.openxmlformats.org/drawingml/2006/main" noChangeAspect="1"/>
+            </wp:cNvGraphicFramePr>
+            <a:graphic xmlns:a="http://schemas.openxmlformats.org/drawingml/2006/main">
+              <a:graphicData uri="http://schemas.openxmlformats.org/drawingml/2006/picture">
+                <pic:pic xmlns:pic="http://schemas.openxmlformats.org/drawingml/2006/picture">
+                  <pic:nvPicPr>
+                    <pic:cNvPr id="0" name="Picture 9"/>
+                    <pic:cNvPicPr>
+                      <a:picLocks noChangeAspect="1" noChangeArrowheads="1"/>
+                    </pic:cNvPicPr>
+                  </pic:nvPicPr>
+                  <pic:blipFill>
+                    <a:blip r:embed="rId32" cstate="print">
+                      <a:extLst>
+                        <a:ext uri="{28A0092B-C50C-407E-A947-70E740481C1C}">
+                          <a14:useLocalDpi xmlns:a14="http://schemas.microsoft.com/office/drawing/2010/main" val="0"/>
+                        </a:ext>
+                      </a:extLst>
+                    </a:blip>
+                    <a:srcRect/>
+                    <a:stretch>
+                      <a:fillRect/>
+                    </a:stretch>
+                  </pic:blipFill>
+                  <pic:spPr bwMode="auto">
+                    <a:xfrm>
+                      <a:off x="0" y="0"/>
+                      <a:ext cx="3638590" cy="2096386"/>
+                    </a:xfrm>
+                    <a:prstGeom prst="rect">
+                      <a:avLst/>
+                    </a:prstGeom>
+                    <a:noFill/>
+                    <a:ln>
+                      <a:noFill/>
+                    </a:ln>
+                  </pic:spPr>
+                </pic:pic>
+              </a:graphicData>
+            </a:graphic>
+          </wp:inline>
+        </w:drawing>
+      </w:r>
+    </w:p>
+    <w:p>
+      <w:pPr>
+        <w:ind w:left="0" w:firstLine="0"/>
+      </w:pPr>
+      <w:r>
+        <w:t xml:space="preserve">Based upon the analysis and findings, we propose a new family of memory efficient transformer models named EfficientViT. </w:t>
+      </w:r>
+    </w:p>
+    <w:p>
+      <w:pPr>
+        <w:pStyle w:val="ListParagraph"/>
+        <w:numPr>
+          <w:ilvl w:val="0"/>
+          <w:numId w:val="17"/>
+        </w:numPr>
+      </w:pPr>
+      <w:r>
+        <w:t>Specifically, we design a new block with a sandwich layout to build up the model</w:t>
+      </w:r>
+      <w:r>
+        <w:rPr>
+          <w:b/>
+        </w:rPr>
+        <w:t>. The sandwich layout block applies a single memory-bound MHSA layer between FFN layers</w:t>
+      </w:r>
+      <w:r>
+        <w:t xml:space="preserve">. </w:t>
+      </w:r>
+      <w:r>
+        <w:t>It reduces the time cost caused by memory bound operations in MHSA, and applies more FFN layers to allow communication between different channels,</w:t>
+      </w:r>
+      <w:r>
+        <w:t xml:space="preserve"> which is more memory efficient. </w:t>
+      </w:r>
+    </w:p>
+    <w:p>
+      <w:pPr>
+        <w:pStyle w:val="ListParagraph"/>
+        <w:numPr>
+          <w:ilvl w:val="0"/>
+          <w:numId w:val="17"/>
+        </w:numPr>
+      </w:pPr>
+      <w:r>
+        <w:rPr>
+          <w:b/>
+        </w:rPr>
+        <w:t>Then, we propose a new cascaded group attention (CGA) module to improve computation efficiency</w:t>
+      </w:r>
+      <w:r>
+        <w:t>. The core idea is to e</w:t>
+      </w:r>
+      <w:r>
+        <w:t>nhance the diversity of the fea</w:t>
+      </w:r>
+      <w:r>
+        <w:t>tures fed into the attention h</w:t>
+      </w:r>
+      <w:r>
+        <w:t>eads. In contrast to prior self-</w:t>
+      </w:r>
+      <w:r>
+        <w:t>attention using the same feature for all heads, CGA feeds each head with different in</w:t>
+      </w:r>
+      <w:r>
+        <w:t>put splits and cascades the out</w:t>
+      </w:r>
+      <w:r>
+        <w:t xml:space="preserve">put features across heads. This module not only reduces the computation redundancy in multi-head attention, but also elevates model capacity by increasing network depth. </w:t>
+      </w:r>
+    </w:p>
+    <w:p>
+      <w:pPr>
+        <w:pStyle w:val="ListParagraph"/>
+        <w:numPr>
+          <w:ilvl w:val="0"/>
+          <w:numId w:val="17"/>
+        </w:numPr>
+      </w:pPr>
+      <w:r>
+        <w:t xml:space="preserve">Last but not least, </w:t>
+      </w:r>
+      <w:r>
+        <w:rPr>
+          <w:b/>
+        </w:rPr>
+        <w:t>we redistribute parameters through expanding the channel width of critical network components such as value projections</w:t>
+      </w:r>
+      <w:r>
+        <w:t>, while s</w:t>
+      </w:r>
+      <w:r>
+        <w:t xml:space="preserve">hrinking the ones with </w:t>
+      </w:r>
+      <w:r>
+        <w:lastRenderedPageBreak/>
+        <w:t>lower im</w:t>
+      </w:r>
+      <w:r>
+        <w:t>portance like hidden dimensions in FFNs. This reallocation finally promotes model parameter efficiency.</w:t>
+      </w:r>
+    </w:p>
+    <w:p>
+      <w:pPr>
+        <w:rPr>
+          <w:rFonts w:eastAsiaTheme="majorEastAsia" w:cstheme="majorBidi"/>
+          <w:b/>
+          <w:sz w:val="36"/>
+          <w:szCs w:val="26"/>
+        </w:rPr>
+      </w:pPr>
+      <w:r>
+        <w:rPr>
+          <w:rFonts w:eastAsiaTheme="majorEastAsia" w:cstheme="majorBidi"/>
+          <w:b/>
+          <w:sz w:val="36"/>
+          <w:szCs w:val="26"/>
+        </w:rPr>
+        <w:t>G</w:t>
+      </w:r>
+      <w:r>
+        <w:rPr>
+          <w:rFonts w:eastAsiaTheme="majorEastAsia" w:cstheme="majorBidi"/>
+          <w:b/>
+          <w:sz w:val="36"/>
+          <w:szCs w:val="26"/>
+        </w:rPr>
+        <w:t>oing Faster with Vision Transformers</w:t>
+      </w:r>
+    </w:p>
+    <w:p>
+      <w:pPr>
+        <w:pStyle w:val="Heading3"/>
+      </w:pPr>
+      <w:r>
+        <w:t>Memory Efficiency</w:t>
+      </w:r>
+    </w:p>
+    <w:p>
+      <w:pPr>
+        <w:jc w:val="center"/>
+      </w:pPr>
+      <w:r>
+        <w:rPr>
+          <w:noProof/>
+        </w:rPr>
+        <w:drawing>
+          <wp:inline distT="0" distB="0" distL="0" distR="0" wp14:anchorId="6ED92867" wp14:editId="1BEFE078">
+            <wp:extent cx="3034513" cy="1948180"/>
+            <wp:effectExtent l="0" t="0" r="0" b="0"/>
+            <wp:docPr id="30" name="Picture 30"/>
+            <wp:cNvGraphicFramePr>
+              <a:graphicFrameLocks xmlns:a="http://schemas.openxmlformats.org/drawingml/2006/main" noChangeAspect="1"/>
+            </wp:cNvGraphicFramePr>
+            <a:graphic xmlns:a="http://schemas.openxmlformats.org/drawingml/2006/main">
+              <a:graphicData uri="http://schemas.openxmlformats.org/drawingml/2006/picture">
+                <pic:pic xmlns:pic="http://schemas.openxmlformats.org/drawingml/2006/picture">
+                  <pic:nvPicPr>
+                    <pic:cNvPr id="0" name="Picture 10"/>
+                    <pic:cNvPicPr>
+                      <a:picLocks noChangeAspect="1" noChangeArrowheads="1"/>
+                    </pic:cNvPicPr>
+                  </pic:nvPicPr>
+                  <pic:blipFill rotWithShape="1">
+                    <a:blip r:embed="rId33" cstate="print">
+                      <a:extLst>
+                        <a:ext uri="{28A0092B-C50C-407E-A947-70E740481C1C}">
+                          <a14:useLocalDpi xmlns:a14="http://schemas.microsoft.com/office/drawing/2010/main" val="0"/>
+                        </a:ext>
+                      </a:extLst>
+                    </a:blip>
+                    <a:srcRect r="50552"/>
+                    <a:stretch/>
+                  </pic:blipFill>
+                  <pic:spPr bwMode="auto">
+                    <a:xfrm>
+                      <a:off x="0" y="0"/>
+                      <a:ext cx="3055207" cy="1961466"/>
+                    </a:xfrm>
+                    <a:prstGeom prst="rect">
+                      <a:avLst/>
+                    </a:prstGeom>
+                    <a:noFill/>
+                    <a:ln>
+                      <a:noFill/>
+                    </a:ln>
+                    <a:extLst>
+                      <a:ext uri="{53640926-AAD7-44D8-BBD7-CCE9431645EC}">
+                        <a14:shadowObscured xmlns:a14="http://schemas.microsoft.com/office/drawing/2010/main"/>
+                      </a:ext>
+                    </a:extLst>
+                  </pic:spPr>
+                </pic:pic>
+              </a:graphicData>
+            </a:graphic>
+          </wp:inline>
+        </w:drawing>
+      </w:r>
+    </w:p>
+    <w:p>
+      <w:pPr>
+        <w:ind w:left="0" w:firstLine="0"/>
+      </w:pPr>
+      <w:r>
+        <w:t>As shown in Fig. 3, subnetworks with 20%-40% MHSA layers tend to get better accuracy. Such ratios are much smaller than the typical ViTs that adopt 50% MHSA layers. Furthermore, we measure the time consumption on memory-bound operations to compare memory access efficiency, including reshaping, element-wise addition, copying, and normalization.</w:t>
+      </w:r>
+    </w:p>
+    <w:p>
+      <w:pPr>
+        <w:ind w:left="0" w:firstLine="0"/>
+        <w:rPr>
+          <w:b/>
+        </w:rPr>
+      </w:pPr>
+      <w:r>
+        <w:rPr>
+          <w:b/>
+        </w:rPr>
+        <w:t>It is demonstrated that reducing MHSA layer utilization ratio appropriately can enhance memory efficiency while improving model performance.</w:t>
+      </w:r>
+    </w:p>
+    <w:p>
+      <w:pPr>
+        <w:pStyle w:val="Heading3"/>
+      </w:pPr>
+      <w:r>
+        <w:t>Computation Efficiency</w:t>
+      </w:r>
+    </w:p>
+    <w:p>
+      <w:pPr>
+        <w:jc w:val="center"/>
+      </w:pPr>
+      <w:r>
+        <w:rPr>
+          <w:noProof/>
+        </w:rPr>
+        <w:drawing>
+          <wp:inline distT="0" distB="0" distL="0" distR="0" wp14:anchorId="443022FB" wp14:editId="05BACDF4">
+            <wp:extent cx="2907818" cy="1885950"/>
+            <wp:effectExtent l="0" t="0" r="6985" b="0"/>
+            <wp:docPr id="31" name="Picture 31"/>
+            <wp:cNvGraphicFramePr>
+              <a:graphicFrameLocks xmlns:a="http://schemas.openxmlformats.org/drawingml/2006/main" noChangeAspect="1"/>
+            </wp:cNvGraphicFramePr>
+            <a:graphic xmlns:a="http://schemas.openxmlformats.org/drawingml/2006/main">
+              <a:graphicData uri="http://schemas.openxmlformats.org/drawingml/2006/picture">
+                <pic:pic xmlns:pic="http://schemas.openxmlformats.org/drawingml/2006/picture">
+                  <pic:nvPicPr>
+                    <pic:cNvPr id="0" name="Picture 10"/>
+                    <pic:cNvPicPr>
+                      <a:picLocks noChangeAspect="1" noChangeArrowheads="1"/>
+                    </pic:cNvPicPr>
+                  </pic:nvPicPr>
+                  <pic:blipFill rotWithShape="1">
+                    <a:blip r:embed="rId33" cstate="print">
+                      <a:extLst>
+                        <a:ext uri="{28A0092B-C50C-407E-A947-70E740481C1C}">
+                          <a14:useLocalDpi xmlns:a14="http://schemas.microsoft.com/office/drawing/2010/main" val="0"/>
+                        </a:ext>
+                      </a:extLst>
+                    </a:blip>
+                    <a:srcRect l="51062"/>
+                    <a:stretch/>
+                  </pic:blipFill>
+                  <pic:spPr bwMode="auto">
+                    <a:xfrm>
+                      <a:off x="0" y="0"/>
+                      <a:ext cx="2908675" cy="1886506"/>
+                    </a:xfrm>
+                    <a:prstGeom prst="rect">
+                      <a:avLst/>
+                    </a:prstGeom>
+                    <a:noFill/>
+                    <a:ln>
+                      <a:noFill/>
+                    </a:ln>
+                    <a:extLst>
+                      <a:ext uri="{53640926-AAD7-44D8-BBD7-CCE9431645EC}">
+                        <a14:shadowObscured xmlns:a14="http://schemas.microsoft.com/office/drawing/2010/main"/>
+                      </a:ext>
+                    </a:extLst>
+                  </pic:spPr>
+                </pic:pic>
+              </a:graphicData>
+            </a:graphic>
+          </wp:inline>
+        </w:drawing>
+      </w:r>
+    </w:p>
+    <w:p>
+      <w:pPr>
+        <w:ind w:left="0" w:firstLine="0"/>
+      </w:pPr>
+      <w:r>
+        <w:lastRenderedPageBreak/>
+        <w:t>As shown in Fig. 4, w</w:t>
+      </w:r>
+      <w:r>
+        <w:t>e ob</w:t>
+      </w:r>
+      <w:r>
+        <w:t>serve there exists high similarities between attention heads, especially in the last blocks. The phenomenon suggests that many heads learn similar p</w:t>
+      </w:r>
+      <w:r>
+        <w:t>rojections of the same full fea</w:t>
+      </w:r>
+      <w:r>
+        <w:t>ture and incur computati</w:t>
+      </w:r>
+      <w:r>
+        <w:t>on redundancy. To explicitly en</w:t>
+      </w:r>
+      <w:r>
+        <w:t>courage the heads to learn different patterns, we apply an intuitive solution by feeding each head with only a split of the full feature, which is similar to the idea o</w:t>
+      </w:r>
+      <w:r>
+        <w:t>f group convolution</w:t>
+      </w:r>
+      <w:r>
+        <w:t>. We train the variants of downscaled models with the modifie</w:t>
+      </w:r>
+      <w:r>
+        <w:t>d MHSA, and also comp</w:t>
+      </w:r>
+      <w:r>
+        <w:t>ute the attention similarities.</w:t>
+      </w:r>
+      <w:r>
+        <w:t xml:space="preserve"> </w:t>
+      </w:r>
+    </w:p>
+    <w:p>
+      <w:pPr>
+        <w:ind w:left="0" w:firstLine="0"/>
+      </w:pPr>
+      <w:r>
+        <w:rPr>
+          <w:b/>
+        </w:rPr>
+        <w:t>Using different channel-wise splits of the feature in different heads, instead of using the same full feature for all heads as MHSA, could effectively mitigate attention computation redundancy</w:t>
+      </w:r>
+      <w:r>
+        <w:t>.</w:t>
+      </w:r>
+    </w:p>
+    <w:p>
+      <w:pPr>
+        <w:pStyle w:val="Heading3"/>
+      </w:pPr>
+      <w:r>
+        <w:t>Parameter Efficiency</w:t>
+      </w:r>
+      <w:r>
+        <w:t xml:space="preserve"> (Pruning methods)</w:t>
+      </w:r>
+    </w:p>
+    <w:p>
+      <w:pPr>
+        <w:ind w:left="0" w:firstLine="0"/>
+      </w:pPr>
+      <w:r>
+        <w:t xml:space="preserve">It is observed that: </w:t>
+      </w:r>
+    </w:p>
+    <w:p>
+      <w:pPr>
+        <w:pStyle w:val="ListParagraph"/>
+        <w:numPr>
+          <w:ilvl w:val="0"/>
+          <w:numId w:val="20"/>
+        </w:numPr>
+        <w:rPr>
+          <w:b/>
+        </w:rPr>
+      </w:pPr>
+      <w:r>
+        <w:t xml:space="preserve">The first two stages preserve more dimensions, while the last stage keeps much less; </w:t>
+      </w:r>
+      <w:r>
+        <w:br/>
+        <w:t xml:space="preserve">=&gt; </w:t>
+      </w:r>
+      <w:r>
+        <w:rPr>
+          <w:b/>
+        </w:rPr>
+        <w:t>The typical channel configuration, that doubles the channel after each stage or use equivalent channels for all blocks, may produce substantial redundancy in last few blocks.</w:t>
+      </w:r>
+    </w:p>
+    <w:p>
+      <w:pPr>
+        <w:pStyle w:val="ListParagraph"/>
+        <w:numPr>
+          <w:ilvl w:val="0"/>
+          <w:numId w:val="20"/>
+        </w:numPr>
+      </w:pPr>
+      <w:r>
+        <w:t>The Q,K and FFN dimensions are largely trimmed, whereas the dimension of V is almost preserved and diminishes only at the last few blocks.</w:t>
+      </w:r>
+    </w:p>
+    <w:p>
+      <w:pPr>
+        <w:pStyle w:val="ListParagraph"/>
+        <w:ind w:firstLine="0"/>
+        <w:rPr>
+          <w:b/>
+        </w:rPr>
+      </w:pPr>
+      <w:r>
+        <w:t xml:space="preserve">=&gt; </w:t>
+      </w:r>
+      <w:r>
+        <w:rPr>
+          <w:b/>
+        </w:rPr>
+        <w:t>The redundancy in Q,K is much larger than V when they have the same dimensions. V prefers a relative large channels, being close to the input embedding dimension.</w:t>
+      </w:r>
+    </w:p>
+    <w:p>
+      <w:pPr>
+        <w:ind w:left="0" w:firstLine="0"/>
+        <w:jc w:val="center"/>
+      </w:pPr>
+      <w:r>
+        <w:rPr>
+          <w:noProof/>
+        </w:rPr>
+        <w:drawing>
+          <wp:inline distT="0" distB="0" distL="0" distR="0">
+            <wp:extent cx="3568588" cy="1954445"/>
+            <wp:effectExtent l="0" t="0" r="0" b="8255"/>
+            <wp:docPr id="32" name="Picture 32"/>
+            <wp:cNvGraphicFramePr>
+              <a:graphicFrameLocks xmlns:a="http://schemas.openxmlformats.org/drawingml/2006/main" noChangeAspect="1"/>
+            </wp:cNvGraphicFramePr>
+            <a:graphic xmlns:a="http://schemas.openxmlformats.org/drawingml/2006/main">
+              <a:graphicData uri="http://schemas.openxmlformats.org/drawingml/2006/picture">
+                <pic:pic xmlns:pic="http://schemas.openxmlformats.org/drawingml/2006/picture">
+                  <pic:nvPicPr>
+                    <pic:cNvPr id="0" name="Picture 11"/>
+                    <pic:cNvPicPr>
+                      <a:picLocks noChangeAspect="1" noChangeArrowheads="1"/>
+                    </pic:cNvPicPr>
+                  </pic:nvPicPr>
+                  <pic:blipFill>
+                    <a:blip r:embed="rId34" cstate="print">
+                      <a:extLst>
+                        <a:ext uri="{28A0092B-C50C-407E-A947-70E740481C1C}">
+                          <a14:useLocalDpi xmlns:a14="http://schemas.microsoft.com/office/drawing/2010/main" val="0"/>
+                        </a:ext>
+                      </a:extLst>
+                    </a:blip>
+                    <a:srcRect/>
+                    <a:stretch>
+                      <a:fillRect/>
+                    </a:stretch>
+                  </pic:blipFill>
+                  <pic:spPr bwMode="auto">
+                    <a:xfrm>
+                      <a:off x="0" y="0"/>
+                      <a:ext cx="3584028" cy="1962901"/>
+                    </a:xfrm>
+                    <a:prstGeom prst="rect">
+                      <a:avLst/>
+                    </a:prstGeom>
+                    <a:noFill/>
+                    <a:ln>
+                      <a:noFill/>
+                    </a:ln>
+                  </pic:spPr>
+                </pic:pic>
+              </a:graphicData>
+            </a:graphic>
+          </wp:inline>
+        </w:drawing>
+      </w:r>
+    </w:p>
+    <w:p>
+      <w:pPr>
+        <w:pStyle w:val="Heading2"/>
+      </w:pPr>
+      <w:r>
+        <w:lastRenderedPageBreak/>
+        <w:t>Efficient Vision Transformer</w:t>
+      </w:r>
+    </w:p>
+    <w:p>
+      <w:pPr>
+        <w:jc w:val="center"/>
+      </w:pPr>
+      <w:r>
+        <w:rPr>
+          <w:noProof/>
+        </w:rPr>
+        <w:drawing>
+          <wp:inline distT="0" distB="0" distL="0" distR="0">
+            <wp:extent cx="5037960" cy="3174023"/>
+            <wp:effectExtent l="0" t="0" r="0" b="7620"/>
+            <wp:docPr id="33" name="Picture 33"/>
+            <wp:cNvGraphicFramePr>
+              <a:graphicFrameLocks xmlns:a="http://schemas.openxmlformats.org/drawingml/2006/main" noChangeAspect="1"/>
+            </wp:cNvGraphicFramePr>
+            <a:graphic xmlns:a="http://schemas.openxmlformats.org/drawingml/2006/main">
+              <a:graphicData uri="http://schemas.openxmlformats.org/drawingml/2006/picture">
+                <pic:pic xmlns:pic="http://schemas.openxmlformats.org/drawingml/2006/picture">
+                  <pic:nvPicPr>
+                    <pic:cNvPr id="0" name="Picture 12"/>
+                    <pic:cNvPicPr>
+                      <a:picLocks noChangeAspect="1" noChangeArrowheads="1"/>
+                    </pic:cNvPicPr>
+                  </pic:nvPicPr>
+                  <pic:blipFill>
+                    <a:blip r:embed="rId35" cstate="print">
+                      <a:extLst>
+                        <a:ext uri="{28A0092B-C50C-407E-A947-70E740481C1C}">
+                          <a14:useLocalDpi xmlns:a14="http://schemas.microsoft.com/office/drawing/2010/main" val="0"/>
+                        </a:ext>
+                      </a:extLst>
+                    </a:blip>
+                    <a:srcRect/>
+                    <a:stretch>
+                      <a:fillRect/>
+                    </a:stretch>
+                  </pic:blipFill>
+                  <pic:spPr bwMode="auto">
+                    <a:xfrm>
+                      <a:off x="0" y="0"/>
+                      <a:ext cx="5079676" cy="3200305"/>
+                    </a:xfrm>
+                    <a:prstGeom prst="rect">
+                      <a:avLst/>
+                    </a:prstGeom>
+                    <a:noFill/>
+                    <a:ln>
+                      <a:noFill/>
+                    </a:ln>
+                  </pic:spPr>
+                </pic:pic>
+              </a:graphicData>
+            </a:graphic>
+          </wp:inline>
+        </w:drawing>
+      </w:r>
+    </w:p>
+    <w:p>
+      <w:pPr>
+        <w:pStyle w:val="Heading3"/>
+      </w:pPr>
+      <w:r>
+        <w:t>Sandwich Layout</w:t>
+      </w:r>
+    </w:p>
+    <w:p>
+      <w:pPr>
+        <w:tabs>
+          <w:tab w:val="left" w:pos="0"/>
+        </w:tabs>
+        <w:ind w:left="0" w:firstLine="0"/>
+      </w:pPr>
+      <w:r>
+        <w:t xml:space="preserve">To build up a memory-efficient block, </w:t>
+      </w:r>
+      <w:r>
+        <w:rPr>
+          <w:b/>
+        </w:rPr>
+        <w:t>we propose a sandwich layout that employs less memory bound self-attention layers and more memory-efficient FFN layers for channel communication</w:t>
+      </w:r>
+      <w:r>
+        <w:t xml:space="preserve">. Specifically, it applies a </w:t>
+      </w:r>
+      <w:r>
+        <w:t>single self-attention layer Φ</w:t>
+      </w:r>
+      <w:r>
+        <w:rPr>
+          <w:vertAlign w:val="subscript"/>
+        </w:rPr>
+        <w:t>i</w:t>
+      </w:r>
+      <w:r>
+        <w:rPr>
+          <w:vertAlign w:val="superscript"/>
+        </w:rPr>
+        <w:t>A</w:t>
+      </w:r>
+      <w:r>
+        <w:t xml:space="preserve"> for spatial mixing, which is san</w:t>
+      </w:r>
+      <w:r>
+        <w:t>dwiched between FFN layers Φ</w:t>
+      </w:r>
+      <w:r>
+        <w:rPr>
+          <w:vertAlign w:val="subscript"/>
+        </w:rPr>
+        <w:t>i</w:t>
+      </w:r>
+      <w:r>
+        <w:rPr>
+          <w:vertAlign w:val="superscript"/>
+        </w:rPr>
+        <w:t>F</w:t>
+      </w:r>
+      <w:r>
+        <w:t>. The computation can be formulated as:</w:t>
+      </w:r>
+    </w:p>
+    <w:p>
+      <w:pPr>
+        <w:tabs>
+          <w:tab w:val="left" w:pos="0"/>
+        </w:tabs>
+        <w:ind w:left="0" w:firstLine="0"/>
+        <w:jc w:val="center"/>
+      </w:pPr>
+      <w:r>
+        <w:rPr>
+          <w:noProof/>
+        </w:rPr>
+        <w:drawing>
+          <wp:inline distT="0" distB="0" distL="0" distR="0">
+            <wp:extent cx="3464312" cy="422306"/>
+            <wp:effectExtent l="0" t="0" r="3175" b="0"/>
+            <wp:docPr id="34" name="Picture 34"/>
+            <wp:cNvGraphicFramePr>
+              <a:graphicFrameLocks xmlns:a="http://schemas.openxmlformats.org/drawingml/2006/main" noChangeAspect="1"/>
+            </wp:cNvGraphicFramePr>
+            <a:graphic xmlns:a="http://schemas.openxmlformats.org/drawingml/2006/main">
+              <a:graphicData uri="http://schemas.openxmlformats.org/drawingml/2006/picture">
+                <pic:pic xmlns:pic="http://schemas.openxmlformats.org/drawingml/2006/picture">
+                  <pic:nvPicPr>
+                    <pic:cNvPr id="0" name="Picture 13"/>
+                    <pic:cNvPicPr>
+                      <a:picLocks noChangeAspect="1" noChangeArrowheads="1"/>
+                    </pic:cNvPicPr>
+                  </pic:nvPicPr>
+                  <pic:blipFill>
+                    <a:blip r:embed="rId36" cstate="print">
+                      <a:extLst>
+                        <a:ext uri="{28A0092B-C50C-407E-A947-70E740481C1C}">
+                          <a14:useLocalDpi xmlns:a14="http://schemas.microsoft.com/office/drawing/2010/main" val="0"/>
+                        </a:ext>
+                      </a:extLst>
+                    </a:blip>
+                    <a:srcRect/>
+                    <a:stretch>
+                      <a:fillRect/>
+                    </a:stretch>
+                  </pic:blipFill>
+                  <pic:spPr bwMode="auto">
+                    <a:xfrm>
+                      <a:off x="0" y="0"/>
+                      <a:ext cx="3670431" cy="447432"/>
+                    </a:xfrm>
+                    <a:prstGeom prst="rect">
+                      <a:avLst/>
+                    </a:prstGeom>
+                    <a:noFill/>
+                    <a:ln>
+                      <a:noFill/>
+                    </a:ln>
+                  </pic:spPr>
+                </pic:pic>
+              </a:graphicData>
+            </a:graphic>
+          </wp:inline>
+        </w:drawing>
+      </w:r>
+    </w:p>
+    <w:p>
+      <w:pPr>
+        <w:tabs>
+          <w:tab w:val="left" w:pos="0"/>
+        </w:tabs>
+        <w:ind w:left="0" w:firstLine="0"/>
+        <w:jc w:val="center"/>
+      </w:pPr>
+      <w:r>
+        <w:t>X</w:t>
+      </w:r>
+      <w:r>
+        <w:rPr>
+          <w:vertAlign w:val="subscript"/>
+        </w:rPr>
+        <w:t>i</w:t>
+      </w:r>
+      <w:r>
+        <w:t xml:space="preserve"> =&gt; ( Φ</w:t>
+      </w:r>
+      <w:r>
+        <w:rPr>
+          <w:vertAlign w:val="subscript"/>
+        </w:rPr>
+        <w:t>i</w:t>
+      </w:r>
+      <w:r>
+        <w:rPr>
+          <w:vertAlign w:val="superscript"/>
+        </w:rPr>
+        <w:t xml:space="preserve">F </w:t>
+      </w:r>
+      <w:r>
+        <w:t>)</w:t>
+      </w:r>
+      <w:r>
+        <w:t xml:space="preserve"> ×</w:t>
+      </w:r>
+      <w:r>
+        <w:t xml:space="preserve"> N =&gt; Φ</w:t>
+      </w:r>
+      <w:r>
+        <w:rPr>
+          <w:vertAlign w:val="subscript"/>
+        </w:rPr>
+        <w:t>i</w:t>
+      </w:r>
+      <w:r>
+        <w:rPr>
+          <w:vertAlign w:val="superscript"/>
+        </w:rPr>
+        <w:t>A</w:t>
+      </w:r>
+      <w:r>
+        <w:t xml:space="preserve"> =&gt; ( Φ</w:t>
+      </w:r>
+      <w:r>
+        <w:rPr>
+          <w:vertAlign w:val="subscript"/>
+        </w:rPr>
+        <w:t>i</w:t>
+      </w:r>
+      <w:r>
+        <w:rPr>
+          <w:vertAlign w:val="superscript"/>
+        </w:rPr>
+        <w:t xml:space="preserve">F </w:t>
+      </w:r>
+      <w:r>
+        <w:t>)</w:t>
+      </w:r>
+      <w:r>
+        <w:t xml:space="preserve"> ×</w:t>
+      </w:r>
+      <w:r>
+        <w:t xml:space="preserve"> N =&gt; X</w:t>
+      </w:r>
+      <w:r>
+        <w:rPr>
+          <w:vertAlign w:val="subscript"/>
+        </w:rPr>
+        <w:t>i+1</w:t>
+      </w:r>
+    </w:p>
+    <w:p>
+      <w:pPr>
+        <w:tabs>
+          <w:tab w:val="left" w:pos="0"/>
+        </w:tabs>
+        <w:ind w:left="0" w:firstLine="0"/>
+      </w:pPr>
+      <w:r>
+        <w:t>Where X</w:t>
+      </w:r>
+      <w:r>
+        <w:rPr>
+          <w:vertAlign w:val="subscript"/>
+        </w:rPr>
+        <w:t>i</w:t>
+      </w:r>
+      <w:r>
+        <w:t xml:space="preserve"> is the full input feature for the i-th block. The block transforms X</w:t>
+      </w:r>
+      <w:r>
+        <w:rPr>
+          <w:vertAlign w:val="subscript"/>
+        </w:rPr>
+        <w:t>i</w:t>
+      </w:r>
+      <w:r>
+        <w:t xml:space="preserve"> into X</w:t>
+      </w:r>
+      <w:r>
+        <w:rPr>
+          <w:vertAlign w:val="subscript"/>
+        </w:rPr>
+        <w:t>i+1</w:t>
+      </w:r>
+      <w:r>
+        <w:t xml:space="preserve"> with N FFNs before and after the single self-attention layer. This design reduces the memory time consumption caused by self-attention layers in the model, and applies more FFN layers to allow communication between different feature channels efficiently. </w:t>
+      </w:r>
+    </w:p>
+    <w:p>
+      <w:pPr>
+        <w:tabs>
+          <w:tab w:val="left" w:pos="0"/>
+        </w:tabs>
+        <w:ind w:left="0" w:firstLine="0"/>
+      </w:pPr>
+      <w:r>
+        <w:rPr>
+          <w:b/>
+        </w:rPr>
+        <w:t>We also apply an extra token interaction layer before each FFN using a depthwise convolution (DWConv)</w:t>
+      </w:r>
+      <w:r>
+        <w:t>. It introduces inductive bias of the local structural information to enhance model capability</w:t>
+      </w:r>
+      <w:r>
+        <w:t>.</w:t>
+      </w:r>
+    </w:p>
+    <w:p>
+      <w:pPr>
+        <w:pStyle w:val="Heading3"/>
+      </w:pPr>
+      <w:r>
+        <w:lastRenderedPageBreak/>
+        <w:t>Cascaded Group Attention</w:t>
+      </w:r>
+    </w:p>
+    <w:p>
+      <w:pPr>
+        <w:ind w:left="0" w:firstLine="0"/>
+      </w:pPr>
+      <w:r>
+        <w:t xml:space="preserve">Attention head redundancy is a severe issue in MHSA, which causes computation inefficiency. Inspired by group convolutions in efficient CNN </w:t>
+      </w:r>
+      <w:r>
+        <w:rPr>
+          <w:b/>
+        </w:rPr>
+        <w:t>we propose a new attention module named cascaded group attention (CGA) for vision transformers</w:t>
+      </w:r>
+      <w:r>
+        <w:t>. It feeds each head with different splits of the full features, thus explicitly decomposing the attention computation across heads. Formally, this attention can be formulated as</w:t>
+      </w:r>
+    </w:p>
+    <w:p>
+      <w:pPr>
+        <w:ind w:left="0" w:firstLine="0"/>
+        <w:jc w:val="center"/>
+      </w:pPr>
+      <w:r>
+        <w:rPr>
+          <w:noProof/>
+        </w:rPr>
+        <w:drawing>
+          <wp:inline distT="0" distB="0" distL="0" distR="0">
+            <wp:extent cx="4628644" cy="737792"/>
+            <wp:effectExtent l="0" t="0" r="635" b="5715"/>
+            <wp:docPr id="35" name="Picture 35"/>
+            <wp:cNvGraphicFramePr>
+              <a:graphicFrameLocks xmlns:a="http://schemas.openxmlformats.org/drawingml/2006/main" noChangeAspect="1"/>
+            </wp:cNvGraphicFramePr>
+            <a:graphic xmlns:a="http://schemas.openxmlformats.org/drawingml/2006/main">
+              <a:graphicData uri="http://schemas.openxmlformats.org/drawingml/2006/picture">
+                <pic:pic xmlns:pic="http://schemas.openxmlformats.org/drawingml/2006/picture">
+                  <pic:nvPicPr>
+                    <pic:cNvPr id="0" name="Picture 14"/>
+                    <pic:cNvPicPr>
+                      <a:picLocks noChangeAspect="1" noChangeArrowheads="1"/>
+                    </pic:cNvPicPr>
+                  </pic:nvPicPr>
+                  <pic:blipFill>
+                    <a:blip r:embed="rId37" cstate="print">
+                      <a:extLst>
+                        <a:ext uri="{28A0092B-C50C-407E-A947-70E740481C1C}">
+                          <a14:useLocalDpi xmlns:a14="http://schemas.microsoft.com/office/drawing/2010/main" val="0"/>
+                        </a:ext>
+                      </a:extLst>
+                    </a:blip>
+                    <a:srcRect/>
+                    <a:stretch>
+                      <a:fillRect/>
+                    </a:stretch>
+                  </pic:blipFill>
+                  <pic:spPr bwMode="auto">
+                    <a:xfrm>
+                      <a:off x="0" y="0"/>
+                      <a:ext cx="4688854" cy="747389"/>
+                    </a:xfrm>
+                    <a:prstGeom prst="rect">
+                      <a:avLst/>
+                    </a:prstGeom>
+                    <a:noFill/>
+                    <a:ln>
+                      <a:noFill/>
+                    </a:ln>
+                  </pic:spPr>
+                </pic:pic>
+              </a:graphicData>
+            </a:graphic>
+          </wp:inline>
+        </w:drawing>
+      </w:r>
+    </w:p>
+    <w:p>
+      <w:pPr>
+        <w:ind w:left="0" w:firstLine="0"/>
+      </w:pPr>
+      <w:r>
+        <w:t>where the j-th head computes the self-attention over X</w:t>
+      </w:r>
+      <w:r>
+        <w:rPr>
+          <w:vertAlign w:val="subscript"/>
+        </w:rPr>
+        <w:t>ij</w:t>
+      </w:r>
+      <w:r>
+        <w:t>, which is the j-t</w:t>
+      </w:r>
+      <w:r>
+        <w:t>h split of the input feature X</w:t>
+      </w:r>
+      <w:r>
+        <w:rPr>
+          <w:vertAlign w:val="subscript"/>
+        </w:rPr>
+        <w:t>i</w:t>
+      </w:r>
+      <w:r>
+        <w:t>, i.e., X</w:t>
+      </w:r>
+      <w:r>
+        <w:rPr>
+          <w:vertAlign w:val="subscript"/>
+        </w:rPr>
+        <w:t>i</w:t>
+      </w:r>
+      <w:r>
+        <w:t xml:space="preserve"> = [X</w:t>
+      </w:r>
+      <w:r>
+        <w:rPr>
+          <w:vertAlign w:val="subscript"/>
+        </w:rPr>
+        <w:t>i1</w:t>
+      </w:r>
+      <w:r>
+        <w:t>, X</w:t>
+      </w:r>
+      <w:r>
+        <w:rPr>
+          <w:vertAlign w:val="subscript"/>
+        </w:rPr>
+        <w:t>i2</w:t>
+      </w:r>
+      <w:r>
+        <w:t>, . . . , X</w:t>
+      </w:r>
+      <w:r>
+        <w:rPr>
+          <w:vertAlign w:val="subscript"/>
+        </w:rPr>
+        <w:t>ih</w:t>
+      </w:r>
+      <w:r>
+        <w:t xml:space="preserve">] and 1 ≤ j ≤ h. h </w:t>
+      </w:r>
+      <w:r>
+        <w:t>is the total number of heads, W</w:t>
+      </w:r>
+      <w:r>
+        <w:rPr>
+          <w:vertAlign w:val="subscript"/>
+        </w:rPr>
+        <w:t>ij</w:t>
+      </w:r>
+      <w:r>
+        <w:rPr>
+          <w:vertAlign w:val="superscript"/>
+        </w:rPr>
+        <w:t>Q</w:t>
+      </w:r>
+      <w:r>
+        <w:t>, W</w:t>
+      </w:r>
+      <w:r>
+        <w:rPr>
+          <w:vertAlign w:val="subscript"/>
+        </w:rPr>
+        <w:t>ij</w:t>
+      </w:r>
+      <w:r>
+        <w:rPr>
+          <w:vertAlign w:val="superscript"/>
+        </w:rPr>
+        <w:t>K</w:t>
+      </w:r>
+      <w:r>
+        <w:t>, and W</w:t>
+      </w:r>
+      <w:r>
+        <w:rPr>
+          <w:vertAlign w:val="subscript"/>
+        </w:rPr>
+        <w:t>ij</w:t>
+      </w:r>
+      <w:r>
+        <w:rPr>
+          <w:vertAlign w:val="superscript"/>
+        </w:rPr>
+        <w:t>V</w:t>
+      </w:r>
+      <w:r>
+        <w:rPr>
+          <w:vertAlign w:val="superscript"/>
+        </w:rPr>
+        <w:t xml:space="preserve"> </w:t>
+      </w:r>
+      <w:r>
+        <w:t>are projection layers mapping the input feature split into different subspace</w:t>
+      </w:r>
+      <w:r>
+        <w:t>s, and W</w:t>
+      </w:r>
+      <w:r>
+        <w:rPr>
+          <w:vertAlign w:val="subscript"/>
+        </w:rPr>
+        <w:t>i</w:t>
+      </w:r>
+      <w:r>
+        <w:rPr>
+          <w:vertAlign w:val="superscript"/>
+        </w:rPr>
+        <w:t>P</w:t>
+      </w:r>
+      <w:r>
+        <w:t xml:space="preserve"> </w:t>
+      </w:r>
+      <w:r>
+        <w:t>is a linear layer that projects the concatenated output features back to the dimension consistent with the input.</w:t>
+      </w:r>
+    </w:p>
+    <w:p>
+      <w:pPr>
+        <w:ind w:left="0" w:firstLine="0"/>
+      </w:pPr>
+      <w:r>
+        <w:t>Although using feature splits instead of the full features for each head is more effic</w:t>
+      </w:r>
+      <w:r>
+        <w:t>ient and saves computation over</w:t>
+      </w:r>
+      <w:r>
+        <w:t xml:space="preserve">head, we continue to improve its capacity, by encouraging the Q, K, V layers to learn projections on features with richer information. </w:t>
+      </w:r>
+      <w:r>
+        <w:rPr>
+          <w:b/>
+        </w:rPr>
+        <w:t>We compute the attention map of each head in a cascaded manner, which adds the output of each head to the subsequent head to refine the feature representations progressively</w:t>
+      </w:r>
+      <w:r>
+        <w:t>:</w:t>
+      </w:r>
+    </w:p>
+    <w:p>
+      <w:pPr>
+        <w:ind w:left="0" w:firstLine="0"/>
+        <w:jc w:val="center"/>
+      </w:pPr>
+      <w:r>
+        <w:rPr>
+          <w:noProof/>
+        </w:rPr>
+        <w:drawing>
+          <wp:inline distT="0" distB="0" distL="0" distR="0">
+            <wp:extent cx="3727938" cy="270037"/>
+            <wp:effectExtent l="0" t="0" r="6350" b="0"/>
+            <wp:docPr id="36" name="Picture 36"/>
+            <wp:cNvGraphicFramePr>
+              <a:graphicFrameLocks xmlns:a="http://schemas.openxmlformats.org/drawingml/2006/main" noChangeAspect="1"/>
+            </wp:cNvGraphicFramePr>
+            <a:graphic xmlns:a="http://schemas.openxmlformats.org/drawingml/2006/main">
+              <a:graphicData uri="http://schemas.openxmlformats.org/drawingml/2006/picture">
+                <pic:pic xmlns:pic="http://schemas.openxmlformats.org/drawingml/2006/picture">
+                  <pic:nvPicPr>
+                    <pic:cNvPr id="0" name="Picture 15"/>
+                    <pic:cNvPicPr>
+                      <a:picLocks noChangeAspect="1" noChangeArrowheads="1"/>
+                    </pic:cNvPicPr>
+                  </pic:nvPicPr>
+                  <pic:blipFill>
+                    <a:blip r:embed="rId38">
+                      <a:extLst>
+                        <a:ext uri="{28A0092B-C50C-407E-A947-70E740481C1C}">
+                          <a14:useLocalDpi xmlns:a14="http://schemas.microsoft.com/office/drawing/2010/main" val="0"/>
+                        </a:ext>
+                      </a:extLst>
+                    </a:blip>
+                    <a:srcRect/>
+                    <a:stretch>
+                      <a:fillRect/>
+                    </a:stretch>
+                  </pic:blipFill>
+                  <pic:spPr bwMode="auto">
+                    <a:xfrm>
+                      <a:off x="0" y="0"/>
+                      <a:ext cx="4072904" cy="295025"/>
+                    </a:xfrm>
+                    <a:prstGeom prst="rect">
+                      <a:avLst/>
+                    </a:prstGeom>
+                    <a:noFill/>
+                    <a:ln>
+                      <a:noFill/>
+                    </a:ln>
+                  </pic:spPr>
+                </pic:pic>
+              </a:graphicData>
+            </a:graphic>
+          </wp:inline>
+        </w:drawing>
+      </w:r>
+    </w:p>
+    <w:p>
+      <w:pPr>
+        <w:ind w:left="0" w:firstLine="0"/>
+      </w:pPr>
+      <w:r>
+        <w:t>where X</w:t>
+      </w:r>
+      <w:r>
+        <w:rPr>
+          <w:vertAlign w:val="subscript"/>
+        </w:rPr>
+        <w:t>ij</w:t>
+      </w:r>
+      <w:r>
+        <w:t>'</w:t>
+      </w:r>
+      <w:r>
+        <w:t xml:space="preserve"> is the addition of the j-th input split X</w:t>
+      </w:r>
+      <w:r>
+        <w:rPr>
+          <w:vertAlign w:val="subscript"/>
+        </w:rPr>
+        <w:t>ij</w:t>
+      </w:r>
+      <w:r>
+        <w:t xml:space="preserve"> and the </w:t>
+      </w:r>
+      <w:r>
+        <w:t>(j−1)-th head output X</w:t>
+      </w:r>
+      <w:r>
+        <w:rPr>
+          <w:vertAlign w:val="subscript"/>
+        </w:rPr>
+        <w:t>i(j−1)</w:t>
+      </w:r>
+      <w:r>
+        <w:t>.</w:t>
+      </w:r>
+    </w:p>
+    <w:p>
+      <w:pPr>
+        <w:ind w:left="0" w:firstLine="0"/>
+      </w:pPr>
+      <w:r>
+        <w:t xml:space="preserve">Besides, </w:t>
+      </w:r>
+      <w:r>
+        <w:rPr>
+          <w:b/>
+        </w:rPr>
+        <w:t>another token interaction layer is applied after the Q projection</w:t>
+      </w:r>
+      <w:r>
+        <w:t>, which enables the self-attention to jointly capture local and global relations and further enhances the feature representation</w:t>
+      </w:r>
+      <w:r>
+        <w:t xml:space="preserve">. </w:t>
+      </w:r>
+    </w:p>
+    <w:p>
+      <w:pPr>
+        <w:ind w:left="0" w:firstLine="0"/>
+      </w:pPr>
+      <w:r>
+        <w:rPr>
+          <w:b/>
+        </w:rPr>
+        <w:t>Advangate</w:t>
+      </w:r>
+      <w:r>
+        <w:rPr>
+          <w:b/>
+        </w:rPr>
+        <w:t>s</w:t>
+      </w:r>
+    </w:p>
+    <w:p>
+      <w:pPr>
+        <w:ind w:left="0" w:firstLine="0"/>
+      </w:pPr>
+      <w:r>
+        <w:t xml:space="preserve">Such a cascaded design enjoys two advantages. </w:t>
+      </w:r>
+    </w:p>
+    <w:p>
+      <w:pPr>
+        <w:ind w:left="0" w:firstLine="0"/>
+      </w:pPr>
+      <w:r>
+        <w:lastRenderedPageBreak/>
+        <w:t xml:space="preserve">First, feeding each head with different </w:t>
+      </w:r>
+      <w:r>
+        <w:t>feature splits could im</w:t>
+      </w:r>
+      <w:r>
+        <w:t xml:space="preserve">prove the </w:t>
+      </w:r>
+      <w:r>
+        <w:t xml:space="preserve">diversity of attention maps. </w:t>
+      </w:r>
+      <w:r>
+        <w:t>Simila</w:t>
+      </w:r>
+      <w:r>
+        <w:t>r to group convolutions</w:t>
+      </w:r>
+      <w:r>
+        <w:t xml:space="preserve">, the cascaded group attention could save the Flops and parameters by h×, since the input and output channels in the QKV layers are reduced by h×. </w:t>
+      </w:r>
+    </w:p>
+    <w:p>
+      <w:pPr>
+        <w:ind w:left="0" w:firstLine="0"/>
+      </w:pPr>
+      <w:r>
+        <w:t>Second, c</w:t>
+      </w:r>
+      <w:r>
+        <w:t>ascading the attention heads al</w:t>
+      </w:r>
+      <w:r>
+        <w:t>lows for an increase of net</w:t>
+      </w:r>
+      <w:r>
+        <w:t>work depth, thus further elevat</w:t>
+      </w:r>
+      <w:r>
+        <w:t>ing the model capacity without introducing any extra prameters. It only incurs minor latency overhead since the attention map computation in each head uses smaller QK channel dimensions.</w:t>
+      </w:r>
+    </w:p>
+    <w:p>
+      <w:pPr>
+        <w:pStyle w:val="Heading3"/>
+      </w:pPr>
+      <w:r>
+        <w:t>Parameter Reallocation</w:t>
+      </w:r>
+    </w:p>
+    <w:p>
+      <w:pPr>
+        <w:ind w:left="0" w:firstLine="0"/>
+      </w:pPr>
+      <w:r>
+        <w:t>To improve parameter efficiency, we reallocate the parameters in the network by expanding the channel width of critical modules while shrinking the unimportant ones</w:t>
+      </w:r>
+      <w:r>
+        <w:t xml:space="preserve">. Specifically, based on the Taylor importance analysis, </w:t>
+      </w:r>
+      <w:r>
+        <w:rPr>
+          <w:b/>
+        </w:rPr>
+        <w:t>we set small channel dimensions for Q and K projections in each head for all stages</w:t>
+      </w:r>
+      <w:r>
+        <w:t xml:space="preserve">. For the </w:t>
+      </w:r>
+      <w:r>
+        <w:rPr>
+          <w:b/>
+        </w:rPr>
+        <w:t>V projection, we allow it to have the same dimension as the input embedding</w:t>
+      </w:r>
+      <w:r>
+        <w:t xml:space="preserve">. The </w:t>
+      </w:r>
+      <w:r>
+        <w:rPr>
+          <w:b/>
+        </w:rPr>
+        <w:t>expansion ratio in FFN is also reduced from 4 to 2 due to its parameter redundancy</w:t>
+      </w:r>
+      <w:r>
+        <w:t>. With the proposed r</w:t>
+      </w:r>
+      <w:r>
+        <w:t>eallocation strategy, the impor</w:t>
+      </w:r>
+      <w:r>
+        <w:t>tant modules have larger number of channels to learn representations in a high dimensional space, which prevent the loss of feature information. Meanwhile, th</w:t>
+      </w:r>
+      <w:r>
+        <w:t>e redundant pa</w:t>
+      </w:r>
+      <w:r>
+        <w:t>rameters in unimportant modules are removed to speed up inference and enhance the model efficiency.</w:t>
+      </w:r>
+    </w:p>
+    <w:p>
+      <w:pPr>
+        <w:pStyle w:val="Heading1"/>
+      </w:pPr>
+      <w:r>
+        <w:br w:type="page"/>
+      </w:r>
+    </w:p>
+    <w:p>
+      <w:pPr>
+        <w:pStyle w:val="Heading1"/>
+      </w:pPr>
+      <w:r>
+        <w:lastRenderedPageBreak/>
+        <w:t>EfficientFormer</w:t>
+      </w:r>
+      <w:r>
+        <w:t>V2</w:t>
+      </w:r>
+    </w:p>
+    <w:p>
+      <w:pPr>
+        <w:pStyle w:val="Heading2"/>
+      </w:pPr>
+      <w:r>
+        <w:t>(Comments)</w:t>
+      </w:r>
+    </w:p>
+    <w:p>
+      <w:hyperlink r:id="rId39" w:history="1">
+        <w:r>
+          <w:rPr>
+            <w:rStyle w:val="Hyperlink"/>
+          </w:rPr>
+          <w:t>Rethinking Vision Transformers for MobileNet Size and Speed (thecvf.com)</w:t>
+        </w:r>
+      </w:hyperlink>
+    </w:p>
+    <w:p>
+      <w:hyperlink r:id="rId40" w:history="1">
+        <w:r>
+          <w:rPr>
+            <w:rStyle w:val="Hyperlink"/>
+          </w:rPr>
+          <w:t>2206.01191.pdf (arxiv.org)</w:t>
+        </w:r>
+      </w:hyperlink>
       <w:bookmarkStart w:id="0" w:name="_GoBack"/>
       <w:bookmarkEnd w:id="0"/>
-      <w:r>
-        <w:t>text information extraction capacity, we adopt a simple head design that comprises several MBConv blocks and the output layers (i.e., prediction and upsample). In the</w:t>
-      </w:r>
-    </w:p>
-    <w:p/>
-    <w:p>
-      <w:pPr>
-        <w:ind w:left="0" w:firstLine="0"/>
-      </w:pPr>
-    </w:p>
-    <w:p>
-      <w:pPr>
-        <w:ind w:left="0" w:firstLine="0"/>
-        <w:rPr>
-          <w:rFonts w:cs="Times New Roman"/>
-        </w:rPr>
+    </w:p>
+    <w:p>
+      <w:pPr>
+        <w:pStyle w:val="Heading2"/>
+      </w:pPr>
+      <w:r>
+        <w:t>Abstract</w:t>
+      </w:r>
+    </w:p>
+    <w:p>
+      <w:pPr>
+        <w:ind w:left="0" w:firstLine="0"/>
+      </w:pPr>
+      <w:r>
+        <w:t xml:space="preserve">In this work, we investigate a central question, can transformer models run as fast as MobileNet and maintain a similar size? We revisit the design choices of ViTs and propose a novel supernet with low latency and high parameter efficiency. </w:t>
+      </w:r>
+      <w:r>
+        <w:rPr>
+          <w:b/>
+        </w:rPr>
+        <w:t>We further introduce a novel fine-grained joint search strategy for transformer models that can find efficient architectures by optimizing latency and number of parameters simultaneously</w:t>
+      </w:r>
+      <w:r>
+        <w:t xml:space="preserve">. </w:t>
+      </w:r>
+      <w:r>
+        <w:rPr>
+          <w:b/>
+        </w:rPr>
+        <w:t>The proposed models, EfficientFormerV2, achieve 3.5% higher top-1 accuracy than MobileNetV2 on ImageNet-1K with similar latency and parameters</w:t>
+      </w:r>
+      <w:r>
+        <w:t>. This work demonstrate that properly designed and optimized vision transformers can achieve high performance even with MobileNet-level size and speed</w:t>
+      </w:r>
+      <w:r>
+        <w:t>.</w:t>
+      </w:r>
+    </w:p>
+    <w:p>
+      <w:pPr>
+        <w:pStyle w:val="Heading2"/>
+      </w:pPr>
+      <w:r>
+        <w:t>Introduction</w:t>
+      </w:r>
+    </w:p>
+    <w:p>
+      <w:pPr>
+        <w:tabs>
+          <w:tab w:val="left" w:pos="90"/>
+        </w:tabs>
+        <w:ind w:left="0" w:firstLine="0"/>
+      </w:pPr>
+      <w:r>
+        <w:t xml:space="preserve">One direction is to reduce the quadratic computation complexity of the attention mechanism. </w:t>
+      </w:r>
+      <w:r>
+        <w:t>Swin and following works propose window-based attention such that the receptive field is constrained to a pre-defined window size, which also inspires subsequent work to refine attention patterns. With the pre-defined span of attention, the computation complexity becomes linear to resolution. However, sophisticated attention patterns are generally difficult to support or accelerate on mobile devices because of intensive shape and index operations.</w:t>
+      </w:r>
+    </w:p>
+    <w:p>
+      <w:pPr>
+        <w:tabs>
+          <w:tab w:val="left" w:pos="90"/>
+        </w:tabs>
+        <w:ind w:left="0" w:firstLine="0"/>
+      </w:pPr>
+      <w:r>
+        <w:t>Another track is to combine lightweight CNN and attention mechanism to form a hybrid architect</w:t>
+      </w:r>
+      <w:r>
+        <w:t>ure. The benefit comes two-fold:</w:t>
+      </w:r>
+    </w:p>
+    <w:p>
+      <w:pPr>
+        <w:pStyle w:val="ListParagraph"/>
+        <w:numPr>
+          <w:ilvl w:val="0"/>
+          <w:numId w:val="23"/>
+        </w:numPr>
+        <w:tabs>
+          <w:tab w:val="left" w:pos="90"/>
+        </w:tabs>
+      </w:pPr>
+      <w:r>
+        <w:t>First, convolutions are shift invariant and are good at capturing local and detailed information, which can be considered as a good complement to ViTs.</w:t>
+      </w:r>
+    </w:p>
+    <w:p>
+      <w:pPr>
+        <w:pStyle w:val="ListParagraph"/>
+        <w:numPr>
+          <w:ilvl w:val="0"/>
+          <w:numId w:val="23"/>
+        </w:numPr>
+        <w:tabs>
+          <w:tab w:val="left" w:pos="90"/>
+        </w:tabs>
+      </w:pPr>
+      <w:r>
+        <w:lastRenderedPageBreak/>
+        <w:t>Second, by placing convolutions in the early stages while placing MHSA in the last several stages to model global dependency, we can naturally avoid performing MHSA on h</w:t>
+      </w:r>
+      <w:r>
+        <w:t>igh resolution and save computa</w:t>
+      </w:r>
+      <w:r>
+        <w:t>tion</w:t>
+      </w:r>
+      <w:r>
+        <w:t>.</w:t>
+      </w:r>
+    </w:p>
+    <w:p>
+      <w:pPr>
+        <w:tabs>
+          <w:tab w:val="left" w:pos="90"/>
+        </w:tabs>
+        <w:ind w:left="0" w:firstLine="0"/>
+      </w:pPr>
+      <w:r>
+        <w:t>In this work, we address the above question</w:t>
+      </w:r>
+      <w:r>
+        <w:t xml:space="preserve"> and pro</w:t>
+      </w:r>
+      <w:r>
+        <w:t xml:space="preserve">pose a new family of mobile vision backbones. We consider three vital factors: number of parameters, latency, and model performance, as they reflect disk storage and mobile applications. First, we introduce novel architectural improvements to form a strong design paradigm. </w:t>
+      </w:r>
+    </w:p>
+    <w:p>
+      <w:pPr>
+        <w:tabs>
+          <w:tab w:val="left" w:pos="90"/>
+        </w:tabs>
+        <w:ind w:left="0" w:firstLine="0"/>
+      </w:pPr>
+      <w:r>
+        <w:t xml:space="preserve">Second, we propose a fine-grained architecture search algorithm that jointly optimizes model size and speed for transformer models. </w:t>
+      </w:r>
+    </w:p>
+    <w:p>
+      <w:pPr>
+        <w:tabs>
+          <w:tab w:val="left" w:pos="90"/>
+        </w:tabs>
+        <w:ind w:left="0" w:firstLine="0"/>
+      </w:pPr>
+      <w:r>
+        <w:t>With our network design and search method, we obtain a series of models under various constraints of model size and speed while maintaining high performance, named EfficientFormerV2. Under the exact same size and latency (on iPhone 12), EfficientFormerV2-S0 outperforms MobileNetV2 by 3.5% higher top-1 accuracy on ImageNet-1K</w:t>
+      </w:r>
+      <w:r>
+        <w:t>.</w:t>
+      </w:r>
+    </w:p>
+    <w:p>
+      <w:pPr>
+        <w:pStyle w:val="Heading2"/>
+      </w:pPr>
+      <w:r>
+        <w:t>Rethinking Hybrid Transformer Network</w:t>
+      </w:r>
+    </w:p>
+    <w:p>
+      <w:pPr>
+        <w:pStyle w:val="Heading3"/>
+      </w:pPr>
+      <w:r>
+        <w:t>Token Mixers vs. Feed Forward Network</w:t>
+      </w:r>
+    </w:p>
+    <w:p>
+      <w:pPr>
+        <w:ind w:left="0" w:firstLine="0"/>
+      </w:pPr>
+      <w:r>
+        <w:t>Incorporating local information can improve performance and make ViTs more robus</w:t>
+      </w:r>
+      <w:r>
+        <w:t>t to the absence of explicit po</w:t>
+      </w:r>
+      <w:r>
+        <w:t>sitional embe</w:t>
+      </w:r>
+      <w:r>
+        <w:t xml:space="preserve">dding. PoolFormer and EfficientFormer </w:t>
+      </w:r>
+      <w:r>
+        <w:t xml:space="preserve">employ 3 × 3 average pooling layers (Fig. 2(a)) as local token mixer. Replacing these layers with depth-wise convolutions (DWCONV) of the same kernel size does not introduce latency overhead, while the performance is improved by 0.6% with negligible extra parameters (0.02M). Further, recent work suggest that it is also beneficial to inject local information modeling layers in the Feed Forward Network (FFN) in ViTs to boost performance with minor overhead. </w:t>
+      </w:r>
+    </w:p>
+    <w:p>
+      <w:pPr>
+        <w:ind w:left="0" w:firstLine="0"/>
+      </w:pPr>
+      <w:r>
+        <w:t xml:space="preserve">It is noteworthy that by placing extra depth wise 3×3 convolutions in FFNs to capture local information, the functionality of original local mixer (pooling or convolution) is duplicated. </w:t>
+      </w:r>
+    </w:p>
+    <w:p>
+      <w:pPr>
+        <w:ind w:left="0" w:firstLine="0"/>
+      </w:pPr>
+      <w:r>
+        <w:t xml:space="preserve">Based on these observations, we remove the explicit residual-connected local token mixer and move the dept-wise 3 × 3 CONV into the FFN, to get a unified FFN (Fig. 2(b)) with locality enabled. We apply the unified FFN to all stages of the network, as in Fig. 2(a,b). Such design </w:t>
+      </w:r>
+      <w:r>
+        <w:lastRenderedPageBreak/>
+        <w:t>modification simplifies the network architecture to only two types of blocks (local FFN and global attention), and boosts the accuracy to 80.3% at the same latency (see Tab. 1) with minor overhead in parameters (0.1M). More importantly, this modification allows us to directly search the network depth with the exact number of modules in order to extract local and global information, especially at the late stages of the network, as discussed in Sec. 4.2.</w:t>
+      </w:r>
+    </w:p>
+    <w:p>
+      <w:pPr>
+        <w:ind w:left="0" w:firstLine="0"/>
       </w:pPr>
     </w:p>
     <w:sectPr>
@@ -5805,6 +8505,56 @@
 </w:document>
 </file>
 
+<file path=word/endnotes.xml><?xml version="1.0" encoding="utf-8"?>
+<w:endnotes xmlns:wpc="http://schemas.microsoft.com/office/word/2010/wordprocessingCanvas" xmlns:cx="http://schemas.microsoft.com/office/drawing/2014/chartex" xmlns:mc="http://schemas.openxmlformats.org/markup-compatibility/2006" xmlns:o="urn:schemas-microsoft-com:office:office" xmlns:r="http://schemas.openxmlformats.org/officeDocument/2006/relationships" xmlns:m="http://schemas.openxmlformats.org/officeDocument/2006/math" xmlns:v="urn:schemas-microsoft-com:vml" xmlns:wp14="http://schemas.microsoft.com/office/word/2010/wordprocessingDrawing" xmlns:wp="http://schemas.openxmlformats.org/drawingml/2006/wordprocessingDrawing" xmlns:w10="urn:schemas-microsoft-com:office:word" xmlns:w="http://schemas.openxmlformats.org/wordprocessingml/2006/main" xmlns:w14="http://schemas.microsoft.com/office/word/2010/wordml" xmlns:w15="http://schemas.microsoft.com/office/word/2012/wordml" xmlns:w16se="http://schemas.microsoft.com/office/word/2015/wordml/symex" xmlns:wpg="http://schemas.microsoft.com/office/word/2010/wordprocessingGroup" xmlns:wpi="http://schemas.microsoft.com/office/word/2010/wordprocessingInk" xmlns:wne="http://schemas.microsoft.com/office/word/2006/wordml" xmlns:wps="http://schemas.microsoft.com/office/word/2010/wordprocessingShape" mc:Ignorable="w14 w15 w16se wp14">
+  <w:endnote w:type="separator" w:id="-1">
+    <w:p>
+      <w:pPr>
+        <w:spacing w:after="0" w:line="240" w:lineRule="auto"/>
+      </w:pPr>
+      <w:r>
+        <w:separator/>
+      </w:r>
+    </w:p>
+  </w:endnote>
+  <w:endnote w:type="continuationSeparator" w:id="0">
+    <w:p>
+      <w:pPr>
+        <w:spacing w:after="0" w:line="240" w:lineRule="auto"/>
+      </w:pPr>
+      <w:r>
+        <w:continuationSeparator/>
+      </w:r>
+    </w:p>
+  </w:endnote>
+</w:endnotes>
+</file>
+
+<file path=word/footnotes.xml><?xml version="1.0" encoding="utf-8"?>
+<w:footnotes xmlns:wpc="http://schemas.microsoft.com/office/word/2010/wordprocessingCanvas" xmlns:cx="http://schemas.microsoft.com/office/drawing/2014/chartex" xmlns:mc="http://schemas.openxmlformats.org/markup-compatibility/2006" xmlns:o="urn:schemas-microsoft-com:office:office" xmlns:r="http://schemas.openxmlformats.org/officeDocument/2006/relationships" xmlns:m="http://schemas.openxmlformats.org/officeDocument/2006/math" xmlns:v="urn:schemas-microsoft-com:vml" xmlns:wp14="http://schemas.microsoft.com/office/word/2010/wordprocessingDrawing" xmlns:wp="http://schemas.openxmlformats.org/drawingml/2006/wordprocessingDrawing" xmlns:w10="urn:schemas-microsoft-com:office:word" xmlns:w="http://schemas.openxmlformats.org/wordprocessingml/2006/main" xmlns:w14="http://schemas.microsoft.com/office/word/2010/wordml" xmlns:w15="http://schemas.microsoft.com/office/word/2012/wordml" xmlns:w16se="http://schemas.microsoft.com/office/word/2015/wordml/symex" xmlns:wpg="http://schemas.microsoft.com/office/word/2010/wordprocessingGroup" xmlns:wpi="http://schemas.microsoft.com/office/word/2010/wordprocessingInk" xmlns:wne="http://schemas.microsoft.com/office/word/2006/wordml" xmlns:wps="http://schemas.microsoft.com/office/word/2010/wordprocessingShape" mc:Ignorable="w14 w15 w16se wp14">
+  <w:footnote w:type="separator" w:id="-1">
+    <w:p>
+      <w:pPr>
+        <w:spacing w:after="0" w:line="240" w:lineRule="auto"/>
+      </w:pPr>
+      <w:r>
+        <w:separator/>
+      </w:r>
+    </w:p>
+  </w:footnote>
+  <w:footnote w:type="continuationSeparator" w:id="0">
+    <w:p>
+      <w:pPr>
+        <w:spacing w:after="0" w:line="240" w:lineRule="auto"/>
+      </w:pPr>
+      <w:r>
+        <w:continuationSeparator/>
+      </w:r>
+    </w:p>
+  </w:footnote>
+</w:footnotes>
+</file>
+
 <file path=word/numbering.xml><?xml version="1.0" encoding="utf-8"?>
 <w:numbering xmlns:wpc="http://schemas.microsoft.com/office/word/2010/wordprocessingCanvas" xmlns:cx="http://schemas.microsoft.com/office/drawing/2014/chartex" xmlns:mc="http://schemas.openxmlformats.org/markup-compatibility/2006" xmlns:o="urn:schemas-microsoft-com:office:office" xmlns:r="http://schemas.openxmlformats.org/officeDocument/2006/relationships" xmlns:m="http://schemas.openxmlformats.org/officeDocument/2006/math" xmlns:v="urn:schemas-microsoft-com:vml" xmlns:wp14="http://schemas.microsoft.com/office/word/2010/wordprocessingDrawing" xmlns:wp="http://schemas.openxmlformats.org/drawingml/2006/wordprocessingDrawing" xmlns:w10="urn:schemas-microsoft-com:office:word" xmlns:w="http://schemas.openxmlformats.org/wordprocessingml/2006/main" xmlns:w14="http://schemas.microsoft.com/office/word/2010/wordml" xmlns:w15="http://schemas.microsoft.com/office/word/2012/wordml" xmlns:w16se="http://schemas.microsoft.com/office/word/2015/wordml/symex" xmlns:wpg="http://schemas.microsoft.com/office/word/2010/wordprocessingGroup" xmlns:wpi="http://schemas.microsoft.com/office/word/2010/wordprocessingInk" xmlns:wne="http://schemas.microsoft.com/office/word/2006/wordml" xmlns:wps="http://schemas.microsoft.com/office/word/2010/wordprocessingShape" mc:Ignorable="w14 w15 w16se wp14">
   <w:abstractNum w:abstractNumId="0" w15:restartNumberingAfterBreak="0">
@@ -6233,6 +8983,205 @@
     </w:lvl>
   </w:abstractNum>
   <w:abstractNum w:abstractNumId="4" w15:restartNumberingAfterBreak="0">
+    <w:nsid w:val="207E30F2"/>
+    <w:multiLevelType w:val="hybridMultilevel"/>
+    <w:tmpl w:val="E99A6E90"/>
+    <w:lvl w:ilvl="0" w:tplc="04090001">
+      <w:start w:val="1"/>
+      <w:numFmt w:val="bullet"/>
+      <w:lvlText w:val=""/>
+      <w:lvlJc w:val="left"/>
+      <w:pPr>
+        <w:ind w:left="720" w:hanging="360"/>
+      </w:pPr>
+      <w:rPr>
+        <w:rFonts w:ascii="Symbol" w:hAnsi="Symbol" w:hint="default"/>
+      </w:rPr>
+    </w:lvl>
+    <w:lvl w:ilvl="1" w:tplc="04090003" w:tentative="1">
+      <w:start w:val="1"/>
+      <w:numFmt w:val="bullet"/>
+      <w:lvlText w:val="o"/>
+      <w:lvlJc w:val="left"/>
+      <w:pPr>
+        <w:ind w:left="1440" w:hanging="360"/>
+      </w:pPr>
+      <w:rPr>
+        <w:rFonts w:ascii="Courier New" w:hAnsi="Courier New" w:cs="Courier New" w:hint="default"/>
+      </w:rPr>
+    </w:lvl>
+    <w:lvl w:ilvl="2" w:tplc="04090005" w:tentative="1">
+      <w:start w:val="1"/>
+      <w:numFmt w:val="bullet"/>
+      <w:lvlText w:val=""/>
+      <w:lvlJc w:val="left"/>
+      <w:pPr>
+        <w:ind w:left="2160" w:hanging="360"/>
+      </w:pPr>
+      <w:rPr>
+        <w:rFonts w:ascii="Wingdings" w:hAnsi="Wingdings" w:hint="default"/>
+      </w:rPr>
+    </w:lvl>
+    <w:lvl w:ilvl="3" w:tplc="04090001" w:tentative="1">
+      <w:start w:val="1"/>
+      <w:numFmt w:val="bullet"/>
+      <w:lvlText w:val=""/>
+      <w:lvlJc w:val="left"/>
+      <w:pPr>
+        <w:ind w:left="2880" w:hanging="360"/>
+      </w:pPr>
+      <w:rPr>
+        <w:rFonts w:ascii="Symbol" w:hAnsi="Symbol" w:hint="default"/>
+      </w:rPr>
+    </w:lvl>
+    <w:lvl w:ilvl="4" w:tplc="04090003" w:tentative="1">
+      <w:start w:val="1"/>
+      <w:numFmt w:val="bullet"/>
+      <w:lvlText w:val="o"/>
+      <w:lvlJc w:val="left"/>
+      <w:pPr>
+        <w:ind w:left="3600" w:hanging="360"/>
+      </w:pPr>
+      <w:rPr>
+        <w:rFonts w:ascii="Courier New" w:hAnsi="Courier New" w:cs="Courier New" w:hint="default"/>
+      </w:rPr>
+    </w:lvl>
+    <w:lvl w:ilvl="5" w:tplc="04090005" w:tentative="1">
+      <w:start w:val="1"/>
+      <w:numFmt w:val="bullet"/>
+      <w:lvlText w:val=""/>
+      <w:lvlJc w:val="left"/>
+      <w:pPr>
+        <w:ind w:left="4320" w:hanging="360"/>
+      </w:pPr>
+      <w:rPr>
+        <w:rFonts w:ascii="Wingdings" w:hAnsi="Wingdings" w:hint="default"/>
+      </w:rPr>
+    </w:lvl>
+    <w:lvl w:ilvl="6" w:tplc="04090001" w:tentative="1">
+      <w:start w:val="1"/>
+      <w:numFmt w:val="bullet"/>
+      <w:lvlText w:val=""/>
+      <w:lvlJc w:val="left"/>
+      <w:pPr>
+        <w:ind w:left="5040" w:hanging="360"/>
+      </w:pPr>
+      <w:rPr>
+        <w:rFonts w:ascii="Symbol" w:hAnsi="Symbol" w:hint="default"/>
+      </w:rPr>
+    </w:lvl>
+    <w:lvl w:ilvl="7" w:tplc="04090003" w:tentative="1">
+      <w:start w:val="1"/>
+      <w:numFmt w:val="bullet"/>
+      <w:lvlText w:val="o"/>
+      <w:lvlJc w:val="left"/>
+      <w:pPr>
+        <w:ind w:left="5760" w:hanging="360"/>
+      </w:pPr>
+      <w:rPr>
+        <w:rFonts w:ascii="Courier New" w:hAnsi="Courier New" w:cs="Courier New" w:hint="default"/>
+      </w:rPr>
+    </w:lvl>
+    <w:lvl w:ilvl="8" w:tplc="04090005" w:tentative="1">
+      <w:start w:val="1"/>
+      <w:numFmt w:val="bullet"/>
+      <w:lvlText w:val=""/>
+      <w:lvlJc w:val="left"/>
+      <w:pPr>
+        <w:ind w:left="6480" w:hanging="360"/>
+      </w:pPr>
+      <w:rPr>
+        <w:rFonts w:ascii="Wingdings" w:hAnsi="Wingdings" w:hint="default"/>
+      </w:rPr>
+    </w:lvl>
+  </w:abstractNum>
+  <w:abstractNum w:abstractNumId="5" w15:restartNumberingAfterBreak="0">
+    <w:nsid w:val="275929F1"/>
+    <w:multiLevelType w:val="hybridMultilevel"/>
+    <w:tmpl w:val="BD8C23DE"/>
+    <w:lvl w:ilvl="0" w:tplc="0409000F">
+      <w:start w:val="1"/>
+      <w:numFmt w:val="decimal"/>
+      <w:lvlText w:val="%1."/>
+      <w:lvlJc w:val="left"/>
+      <w:pPr>
+        <w:ind w:left="720" w:hanging="360"/>
+      </w:pPr>
+    </w:lvl>
+    <w:lvl w:ilvl="1" w:tplc="04090019" w:tentative="1">
+      <w:start w:val="1"/>
+      <w:numFmt w:val="lowerLetter"/>
+      <w:lvlText w:val="%2."/>
+      <w:lvlJc w:val="left"/>
+      <w:pPr>
+        <w:ind w:left="1440" w:hanging="360"/>
+      </w:pPr>
+    </w:lvl>
+    <w:lvl w:ilvl="2" w:tplc="0409001B" w:tentative="1">
+      <w:start w:val="1"/>
+      <w:numFmt w:val="lowerRoman"/>
+      <w:lvlText w:val="%3."/>
+      <w:lvlJc w:val="right"/>
+      <w:pPr>
+        <w:ind w:left="2160" w:hanging="180"/>
+      </w:pPr>
+    </w:lvl>
+    <w:lvl w:ilvl="3" w:tplc="0409000F" w:tentative="1">
+      <w:start w:val="1"/>
+      <w:numFmt w:val="decimal"/>
+      <w:lvlText w:val="%4."/>
+      <w:lvlJc w:val="left"/>
+      <w:pPr>
+        <w:ind w:left="2880" w:hanging="360"/>
+      </w:pPr>
+    </w:lvl>
+    <w:lvl w:ilvl="4" w:tplc="04090019" w:tentative="1">
+      <w:start w:val="1"/>
+      <w:numFmt w:val="lowerLetter"/>
+      <w:lvlText w:val="%5."/>
+      <w:lvlJc w:val="left"/>
+      <w:pPr>
+        <w:ind w:left="3600" w:hanging="360"/>
+      </w:pPr>
+    </w:lvl>
+    <w:lvl w:ilvl="5" w:tplc="0409001B" w:tentative="1">
+      <w:start w:val="1"/>
+      <w:numFmt w:val="lowerRoman"/>
+      <w:lvlText w:val="%6."/>
+      <w:lvlJc w:val="right"/>
+      <w:pPr>
+        <w:ind w:left="4320" w:hanging="180"/>
+      </w:pPr>
+    </w:lvl>
+    <w:lvl w:ilvl="6" w:tplc="0409000F" w:tentative="1">
+      <w:start w:val="1"/>
+      <w:numFmt w:val="decimal"/>
+      <w:lvlText w:val="%7."/>
+      <w:lvlJc w:val="left"/>
+      <w:pPr>
+        <w:ind w:left="5040" w:hanging="360"/>
+      </w:pPr>
+    </w:lvl>
+    <w:lvl w:ilvl="7" w:tplc="04090019" w:tentative="1">
+      <w:start w:val="1"/>
+      <w:numFmt w:val="lowerLetter"/>
+      <w:lvlText w:val="%8."/>
+      <w:lvlJc w:val="left"/>
+      <w:pPr>
+        <w:ind w:left="5760" w:hanging="360"/>
+      </w:pPr>
+    </w:lvl>
+    <w:lvl w:ilvl="8" w:tplc="0409001B" w:tentative="1">
+      <w:start w:val="1"/>
+      <w:numFmt w:val="lowerRoman"/>
+      <w:lvlText w:val="%9."/>
+      <w:lvlJc w:val="right"/>
+      <w:pPr>
+        <w:ind w:left="6480" w:hanging="180"/>
+      </w:pPr>
+    </w:lvl>
+  </w:abstractNum>
+  <w:abstractNum w:abstractNumId="6" w15:restartNumberingAfterBreak="0">
     <w:nsid w:val="2DE030C1"/>
     <w:multiLevelType w:val="hybridMultilevel"/>
     <w:tmpl w:val="0D66457E"/>
@@ -6345,7 +9294,120 @@
       </w:rPr>
     </w:lvl>
   </w:abstractNum>
-  <w:abstractNum w:abstractNumId="5" w15:restartNumberingAfterBreak="0">
+  <w:abstractNum w:abstractNumId="7" w15:restartNumberingAfterBreak="0">
+    <w:nsid w:val="39E42101"/>
+    <w:multiLevelType w:val="hybridMultilevel"/>
+    <w:tmpl w:val="A2A410D6"/>
+    <w:lvl w:ilvl="0" w:tplc="04090001">
+      <w:start w:val="1"/>
+      <w:numFmt w:val="bullet"/>
+      <w:lvlText w:val=""/>
+      <w:lvlJc w:val="left"/>
+      <w:pPr>
+        <w:ind w:left="720" w:hanging="360"/>
+      </w:pPr>
+      <w:rPr>
+        <w:rFonts w:ascii="Symbol" w:hAnsi="Symbol" w:hint="default"/>
+      </w:rPr>
+    </w:lvl>
+    <w:lvl w:ilvl="1" w:tplc="04090003">
+      <w:start w:val="1"/>
+      <w:numFmt w:val="bullet"/>
+      <w:lvlText w:val="o"/>
+      <w:lvlJc w:val="left"/>
+      <w:pPr>
+        <w:ind w:left="1440" w:hanging="360"/>
+      </w:pPr>
+      <w:rPr>
+        <w:rFonts w:ascii="Courier New" w:hAnsi="Courier New" w:cs="Courier New" w:hint="default"/>
+      </w:rPr>
+    </w:lvl>
+    <w:lvl w:ilvl="2" w:tplc="04090005" w:tentative="1">
+      <w:start w:val="1"/>
+      <w:numFmt w:val="bullet"/>
+      <w:lvlText w:val=""/>
+      <w:lvlJc w:val="left"/>
+      <w:pPr>
+        <w:ind w:left="2160" w:hanging="360"/>
+      </w:pPr>
+      <w:rPr>
+        <w:rFonts w:ascii="Wingdings" w:hAnsi="Wingdings" w:hint="default"/>
+      </w:rPr>
+    </w:lvl>
+    <w:lvl w:ilvl="3" w:tplc="04090001" w:tentative="1">
+      <w:start w:val="1"/>
+      <w:numFmt w:val="bullet"/>
+      <w:lvlText w:val=""/>
+      <w:lvlJc w:val="left"/>
+      <w:pPr>
+        <w:ind w:left="2880" w:hanging="360"/>
+      </w:pPr>
+      <w:rPr>
+        <w:rFonts w:ascii="Symbol" w:hAnsi="Symbol" w:hint="default"/>
+      </w:rPr>
+    </w:lvl>
+    <w:lvl w:ilvl="4" w:tplc="04090003" w:tentative="1">
+      <w:start w:val="1"/>
+      <w:numFmt w:val="bullet"/>
+      <w:lvlText w:val="o"/>
+      <w:lvlJc w:val="left"/>
+      <w:pPr>
+        <w:ind w:left="3600" w:hanging="360"/>
+      </w:pPr>
+      <w:rPr>
+        <w:rFonts w:ascii="Courier New" w:hAnsi="Courier New" w:cs="Courier New" w:hint="default"/>
+      </w:rPr>
+    </w:lvl>
+    <w:lvl w:ilvl="5" w:tplc="04090005" w:tentative="1">
+      <w:start w:val="1"/>
+      <w:numFmt w:val="bullet"/>
+      <w:lvlText w:val=""/>
+      <w:lvlJc w:val="left"/>
+      <w:pPr>
+        <w:ind w:left="4320" w:hanging="360"/>
+      </w:pPr>
+      <w:rPr>
+        <w:rFonts w:ascii="Wingdings" w:hAnsi="Wingdings" w:hint="default"/>
+      </w:rPr>
+    </w:lvl>
+    <w:lvl w:ilvl="6" w:tplc="04090001" w:tentative="1">
+      <w:start w:val="1"/>
+      <w:numFmt w:val="bullet"/>
+      <w:lvlText w:val=""/>
+      <w:lvlJc w:val="left"/>
+      <w:pPr>
+        <w:ind w:left="5040" w:hanging="360"/>
+      </w:pPr>
+      <w:rPr>
+        <w:rFonts w:ascii="Symbol" w:hAnsi="Symbol" w:hint="default"/>
+      </w:rPr>
+    </w:lvl>
+    <w:lvl w:ilvl="7" w:tplc="04090003" w:tentative="1">
+      <w:start w:val="1"/>
+      <w:numFmt w:val="bullet"/>
+      <w:lvlText w:val="o"/>
+      <w:lvlJc w:val="left"/>
+      <w:pPr>
+        <w:ind w:left="5760" w:hanging="360"/>
+      </w:pPr>
+      <w:rPr>
+        <w:rFonts w:ascii="Courier New" w:hAnsi="Courier New" w:cs="Courier New" w:hint="default"/>
+      </w:rPr>
+    </w:lvl>
+    <w:lvl w:ilvl="8" w:tplc="04090005" w:tentative="1">
+      <w:start w:val="1"/>
+      <w:numFmt w:val="bullet"/>
+      <w:lvlText w:val=""/>
+      <w:lvlJc w:val="left"/>
+      <w:pPr>
+        <w:ind w:left="6480" w:hanging="360"/>
+      </w:pPr>
+      <w:rPr>
+        <w:rFonts w:ascii="Wingdings" w:hAnsi="Wingdings" w:hint="default"/>
+      </w:rPr>
+    </w:lvl>
+  </w:abstractNum>
+  <w:abstractNum w:abstractNumId="8" w15:restartNumberingAfterBreak="0">
     <w:nsid w:val="417D1E63"/>
     <w:multiLevelType w:val="hybridMultilevel"/>
     <w:tmpl w:val="C8F01BDE"/>
@@ -6431,7 +9493,120 @@
       </w:pPr>
     </w:lvl>
   </w:abstractNum>
-  <w:abstractNum w:abstractNumId="6" w15:restartNumberingAfterBreak="0">
+  <w:abstractNum w:abstractNumId="9" w15:restartNumberingAfterBreak="0">
+    <w:nsid w:val="44C45212"/>
+    <w:multiLevelType w:val="hybridMultilevel"/>
+    <w:tmpl w:val="7EF06008"/>
+    <w:lvl w:ilvl="0" w:tplc="04090001">
+      <w:start w:val="1"/>
+      <w:numFmt w:val="bullet"/>
+      <w:lvlText w:val=""/>
+      <w:lvlJc w:val="left"/>
+      <w:pPr>
+        <w:ind w:left="720" w:hanging="360"/>
+      </w:pPr>
+      <w:rPr>
+        <w:rFonts w:ascii="Symbol" w:hAnsi="Symbol" w:hint="default"/>
+      </w:rPr>
+    </w:lvl>
+    <w:lvl w:ilvl="1" w:tplc="04090003" w:tentative="1">
+      <w:start w:val="1"/>
+      <w:numFmt w:val="bullet"/>
+      <w:lvlText w:val="o"/>
+      <w:lvlJc w:val="left"/>
+      <w:pPr>
+        <w:ind w:left="1440" w:hanging="360"/>
+      </w:pPr>
+      <w:rPr>
+        <w:rFonts w:ascii="Courier New" w:hAnsi="Courier New" w:cs="Courier New" w:hint="default"/>
+      </w:rPr>
+    </w:lvl>
+    <w:lvl w:ilvl="2" w:tplc="04090005" w:tentative="1">
+      <w:start w:val="1"/>
+      <w:numFmt w:val="bullet"/>
+      <w:lvlText w:val=""/>
+      <w:lvlJc w:val="left"/>
+      <w:pPr>
+        <w:ind w:left="2160" w:hanging="360"/>
+      </w:pPr>
+      <w:rPr>
+        <w:rFonts w:ascii="Wingdings" w:hAnsi="Wingdings" w:hint="default"/>
+      </w:rPr>
+    </w:lvl>
+    <w:lvl w:ilvl="3" w:tplc="04090001" w:tentative="1">
+      <w:start w:val="1"/>
+      <w:numFmt w:val="bullet"/>
+      <w:lvlText w:val=""/>
+      <w:lvlJc w:val="left"/>
+      <w:pPr>
+        <w:ind w:left="2880" w:hanging="360"/>
+      </w:pPr>
+      <w:rPr>
+        <w:rFonts w:ascii="Symbol" w:hAnsi="Symbol" w:hint="default"/>
+      </w:rPr>
+    </w:lvl>
+    <w:lvl w:ilvl="4" w:tplc="04090003" w:tentative="1">
+      <w:start w:val="1"/>
+      <w:numFmt w:val="bullet"/>
+      <w:lvlText w:val="o"/>
+      <w:lvlJc w:val="left"/>
+      <w:pPr>
+        <w:ind w:left="3600" w:hanging="360"/>
+      </w:pPr>
+      <w:rPr>
+        <w:rFonts w:ascii="Courier New" w:hAnsi="Courier New" w:cs="Courier New" w:hint="default"/>
+      </w:rPr>
+    </w:lvl>
+    <w:lvl w:ilvl="5" w:tplc="04090005" w:tentative="1">
+      <w:start w:val="1"/>
+      <w:numFmt w:val="bullet"/>
+      <w:lvlText w:val=""/>
+      <w:lvlJc w:val="left"/>
+      <w:pPr>
+        <w:ind w:left="4320" w:hanging="360"/>
+      </w:pPr>
+      <w:rPr>
+        <w:rFonts w:ascii="Wingdings" w:hAnsi="Wingdings" w:hint="default"/>
+      </w:rPr>
+    </w:lvl>
+    <w:lvl w:ilvl="6" w:tplc="04090001" w:tentative="1">
+      <w:start w:val="1"/>
+      <w:numFmt w:val="bullet"/>
+      <w:lvlText w:val=""/>
+      <w:lvlJc w:val="left"/>
+      <w:pPr>
+        <w:ind w:left="5040" w:hanging="360"/>
+      </w:pPr>
+      <w:rPr>
+        <w:rFonts w:ascii="Symbol" w:hAnsi="Symbol" w:hint="default"/>
+      </w:rPr>
+    </w:lvl>
+    <w:lvl w:ilvl="7" w:tplc="04090003" w:tentative="1">
+      <w:start w:val="1"/>
+      <w:numFmt w:val="bullet"/>
+      <w:lvlText w:val="o"/>
+      <w:lvlJc w:val="left"/>
+      <w:pPr>
+        <w:ind w:left="5760" w:hanging="360"/>
+      </w:pPr>
+      <w:rPr>
+        <w:rFonts w:ascii="Courier New" w:hAnsi="Courier New" w:cs="Courier New" w:hint="default"/>
+      </w:rPr>
+    </w:lvl>
+    <w:lvl w:ilvl="8" w:tplc="04090005" w:tentative="1">
+      <w:start w:val="1"/>
+      <w:numFmt w:val="bullet"/>
+      <w:lvlText w:val=""/>
+      <w:lvlJc w:val="left"/>
+      <w:pPr>
+        <w:ind w:left="6480" w:hanging="360"/>
+      </w:pPr>
+      <w:rPr>
+        <w:rFonts w:ascii="Wingdings" w:hAnsi="Wingdings" w:hint="default"/>
+      </w:rPr>
+    </w:lvl>
+  </w:abstractNum>
+  <w:abstractNum w:abstractNumId="10" w15:restartNumberingAfterBreak="0">
     <w:nsid w:val="4C714FB6"/>
     <w:multiLevelType w:val="hybridMultilevel"/>
     <w:tmpl w:val="6DEA493E"/>
@@ -6544,7 +9719,7 @@
       </w:rPr>
     </w:lvl>
   </w:abstractNum>
-  <w:abstractNum w:abstractNumId="7" w15:restartNumberingAfterBreak="0">
+  <w:abstractNum w:abstractNumId="11" w15:restartNumberingAfterBreak="0">
     <w:nsid w:val="4E684212"/>
     <w:multiLevelType w:val="hybridMultilevel"/>
     <w:tmpl w:val="0246B4DA"/>
@@ -6657,7 +9832,7 @@
       </w:rPr>
     </w:lvl>
   </w:abstractNum>
-  <w:abstractNum w:abstractNumId="8" w15:restartNumberingAfterBreak="0">
+  <w:abstractNum w:abstractNumId="12" w15:restartNumberingAfterBreak="0">
     <w:nsid w:val="54477E69"/>
     <w:multiLevelType w:val="hybridMultilevel"/>
     <w:tmpl w:val="0AC2FE04"/>
@@ -6770,7 +9945,209 @@
       </w:rPr>
     </w:lvl>
   </w:abstractNum>
-  <w:abstractNum w:abstractNumId="9" w15:restartNumberingAfterBreak="0">
+  <w:abstractNum w:abstractNumId="13" w15:restartNumberingAfterBreak="0">
+    <w:nsid w:val="54E11417"/>
+    <w:multiLevelType w:val="hybridMultilevel"/>
+    <w:tmpl w:val="899E04F6"/>
+    <w:lvl w:ilvl="0" w:tplc="04090011">
+      <w:start w:val="1"/>
+      <w:numFmt w:val="decimal"/>
+      <w:lvlText w:val="%1)"/>
+      <w:lvlJc w:val="left"/>
+      <w:pPr>
+        <w:ind w:left="720" w:hanging="360"/>
+      </w:pPr>
+      <w:rPr>
+        <w:rFonts w:hint="default"/>
+      </w:rPr>
+    </w:lvl>
+    <w:lvl w:ilvl="1" w:tplc="04090019" w:tentative="1">
+      <w:start w:val="1"/>
+      <w:numFmt w:val="lowerLetter"/>
+      <w:lvlText w:val="%2."/>
+      <w:lvlJc w:val="left"/>
+      <w:pPr>
+        <w:ind w:left="1440" w:hanging="360"/>
+      </w:pPr>
+    </w:lvl>
+    <w:lvl w:ilvl="2" w:tplc="0409001B" w:tentative="1">
+      <w:start w:val="1"/>
+      <w:numFmt w:val="lowerRoman"/>
+      <w:lvlText w:val="%3."/>
+      <w:lvlJc w:val="right"/>
+      <w:pPr>
+        <w:ind w:left="2160" w:hanging="180"/>
+      </w:pPr>
+    </w:lvl>
+    <w:lvl w:ilvl="3" w:tplc="0409000F" w:tentative="1">
+      <w:start w:val="1"/>
+      <w:numFmt w:val="decimal"/>
+      <w:lvlText w:val="%4."/>
+      <w:lvlJc w:val="left"/>
+      <w:pPr>
+        <w:ind w:left="2880" w:hanging="360"/>
+      </w:pPr>
+    </w:lvl>
+    <w:lvl w:ilvl="4" w:tplc="04090019" w:tentative="1">
+      <w:start w:val="1"/>
+      <w:numFmt w:val="lowerLetter"/>
+      <w:lvlText w:val="%5."/>
+      <w:lvlJc w:val="left"/>
+      <w:pPr>
+        <w:ind w:left="3600" w:hanging="360"/>
+      </w:pPr>
+    </w:lvl>
+    <w:lvl w:ilvl="5" w:tplc="0409001B" w:tentative="1">
+      <w:start w:val="1"/>
+      <w:numFmt w:val="lowerRoman"/>
+      <w:lvlText w:val="%6."/>
+      <w:lvlJc w:val="right"/>
+      <w:pPr>
+        <w:ind w:left="4320" w:hanging="180"/>
+      </w:pPr>
+    </w:lvl>
+    <w:lvl w:ilvl="6" w:tplc="0409000F" w:tentative="1">
+      <w:start w:val="1"/>
+      <w:numFmt w:val="decimal"/>
+      <w:lvlText w:val="%7."/>
+      <w:lvlJc w:val="left"/>
+      <w:pPr>
+        <w:ind w:left="5040" w:hanging="360"/>
+      </w:pPr>
+    </w:lvl>
+    <w:lvl w:ilvl="7" w:tplc="04090019" w:tentative="1">
+      <w:start w:val="1"/>
+      <w:numFmt w:val="lowerLetter"/>
+      <w:lvlText w:val="%8."/>
+      <w:lvlJc w:val="left"/>
+      <w:pPr>
+        <w:ind w:left="5760" w:hanging="360"/>
+      </w:pPr>
+    </w:lvl>
+    <w:lvl w:ilvl="8" w:tplc="0409001B" w:tentative="1">
+      <w:start w:val="1"/>
+      <w:numFmt w:val="lowerRoman"/>
+      <w:lvlText w:val="%9."/>
+      <w:lvlJc w:val="right"/>
+      <w:pPr>
+        <w:ind w:left="6480" w:hanging="180"/>
+      </w:pPr>
+    </w:lvl>
+  </w:abstractNum>
+  <w:abstractNum w:abstractNumId="14" w15:restartNumberingAfterBreak="0">
+    <w:nsid w:val="5753656D"/>
+    <w:multiLevelType w:val="hybridMultilevel"/>
+    <w:tmpl w:val="9F90FAF6"/>
+    <w:lvl w:ilvl="0" w:tplc="04090001">
+      <w:start w:val="1"/>
+      <w:numFmt w:val="bullet"/>
+      <w:lvlText w:val=""/>
+      <w:lvlJc w:val="left"/>
+      <w:pPr>
+        <w:ind w:left="720" w:hanging="360"/>
+      </w:pPr>
+      <w:rPr>
+        <w:rFonts w:ascii="Symbol" w:hAnsi="Symbol" w:hint="default"/>
+      </w:rPr>
+    </w:lvl>
+    <w:lvl w:ilvl="1" w:tplc="04090003" w:tentative="1">
+      <w:start w:val="1"/>
+      <w:numFmt w:val="bullet"/>
+      <w:lvlText w:val="o"/>
+      <w:lvlJc w:val="left"/>
+      <w:pPr>
+        <w:ind w:left="1440" w:hanging="360"/>
+      </w:pPr>
+      <w:rPr>
+        <w:rFonts w:ascii="Courier New" w:hAnsi="Courier New" w:cs="Courier New" w:hint="default"/>
+      </w:rPr>
+    </w:lvl>
+    <w:lvl w:ilvl="2" w:tplc="04090005" w:tentative="1">
+      <w:start w:val="1"/>
+      <w:numFmt w:val="bullet"/>
+      <w:lvlText w:val=""/>
+      <w:lvlJc w:val="left"/>
+      <w:pPr>
+        <w:ind w:left="2160" w:hanging="360"/>
+      </w:pPr>
+      <w:rPr>
+        <w:rFonts w:ascii="Wingdings" w:hAnsi="Wingdings" w:hint="default"/>
+      </w:rPr>
+    </w:lvl>
+    <w:lvl w:ilvl="3" w:tplc="04090001" w:tentative="1">
+      <w:start w:val="1"/>
+      <w:numFmt w:val="bullet"/>
+      <w:lvlText w:val=""/>
+      <w:lvlJc w:val="left"/>
+      <w:pPr>
+        <w:ind w:left="2880" w:hanging="360"/>
+      </w:pPr>
+      <w:rPr>
+        <w:rFonts w:ascii="Symbol" w:hAnsi="Symbol" w:hint="default"/>
+      </w:rPr>
+    </w:lvl>
+    <w:lvl w:ilvl="4" w:tplc="04090003" w:tentative="1">
+      <w:start w:val="1"/>
+      <w:numFmt w:val="bullet"/>
+      <w:lvlText w:val="o"/>
+      <w:lvlJc w:val="left"/>
+      <w:pPr>
+        <w:ind w:left="3600" w:hanging="360"/>
+      </w:pPr>
+      <w:rPr>
+        <w:rFonts w:ascii="Courier New" w:hAnsi="Courier New" w:cs="Courier New" w:hint="default"/>
+      </w:rPr>
+    </w:lvl>
+    <w:lvl w:ilvl="5" w:tplc="04090005" w:tentative="1">
+      <w:start w:val="1"/>
+      <w:numFmt w:val="bullet"/>
+      <w:lvlText w:val=""/>
+      <w:lvlJc w:val="left"/>
+      <w:pPr>
+        <w:ind w:left="4320" w:hanging="360"/>
+      </w:pPr>
+      <w:rPr>
+        <w:rFonts w:ascii="Wingdings" w:hAnsi="Wingdings" w:hint="default"/>
+      </w:rPr>
+    </w:lvl>
+    <w:lvl w:ilvl="6" w:tplc="04090001" w:tentative="1">
+      <w:start w:val="1"/>
+      <w:numFmt w:val="bullet"/>
+      <w:lvlText w:val=""/>
+      <w:lvlJc w:val="left"/>
+      <w:pPr>
+        <w:ind w:left="5040" w:hanging="360"/>
+      </w:pPr>
+      <w:rPr>
+        <w:rFonts w:ascii="Symbol" w:hAnsi="Symbol" w:hint="default"/>
+      </w:rPr>
+    </w:lvl>
+    <w:lvl w:ilvl="7" w:tplc="04090003" w:tentative="1">
+      <w:start w:val="1"/>
+      <w:numFmt w:val="bullet"/>
+      <w:lvlText w:val="o"/>
+      <w:lvlJc w:val="left"/>
+      <w:pPr>
+        <w:ind w:left="5760" w:hanging="360"/>
+      </w:pPr>
+      <w:rPr>
+        <w:rFonts w:ascii="Courier New" w:hAnsi="Courier New" w:cs="Courier New" w:hint="default"/>
+      </w:rPr>
+    </w:lvl>
+    <w:lvl w:ilvl="8" w:tplc="04090005" w:tentative="1">
+      <w:start w:val="1"/>
+      <w:numFmt w:val="bullet"/>
+      <w:lvlText w:val=""/>
+      <w:lvlJc w:val="left"/>
+      <w:pPr>
+        <w:ind w:left="6480" w:hanging="360"/>
+      </w:pPr>
+      <w:rPr>
+        <w:rFonts w:ascii="Wingdings" w:hAnsi="Wingdings" w:hint="default"/>
+      </w:rPr>
+    </w:lvl>
+  </w:abstractNum>
+  <w:abstractNum w:abstractNumId="15" w15:restartNumberingAfterBreak="0">
     <w:nsid w:val="59E73562"/>
     <w:multiLevelType w:val="hybridMultilevel"/>
     <w:tmpl w:val="1FEE3710"/>
@@ -6883,7 +10260,7 @@
       </w:rPr>
     </w:lvl>
   </w:abstractNum>
-  <w:abstractNum w:abstractNumId="10" w15:restartNumberingAfterBreak="0">
+  <w:abstractNum w:abstractNumId="16" w15:restartNumberingAfterBreak="0">
     <w:nsid w:val="5E110644"/>
     <w:multiLevelType w:val="hybridMultilevel"/>
     <w:tmpl w:val="225C727A"/>
@@ -6996,7 +10373,179 @@
       </w:rPr>
     </w:lvl>
   </w:abstractNum>
-  <w:abstractNum w:abstractNumId="11" w15:restartNumberingAfterBreak="0">
+  <w:abstractNum w:abstractNumId="17" w15:restartNumberingAfterBreak="0">
+    <w:nsid w:val="695E7AE9"/>
+    <w:multiLevelType w:val="hybridMultilevel"/>
+    <w:tmpl w:val="4460A1EC"/>
+    <w:lvl w:ilvl="0" w:tplc="0409000F">
+      <w:start w:val="1"/>
+      <w:numFmt w:val="decimal"/>
+      <w:lvlText w:val="%1."/>
+      <w:lvlJc w:val="left"/>
+      <w:pPr>
+        <w:ind w:left="720" w:hanging="360"/>
+      </w:pPr>
+    </w:lvl>
+    <w:lvl w:ilvl="1" w:tplc="04090019" w:tentative="1">
+      <w:start w:val="1"/>
+      <w:numFmt w:val="lowerLetter"/>
+      <w:lvlText w:val="%2."/>
+      <w:lvlJc w:val="left"/>
+      <w:pPr>
+        <w:ind w:left="1440" w:hanging="360"/>
+      </w:pPr>
+    </w:lvl>
+    <w:lvl w:ilvl="2" w:tplc="0409001B" w:tentative="1">
+      <w:start w:val="1"/>
+      <w:numFmt w:val="lowerRoman"/>
+      <w:lvlText w:val="%3."/>
+      <w:lvlJc w:val="right"/>
+      <w:pPr>
+        <w:ind w:left="2160" w:hanging="180"/>
+      </w:pPr>
+    </w:lvl>
+    <w:lvl w:ilvl="3" w:tplc="0409000F" w:tentative="1">
+      <w:start w:val="1"/>
+      <w:numFmt w:val="decimal"/>
+      <w:lvlText w:val="%4."/>
+      <w:lvlJc w:val="left"/>
+      <w:pPr>
+        <w:ind w:left="2880" w:hanging="360"/>
+      </w:pPr>
+    </w:lvl>
+    <w:lvl w:ilvl="4" w:tplc="04090019" w:tentative="1">
+      <w:start w:val="1"/>
+      <w:numFmt w:val="lowerLetter"/>
+      <w:lvlText w:val="%5."/>
+      <w:lvlJc w:val="left"/>
+      <w:pPr>
+        <w:ind w:left="3600" w:hanging="360"/>
+      </w:pPr>
+    </w:lvl>
+    <w:lvl w:ilvl="5" w:tplc="0409001B" w:tentative="1">
+      <w:start w:val="1"/>
+      <w:numFmt w:val="lowerRoman"/>
+      <w:lvlText w:val="%6."/>
+      <w:lvlJc w:val="right"/>
+      <w:pPr>
+        <w:ind w:left="4320" w:hanging="180"/>
+      </w:pPr>
+    </w:lvl>
+    <w:lvl w:ilvl="6" w:tplc="0409000F" w:tentative="1">
+      <w:start w:val="1"/>
+      <w:numFmt w:val="decimal"/>
+      <w:lvlText w:val="%7."/>
+      <w:lvlJc w:val="left"/>
+      <w:pPr>
+        <w:ind w:left="5040" w:hanging="360"/>
+      </w:pPr>
+    </w:lvl>
+    <w:lvl w:ilvl="7" w:tplc="04090019" w:tentative="1">
+      <w:start w:val="1"/>
+      <w:numFmt w:val="lowerLetter"/>
+      <w:lvlText w:val="%8."/>
+      <w:lvlJc w:val="left"/>
+      <w:pPr>
+        <w:ind w:left="5760" w:hanging="360"/>
+      </w:pPr>
+    </w:lvl>
+    <w:lvl w:ilvl="8" w:tplc="0409001B" w:tentative="1">
+      <w:start w:val="1"/>
+      <w:numFmt w:val="lowerRoman"/>
+      <w:lvlText w:val="%9."/>
+      <w:lvlJc w:val="right"/>
+      <w:pPr>
+        <w:ind w:left="6480" w:hanging="180"/>
+      </w:pPr>
+    </w:lvl>
+  </w:abstractNum>
+  <w:abstractNum w:abstractNumId="18" w15:restartNumberingAfterBreak="0">
+    <w:nsid w:val="69DA25A0"/>
+    <w:multiLevelType w:val="hybridMultilevel"/>
+    <w:tmpl w:val="2AAC85FC"/>
+    <w:lvl w:ilvl="0" w:tplc="0409000F">
+      <w:start w:val="1"/>
+      <w:numFmt w:val="decimal"/>
+      <w:lvlText w:val="%1."/>
+      <w:lvlJc w:val="left"/>
+      <w:pPr>
+        <w:ind w:left="720" w:hanging="360"/>
+      </w:pPr>
+    </w:lvl>
+    <w:lvl w:ilvl="1" w:tplc="04090019" w:tentative="1">
+      <w:start w:val="1"/>
+      <w:numFmt w:val="lowerLetter"/>
+      <w:lvlText w:val="%2."/>
+      <w:lvlJc w:val="left"/>
+      <w:pPr>
+        <w:ind w:left="1440" w:hanging="360"/>
+      </w:pPr>
+    </w:lvl>
+    <w:lvl w:ilvl="2" w:tplc="0409001B" w:tentative="1">
+      <w:start w:val="1"/>
+      <w:numFmt w:val="lowerRoman"/>
+      <w:lvlText w:val="%3."/>
+      <w:lvlJc w:val="right"/>
+      <w:pPr>
+        <w:ind w:left="2160" w:hanging="180"/>
+      </w:pPr>
+    </w:lvl>
+    <w:lvl w:ilvl="3" w:tplc="0409000F" w:tentative="1">
+      <w:start w:val="1"/>
+      <w:numFmt w:val="decimal"/>
+      <w:lvlText w:val="%4."/>
+      <w:lvlJc w:val="left"/>
+      <w:pPr>
+        <w:ind w:left="2880" w:hanging="360"/>
+      </w:pPr>
+    </w:lvl>
+    <w:lvl w:ilvl="4" w:tplc="04090019" w:tentative="1">
+      <w:start w:val="1"/>
+      <w:numFmt w:val="lowerLetter"/>
+      <w:lvlText w:val="%5."/>
+      <w:lvlJc w:val="left"/>
+      <w:pPr>
+        <w:ind w:left="3600" w:hanging="360"/>
+      </w:pPr>
+    </w:lvl>
+    <w:lvl w:ilvl="5" w:tplc="0409001B" w:tentative="1">
+      <w:start w:val="1"/>
+      <w:numFmt w:val="lowerRoman"/>
+      <w:lvlText w:val="%6."/>
+      <w:lvlJc w:val="right"/>
+      <w:pPr>
+        <w:ind w:left="4320" w:hanging="180"/>
+      </w:pPr>
+    </w:lvl>
+    <w:lvl w:ilvl="6" w:tplc="0409000F" w:tentative="1">
+      <w:start w:val="1"/>
+      <w:numFmt w:val="decimal"/>
+      <w:lvlText w:val="%7."/>
+      <w:lvlJc w:val="left"/>
+      <w:pPr>
+        <w:ind w:left="5040" w:hanging="360"/>
+      </w:pPr>
+    </w:lvl>
+    <w:lvl w:ilvl="7" w:tplc="04090019" w:tentative="1">
+      <w:start w:val="1"/>
+      <w:numFmt w:val="lowerLetter"/>
+      <w:lvlText w:val="%8."/>
+      <w:lvlJc w:val="left"/>
+      <w:pPr>
+        <w:ind w:left="5760" w:hanging="360"/>
+      </w:pPr>
+    </w:lvl>
+    <w:lvl w:ilvl="8" w:tplc="0409001B" w:tentative="1">
+      <w:start w:val="1"/>
+      <w:numFmt w:val="lowerRoman"/>
+      <w:lvlText w:val="%9."/>
+      <w:lvlJc w:val="right"/>
+      <w:pPr>
+        <w:ind w:left="6480" w:hanging="180"/>
+      </w:pPr>
+    </w:lvl>
+  </w:abstractNum>
+  <w:abstractNum w:abstractNumId="19" w15:restartNumberingAfterBreak="0">
     <w:nsid w:val="6B0F7385"/>
     <w:multiLevelType w:val="hybridMultilevel"/>
     <w:tmpl w:val="358CAAEC"/>
@@ -7013,6 +10562,431 @@
       </w:rPr>
     </w:lvl>
     <w:lvl w:ilvl="1" w:tplc="04090003">
+      <w:start w:val="1"/>
+      <w:numFmt w:val="bullet"/>
+      <w:lvlText w:val="o"/>
+      <w:lvlJc w:val="left"/>
+      <w:pPr>
+        <w:ind w:left="1440" w:hanging="360"/>
+      </w:pPr>
+      <w:rPr>
+        <w:rFonts w:ascii="Courier New" w:hAnsi="Courier New" w:cs="Courier New" w:hint="default"/>
+      </w:rPr>
+    </w:lvl>
+    <w:lvl w:ilvl="2" w:tplc="04090005" w:tentative="1">
+      <w:start w:val="1"/>
+      <w:numFmt w:val="bullet"/>
+      <w:lvlText w:val=""/>
+      <w:lvlJc w:val="left"/>
+      <w:pPr>
+        <w:ind w:left="2160" w:hanging="360"/>
+      </w:pPr>
+      <w:rPr>
+        <w:rFonts w:ascii="Wingdings" w:hAnsi="Wingdings" w:hint="default"/>
+      </w:rPr>
+    </w:lvl>
+    <w:lvl w:ilvl="3" w:tplc="04090001" w:tentative="1">
+      <w:start w:val="1"/>
+      <w:numFmt w:val="bullet"/>
+      <w:lvlText w:val=""/>
+      <w:lvlJc w:val="left"/>
+      <w:pPr>
+        <w:ind w:left="2880" w:hanging="360"/>
+      </w:pPr>
+      <w:rPr>
+        <w:rFonts w:ascii="Symbol" w:hAnsi="Symbol" w:hint="default"/>
+      </w:rPr>
+    </w:lvl>
+    <w:lvl w:ilvl="4" w:tplc="04090003" w:tentative="1">
+      <w:start w:val="1"/>
+      <w:numFmt w:val="bullet"/>
+      <w:lvlText w:val="o"/>
+      <w:lvlJc w:val="left"/>
+      <w:pPr>
+        <w:ind w:left="3600" w:hanging="360"/>
+      </w:pPr>
+      <w:rPr>
+        <w:rFonts w:ascii="Courier New" w:hAnsi="Courier New" w:cs="Courier New" w:hint="default"/>
+      </w:rPr>
+    </w:lvl>
+    <w:lvl w:ilvl="5" w:tplc="04090005" w:tentative="1">
+      <w:start w:val="1"/>
+      <w:numFmt w:val="bullet"/>
+      <w:lvlText w:val=""/>
+      <w:lvlJc w:val="left"/>
+      <w:pPr>
+        <w:ind w:left="4320" w:hanging="360"/>
+      </w:pPr>
+      <w:rPr>
+        <w:rFonts w:ascii="Wingdings" w:hAnsi="Wingdings" w:hint="default"/>
+      </w:rPr>
+    </w:lvl>
+    <w:lvl w:ilvl="6" w:tplc="04090001" w:tentative="1">
+      <w:start w:val="1"/>
+      <w:numFmt w:val="bullet"/>
+      <w:lvlText w:val=""/>
+      <w:lvlJc w:val="left"/>
+      <w:pPr>
+        <w:ind w:left="5040" w:hanging="360"/>
+      </w:pPr>
+      <w:rPr>
+        <w:rFonts w:ascii="Symbol" w:hAnsi="Symbol" w:hint="default"/>
+      </w:rPr>
+    </w:lvl>
+    <w:lvl w:ilvl="7" w:tplc="04090003" w:tentative="1">
+      <w:start w:val="1"/>
+      <w:numFmt w:val="bullet"/>
+      <w:lvlText w:val="o"/>
+      <w:lvlJc w:val="left"/>
+      <w:pPr>
+        <w:ind w:left="5760" w:hanging="360"/>
+      </w:pPr>
+      <w:rPr>
+        <w:rFonts w:ascii="Courier New" w:hAnsi="Courier New" w:cs="Courier New" w:hint="default"/>
+      </w:rPr>
+    </w:lvl>
+    <w:lvl w:ilvl="8" w:tplc="04090005" w:tentative="1">
+      <w:start w:val="1"/>
+      <w:numFmt w:val="bullet"/>
+      <w:lvlText w:val=""/>
+      <w:lvlJc w:val="left"/>
+      <w:pPr>
+        <w:ind w:left="6480" w:hanging="360"/>
+      </w:pPr>
+      <w:rPr>
+        <w:rFonts w:ascii="Wingdings" w:hAnsi="Wingdings" w:hint="default"/>
+      </w:rPr>
+    </w:lvl>
+  </w:abstractNum>
+  <w:abstractNum w:abstractNumId="20" w15:restartNumberingAfterBreak="0">
+    <w:nsid w:val="6C170E26"/>
+    <w:multiLevelType w:val="hybridMultilevel"/>
+    <w:tmpl w:val="CE307F44"/>
+    <w:lvl w:ilvl="0" w:tplc="04090001">
+      <w:start w:val="1"/>
+      <w:numFmt w:val="bullet"/>
+      <w:lvlText w:val=""/>
+      <w:lvlJc w:val="left"/>
+      <w:pPr>
+        <w:ind w:left="720" w:hanging="360"/>
+      </w:pPr>
+      <w:rPr>
+        <w:rFonts w:ascii="Symbol" w:hAnsi="Symbol" w:hint="default"/>
+      </w:rPr>
+    </w:lvl>
+    <w:lvl w:ilvl="1" w:tplc="04090003" w:tentative="1">
+      <w:start w:val="1"/>
+      <w:numFmt w:val="bullet"/>
+      <w:lvlText w:val="o"/>
+      <w:lvlJc w:val="left"/>
+      <w:pPr>
+        <w:ind w:left="1440" w:hanging="360"/>
+      </w:pPr>
+      <w:rPr>
+        <w:rFonts w:ascii="Courier New" w:hAnsi="Courier New" w:cs="Courier New" w:hint="default"/>
+      </w:rPr>
+    </w:lvl>
+    <w:lvl w:ilvl="2" w:tplc="04090005" w:tentative="1">
+      <w:start w:val="1"/>
+      <w:numFmt w:val="bullet"/>
+      <w:lvlText w:val=""/>
+      <w:lvlJc w:val="left"/>
+      <w:pPr>
+        <w:ind w:left="2160" w:hanging="360"/>
+      </w:pPr>
+      <w:rPr>
+        <w:rFonts w:ascii="Wingdings" w:hAnsi="Wingdings" w:hint="default"/>
+      </w:rPr>
+    </w:lvl>
+    <w:lvl w:ilvl="3" w:tplc="04090001" w:tentative="1">
+      <w:start w:val="1"/>
+      <w:numFmt w:val="bullet"/>
+      <w:lvlText w:val=""/>
+      <w:lvlJc w:val="left"/>
+      <w:pPr>
+        <w:ind w:left="2880" w:hanging="360"/>
+      </w:pPr>
+      <w:rPr>
+        <w:rFonts w:ascii="Symbol" w:hAnsi="Symbol" w:hint="default"/>
+      </w:rPr>
+    </w:lvl>
+    <w:lvl w:ilvl="4" w:tplc="04090003" w:tentative="1">
+      <w:start w:val="1"/>
+      <w:numFmt w:val="bullet"/>
+      <w:lvlText w:val="o"/>
+      <w:lvlJc w:val="left"/>
+      <w:pPr>
+        <w:ind w:left="3600" w:hanging="360"/>
+      </w:pPr>
+      <w:rPr>
+        <w:rFonts w:ascii="Courier New" w:hAnsi="Courier New" w:cs="Courier New" w:hint="default"/>
+      </w:rPr>
+    </w:lvl>
+    <w:lvl w:ilvl="5" w:tplc="04090005" w:tentative="1">
+      <w:start w:val="1"/>
+      <w:numFmt w:val="bullet"/>
+      <w:lvlText w:val=""/>
+      <w:lvlJc w:val="left"/>
+      <w:pPr>
+        <w:ind w:left="4320" w:hanging="360"/>
+      </w:pPr>
+      <w:rPr>
+        <w:rFonts w:ascii="Wingdings" w:hAnsi="Wingdings" w:hint="default"/>
+      </w:rPr>
+    </w:lvl>
+    <w:lvl w:ilvl="6" w:tplc="04090001" w:tentative="1">
+      <w:start w:val="1"/>
+      <w:numFmt w:val="bullet"/>
+      <w:lvlText w:val=""/>
+      <w:lvlJc w:val="left"/>
+      <w:pPr>
+        <w:ind w:left="5040" w:hanging="360"/>
+      </w:pPr>
+      <w:rPr>
+        <w:rFonts w:ascii="Symbol" w:hAnsi="Symbol" w:hint="default"/>
+      </w:rPr>
+    </w:lvl>
+    <w:lvl w:ilvl="7" w:tplc="04090003" w:tentative="1">
+      <w:start w:val="1"/>
+      <w:numFmt w:val="bullet"/>
+      <w:lvlText w:val="o"/>
+      <w:lvlJc w:val="left"/>
+      <w:pPr>
+        <w:ind w:left="5760" w:hanging="360"/>
+      </w:pPr>
+      <w:rPr>
+        <w:rFonts w:ascii="Courier New" w:hAnsi="Courier New" w:cs="Courier New" w:hint="default"/>
+      </w:rPr>
+    </w:lvl>
+    <w:lvl w:ilvl="8" w:tplc="04090005" w:tentative="1">
+      <w:start w:val="1"/>
+      <w:numFmt w:val="bullet"/>
+      <w:lvlText w:val=""/>
+      <w:lvlJc w:val="left"/>
+      <w:pPr>
+        <w:ind w:left="6480" w:hanging="360"/>
+      </w:pPr>
+      <w:rPr>
+        <w:rFonts w:ascii="Wingdings" w:hAnsi="Wingdings" w:hint="default"/>
+      </w:rPr>
+    </w:lvl>
+  </w:abstractNum>
+  <w:abstractNum w:abstractNumId="21" w15:restartNumberingAfterBreak="0">
+    <w:nsid w:val="77F9555E"/>
+    <w:multiLevelType w:val="hybridMultilevel"/>
+    <w:tmpl w:val="71E49A6E"/>
+    <w:lvl w:ilvl="0" w:tplc="04090001">
+      <w:start w:val="1"/>
+      <w:numFmt w:val="bullet"/>
+      <w:lvlText w:val=""/>
+      <w:lvlJc w:val="left"/>
+      <w:pPr>
+        <w:ind w:left="1080" w:hanging="360"/>
+      </w:pPr>
+      <w:rPr>
+        <w:rFonts w:ascii="Symbol" w:hAnsi="Symbol" w:hint="default"/>
+      </w:rPr>
+    </w:lvl>
+    <w:lvl w:ilvl="1" w:tplc="04090003" w:tentative="1">
+      <w:start w:val="1"/>
+      <w:numFmt w:val="bullet"/>
+      <w:lvlText w:val="o"/>
+      <w:lvlJc w:val="left"/>
+      <w:pPr>
+        <w:ind w:left="1800" w:hanging="360"/>
+      </w:pPr>
+      <w:rPr>
+        <w:rFonts w:ascii="Courier New" w:hAnsi="Courier New" w:cs="Courier New" w:hint="default"/>
+      </w:rPr>
+    </w:lvl>
+    <w:lvl w:ilvl="2" w:tplc="04090005" w:tentative="1">
+      <w:start w:val="1"/>
+      <w:numFmt w:val="bullet"/>
+      <w:lvlText w:val=""/>
+      <w:lvlJc w:val="left"/>
+      <w:pPr>
+        <w:ind w:left="2520" w:hanging="360"/>
+      </w:pPr>
+      <w:rPr>
+        <w:rFonts w:ascii="Wingdings" w:hAnsi="Wingdings" w:hint="default"/>
+      </w:rPr>
+    </w:lvl>
+    <w:lvl w:ilvl="3" w:tplc="04090001" w:tentative="1">
+      <w:start w:val="1"/>
+      <w:numFmt w:val="bullet"/>
+      <w:lvlText w:val=""/>
+      <w:lvlJc w:val="left"/>
+      <w:pPr>
+        <w:ind w:left="3240" w:hanging="360"/>
+      </w:pPr>
+      <w:rPr>
+        <w:rFonts w:ascii="Symbol" w:hAnsi="Symbol" w:hint="default"/>
+      </w:rPr>
+    </w:lvl>
+    <w:lvl w:ilvl="4" w:tplc="04090003" w:tentative="1">
+      <w:start w:val="1"/>
+      <w:numFmt w:val="bullet"/>
+      <w:lvlText w:val="o"/>
+      <w:lvlJc w:val="left"/>
+      <w:pPr>
+        <w:ind w:left="3960" w:hanging="360"/>
+      </w:pPr>
+      <w:rPr>
+        <w:rFonts w:ascii="Courier New" w:hAnsi="Courier New" w:cs="Courier New" w:hint="default"/>
+      </w:rPr>
+    </w:lvl>
+    <w:lvl w:ilvl="5" w:tplc="04090005" w:tentative="1">
+      <w:start w:val="1"/>
+      <w:numFmt w:val="bullet"/>
+      <w:lvlText w:val=""/>
+      <w:lvlJc w:val="left"/>
+      <w:pPr>
+        <w:ind w:left="4680" w:hanging="360"/>
+      </w:pPr>
+      <w:rPr>
+        <w:rFonts w:ascii="Wingdings" w:hAnsi="Wingdings" w:hint="default"/>
+      </w:rPr>
+    </w:lvl>
+    <w:lvl w:ilvl="6" w:tplc="04090001" w:tentative="1">
+      <w:start w:val="1"/>
+      <w:numFmt w:val="bullet"/>
+      <w:lvlText w:val=""/>
+      <w:lvlJc w:val="left"/>
+      <w:pPr>
+        <w:ind w:left="5400" w:hanging="360"/>
+      </w:pPr>
+      <w:rPr>
+        <w:rFonts w:ascii="Symbol" w:hAnsi="Symbol" w:hint="default"/>
+      </w:rPr>
+    </w:lvl>
+    <w:lvl w:ilvl="7" w:tplc="04090003" w:tentative="1">
+      <w:start w:val="1"/>
+      <w:numFmt w:val="bullet"/>
+      <w:lvlText w:val="o"/>
+      <w:lvlJc w:val="left"/>
+      <w:pPr>
+        <w:ind w:left="6120" w:hanging="360"/>
+      </w:pPr>
+      <w:rPr>
+        <w:rFonts w:ascii="Courier New" w:hAnsi="Courier New" w:cs="Courier New" w:hint="default"/>
+      </w:rPr>
+    </w:lvl>
+    <w:lvl w:ilvl="8" w:tplc="04090005" w:tentative="1">
+      <w:start w:val="1"/>
+      <w:numFmt w:val="bullet"/>
+      <w:lvlText w:val=""/>
+      <w:lvlJc w:val="left"/>
+      <w:pPr>
+        <w:ind w:left="6840" w:hanging="360"/>
+      </w:pPr>
+      <w:rPr>
+        <w:rFonts w:ascii="Wingdings" w:hAnsi="Wingdings" w:hint="default"/>
+      </w:rPr>
+    </w:lvl>
+  </w:abstractNum>
+  <w:abstractNum w:abstractNumId="22" w15:restartNumberingAfterBreak="0">
+    <w:nsid w:val="79F16BA3"/>
+    <w:multiLevelType w:val="hybridMultilevel"/>
+    <w:tmpl w:val="3FB8FB5C"/>
+    <w:lvl w:ilvl="0" w:tplc="0409000F">
+      <w:start w:val="1"/>
+      <w:numFmt w:val="decimal"/>
+      <w:lvlText w:val="%1."/>
+      <w:lvlJc w:val="left"/>
+      <w:pPr>
+        <w:ind w:left="720" w:hanging="360"/>
+      </w:pPr>
+    </w:lvl>
+    <w:lvl w:ilvl="1" w:tplc="04090019" w:tentative="1">
+      <w:start w:val="1"/>
+      <w:numFmt w:val="lowerLetter"/>
+      <w:lvlText w:val="%2."/>
+      <w:lvlJc w:val="left"/>
+      <w:pPr>
+        <w:ind w:left="1440" w:hanging="360"/>
+      </w:pPr>
+    </w:lvl>
+    <w:lvl w:ilvl="2" w:tplc="0409001B" w:tentative="1">
+      <w:start w:val="1"/>
+      <w:numFmt w:val="lowerRoman"/>
+      <w:lvlText w:val="%3."/>
+      <w:lvlJc w:val="right"/>
+      <w:pPr>
+        <w:ind w:left="2160" w:hanging="180"/>
+      </w:pPr>
+    </w:lvl>
+    <w:lvl w:ilvl="3" w:tplc="0409000F" w:tentative="1">
+      <w:start w:val="1"/>
+      <w:numFmt w:val="decimal"/>
+      <w:lvlText w:val="%4."/>
+      <w:lvlJc w:val="left"/>
+      <w:pPr>
+        <w:ind w:left="2880" w:hanging="360"/>
+      </w:pPr>
+    </w:lvl>
+    <w:lvl w:ilvl="4" w:tplc="04090019" w:tentative="1">
+      <w:start w:val="1"/>
+      <w:numFmt w:val="lowerLetter"/>
+      <w:lvlText w:val="%5."/>
+      <w:lvlJc w:val="left"/>
+      <w:pPr>
+        <w:ind w:left="3600" w:hanging="360"/>
+      </w:pPr>
+    </w:lvl>
+    <w:lvl w:ilvl="5" w:tplc="0409001B" w:tentative="1">
+      <w:start w:val="1"/>
+      <w:numFmt w:val="lowerRoman"/>
+      <w:lvlText w:val="%6."/>
+      <w:lvlJc w:val="right"/>
+      <w:pPr>
+        <w:ind w:left="4320" w:hanging="180"/>
+      </w:pPr>
+    </w:lvl>
+    <w:lvl w:ilvl="6" w:tplc="0409000F" w:tentative="1">
+      <w:start w:val="1"/>
+      <w:numFmt w:val="decimal"/>
+      <w:lvlText w:val="%7."/>
+      <w:lvlJc w:val="left"/>
+      <w:pPr>
+        <w:ind w:left="5040" w:hanging="360"/>
+      </w:pPr>
+    </w:lvl>
+    <w:lvl w:ilvl="7" w:tplc="04090019" w:tentative="1">
+      <w:start w:val="1"/>
+      <w:numFmt w:val="lowerLetter"/>
+      <w:lvlText w:val="%8."/>
+      <w:lvlJc w:val="left"/>
+      <w:pPr>
+        <w:ind w:left="5760" w:hanging="360"/>
+      </w:pPr>
+    </w:lvl>
+    <w:lvl w:ilvl="8" w:tplc="0409001B" w:tentative="1">
+      <w:start w:val="1"/>
+      <w:numFmt w:val="lowerRoman"/>
+      <w:lvlText w:val="%9."/>
+      <w:lvlJc w:val="right"/>
+      <w:pPr>
+        <w:ind w:left="6480" w:hanging="180"/>
+      </w:pPr>
+    </w:lvl>
+  </w:abstractNum>
+  <w:abstractNum w:abstractNumId="23" w15:restartNumberingAfterBreak="0">
+    <w:nsid w:val="7D660DB6"/>
+    <w:multiLevelType w:val="hybridMultilevel"/>
+    <w:tmpl w:val="82A0B62E"/>
+    <w:lvl w:ilvl="0" w:tplc="04090001">
+      <w:start w:val="1"/>
+      <w:numFmt w:val="bullet"/>
+      <w:lvlText w:val=""/>
+      <w:lvlJc w:val="left"/>
+      <w:pPr>
+        <w:ind w:left="720" w:hanging="360"/>
+      </w:pPr>
+      <w:rPr>
+        <w:rFonts w:ascii="Symbol" w:hAnsi="Symbol" w:hint="default"/>
+      </w:rPr>
+    </w:lvl>
+    <w:lvl w:ilvl="1" w:tplc="04090003" w:tentative="1">
       <w:start w:val="1"/>
       <w:numFmt w:val="bullet"/>
       <w:lvlText w:val="o"/>
@@ -7113,37 +11087,73 @@
     <w:abstractNumId w:val="2"/>
   </w:num>
   <w:num w:numId="2">
-    <w:abstractNumId w:val="11"/>
+    <w:abstractNumId w:val="19"/>
   </w:num>
   <w:num w:numId="3">
-    <w:abstractNumId w:val="7"/>
+    <w:abstractNumId w:val="11"/>
   </w:num>
   <w:num w:numId="4">
     <w:abstractNumId w:val="0"/>
   </w:num>
   <w:num w:numId="5">
-    <w:abstractNumId w:val="5"/>
+    <w:abstractNumId w:val="8"/>
   </w:num>
   <w:num w:numId="6">
-    <w:abstractNumId w:val="4"/>
+    <w:abstractNumId w:val="6"/>
   </w:num>
   <w:num w:numId="7">
-    <w:abstractNumId w:val="10"/>
+    <w:abstractNumId w:val="16"/>
   </w:num>
   <w:num w:numId="8">
     <w:abstractNumId w:val="3"/>
   </w:num>
   <w:num w:numId="9">
-    <w:abstractNumId w:val="9"/>
+    <w:abstractNumId w:val="15"/>
   </w:num>
   <w:num w:numId="10">
-    <w:abstractNumId w:val="6"/>
+    <w:abstractNumId w:val="10"/>
   </w:num>
   <w:num w:numId="11">
     <w:abstractNumId w:val="1"/>
   </w:num>
   <w:num w:numId="12">
-    <w:abstractNumId w:val="8"/>
+    <w:abstractNumId w:val="12"/>
+  </w:num>
+  <w:num w:numId="13">
+    <w:abstractNumId w:val="21"/>
+  </w:num>
+  <w:num w:numId="14">
+    <w:abstractNumId w:val="14"/>
+  </w:num>
+  <w:num w:numId="15">
+    <w:abstractNumId w:val="5"/>
+  </w:num>
+  <w:num w:numId="16">
+    <w:abstractNumId w:val="18"/>
+  </w:num>
+  <w:num w:numId="17">
+    <w:abstractNumId w:val="17"/>
+  </w:num>
+  <w:num w:numId="18">
+    <w:abstractNumId w:val="23"/>
+  </w:num>
+  <w:num w:numId="19">
+    <w:abstractNumId w:val="22"/>
+  </w:num>
+  <w:num w:numId="20">
+    <w:abstractNumId w:val="13"/>
+  </w:num>
+  <w:num w:numId="21">
+    <w:abstractNumId w:val="9"/>
+  </w:num>
+  <w:num w:numId="22">
+    <w:abstractNumId w:val="7"/>
+  </w:num>
+  <w:num w:numId="23">
+    <w:abstractNumId w:val="20"/>
+  </w:num>
+  <w:num w:numId="24">
+    <w:abstractNumId w:val="4"/>
   </w:num>
 </w:numbering>
 </file>
@@ -7876,6 +11886,62 @@
       <w:u w:val="single"/>
     </w:rPr>
   </w:style>
+  <w:style w:type="character" w:styleId="FollowedHyperlink">
+    <w:name w:val="FollowedHyperlink"/>
+    <w:basedOn w:val="DefaultParagraphFont"/>
+    <w:uiPriority w:val="99"/>
+    <w:semiHidden/>
+    <w:unhideWhenUsed/>
+    <w:rsid w:val="009340F1"/>
+    <w:rPr>
+      <w:color w:val="954F72" w:themeColor="followedHyperlink"/>
+      <w:u w:val="single"/>
+    </w:rPr>
+  </w:style>
+  <w:style w:type="paragraph" w:styleId="Header">
+    <w:name w:val="header"/>
+    <w:basedOn w:val="Normal"/>
+    <w:link w:val="HeaderChar"/>
+    <w:uiPriority w:val="99"/>
+    <w:unhideWhenUsed/>
+    <w:rsid w:val="000A4F45"/>
+    <w:pPr>
+      <w:tabs>
+        <w:tab w:val="center" w:pos="4680"/>
+        <w:tab w:val="right" w:pos="9360"/>
+      </w:tabs>
+      <w:spacing w:after="0" w:line="240" w:lineRule="auto"/>
+    </w:pPr>
+  </w:style>
+  <w:style w:type="character" w:customStyle="1" w:styleId="HeaderChar">
+    <w:name w:val="Header Char"/>
+    <w:basedOn w:val="DefaultParagraphFont"/>
+    <w:link w:val="Header"/>
+    <w:uiPriority w:val="99"/>
+    <w:rsid w:val="000A4F45"/>
+  </w:style>
+  <w:style w:type="paragraph" w:styleId="Footer">
+    <w:name w:val="footer"/>
+    <w:basedOn w:val="Normal"/>
+    <w:link w:val="FooterChar"/>
+    <w:uiPriority w:val="99"/>
+    <w:unhideWhenUsed/>
+    <w:rsid w:val="000A4F45"/>
+    <w:pPr>
+      <w:tabs>
+        <w:tab w:val="center" w:pos="4680"/>
+        <w:tab w:val="right" w:pos="9360"/>
+      </w:tabs>
+      <w:spacing w:after="0" w:line="240" w:lineRule="auto"/>
+    </w:pPr>
+  </w:style>
+  <w:style w:type="character" w:customStyle="1" w:styleId="FooterChar">
+    <w:name w:val="Footer Char"/>
+    <w:basedOn w:val="DefaultParagraphFont"/>
+    <w:link w:val="Footer"/>
+    <w:uiPriority w:val="99"/>
+    <w:rsid w:val="000A4F45"/>
+  </w:style>
 </w:styles>
 </file>
 
@@ -8145,7 +12211,7 @@
 </file>
 
 <file path=customXml/itemProps1.xml><?xml version="1.0" encoding="utf-8"?>
-<ds:datastoreItem xmlns:ds="http://schemas.openxmlformats.org/officeDocument/2006/customXml" ds:itemID="{C09A52C3-75F7-473E-83A4-5F3C299CBE2F}">
+<ds:datastoreItem xmlns:ds="http://schemas.openxmlformats.org/officeDocument/2006/customXml" ds:itemID="{019355F8-EA3D-47AC-B3D2-69FB33E4AE1E}">
   <ds:schemaRefs>
     <ds:schemaRef ds:uri="http://schemas.openxmlformats.org/officeDocument/2006/bibliography"/>
   </ds:schemaRefs>
